--- a/downloads/workbook/ai-2-week-01.docx
+++ b/downloads/workbook/ai-2-week-01.docx
@@ -1215,6 +1215,178 @@
         <w:t>Project connection: Use small predicted traces when translating the Transparent Book Recommender’s paper logic into code.</w:t>
       </w:r>
     </w:p>
+    <w:p>
+      <w:pPr>
+        <w:pStyle w:val="Heading1"/>
+      </w:pPr>
+      <w:r>
+        <w:t>19. Project portfolio milestone</w:t>
+      </w:r>
+    </w:p>
+    <w:p>
+      <w:r>
+        <w:t>Project: Transparent Book Recommender</w:t>
+      </w:r>
+    </w:p>
+    <w:p>
+      <w:r>
+        <w:t>Current milestone: Frame the need. Name the user, the problem, allowed inputs and a safe simple starting method.</w:t>
+      </w:r>
+    </w:p>
+    <w:p>
+      <w:r>
+        <w:t>Use small predicted traces when translating the Transparent Book Recommender’s paper logic into code.</w:t>
+      </w:r>
+    </w:p>
+    <w:tbl>
+      <w:tblPr>
+        <w:tblStyle w:val="LightShading-Accent1"/>
+        <w:tblW w:type="auto" w:w="0"/>
+        <w:tblLook w:firstColumn="1" w:firstRow="1" w:lastColumn="0" w:lastRow="0" w:noHBand="0" w:noVBand="1" w:val="04A0"/>
+      </w:tblPr>
+      <w:tblGrid>
+        <w:gridCol w:w="5112"/>
+        <w:gridCol w:w="5112"/>
+      </w:tblGrid>
+      <w:tr>
+        <w:trPr>
+          <w:tblHeader/>
+        </w:trPr>
+        <w:tc>
+          <w:tcPr>
+            <w:tcW w:type="dxa" w:w="5112"/>
+          </w:tcPr>
+          <w:p>
+            <w:r>
+              <w:t>Evidence to keep</w:t>
+            </w:r>
+          </w:p>
+        </w:tc>
+        <w:tc>
+          <w:tcPr>
+            <w:tcW w:type="dxa" w:w="5112"/>
+          </w:tcPr>
+          <w:p>
+            <w:r>
+              <w:t>My record</w:t>
+            </w:r>
+          </w:p>
+        </w:tc>
+      </w:tr>
+      <w:tr>
+        <w:tc>
+          <w:tcPr>
+            <w:tcW w:type="dxa" w:w="5112"/>
+          </w:tcPr>
+          <w:p>
+            <w:r>
+              <w:t>This week’s input and deciding step</w:t>
+            </w:r>
+          </w:p>
+        </w:tc>
+        <w:tc>
+          <w:tcPr>
+            <w:tcW w:type="dxa" w:w="5112"/>
+          </w:tcPr>
+          <w:p>
+            <w:r/>
+          </w:p>
+        </w:tc>
+      </w:tr>
+      <w:tr>
+        <w:tc>
+          <w:tcPr>
+            <w:tcW w:type="dxa" w:w="5112"/>
+          </w:tcPr>
+          <w:p>
+            <w:r>
+              <w:t>Prediction and actual result (or labelled paper trace)</w:t>
+            </w:r>
+          </w:p>
+        </w:tc>
+        <w:tc>
+          <w:tcPr>
+            <w:tcW w:type="dxa" w:w="5112"/>
+          </w:tcPr>
+          <w:p>
+            <w:r/>
+          </w:p>
+        </w:tc>
+      </w:tr>
+      <w:tr>
+        <w:tc>
+          <w:tcPr>
+            <w:tcW w:type="dxa" w:w="5112"/>
+          </w:tcPr>
+          <w:p>
+            <w:r>
+              <w:t>One change since the previous checkpoint and why</w:t>
+            </w:r>
+          </w:p>
+        </w:tc>
+        <w:tc>
+          <w:tcPr>
+            <w:tcW w:type="dxa" w:w="5112"/>
+          </w:tcPr>
+          <w:p>
+            <w:r/>
+          </w:p>
+        </w:tc>
+      </w:tr>
+      <w:tr>
+        <w:tc>
+          <w:tcPr>
+            <w:tcW w:type="dxa" w:w="5112"/>
+          </w:tcPr>
+          <w:p>
+            <w:r>
+              <w:t>One error or limit and the next test</w:t>
+            </w:r>
+          </w:p>
+        </w:tc>
+        <w:tc>
+          <w:tcPr>
+            <w:tcW w:type="dxa" w:w="5112"/>
+          </w:tcPr>
+          <w:p>
+            <w:r/>
+          </w:p>
+        </w:tc>
+      </w:tr>
+    </w:tbl>
+    <w:p>
+      <w:pPr>
+        <w:pStyle w:val="Heading3"/>
+      </w:pPr>
+      <w:r>
+        <w:t>Explain what this week adds to your project. Reuse last week’s record rather than starting again.</w:t>
+      </w:r>
+    </w:p>
+    <w:p>
+      <w:r>
+        <w:t>________________________________________________________________</w:t>
+      </w:r>
+    </w:p>
+    <w:p>
+      <w:r>
+        <w:t>________________________________________________________________</w:t>
+      </w:r>
+    </w:p>
+    <w:p>
+      <w:r>
+        <w:t>________________________________________________________________</w:t>
+      </w:r>
+    </w:p>
+    <w:p>
+      <w:r>
+        <w:t>________________________________________________________________</w:t>
+      </w:r>
+    </w:p>
+    <w:p>
+      <w:r>
+        <w:t>________________________________________________________________</w:t>
+      </w:r>
+    </w:p>
     <w:sectPr>
       <w:pgSz w:w="12240" w:h="15840"/>
       <w:pgMar w:top="936" w:right="1008" w:bottom="936" w:left="1008" w:header="720" w:footer="720" w:gutter="0"/>

--- a/downloads/workbook/ai-2-week-01.docx
+++ b/downloads/workbook/ai-2-week-01.docx
@@ -1387,6 +1387,243 @@
         <w:t>________________________________________________________________</w:t>
       </w:r>
     </w:p>
+    <w:p>
+      <w:pPr>
+        <w:pStyle w:val="Heading1"/>
+      </w:pPr>
+      <w:r>
+        <w:t>20. Supported practice and learning evidence</w:t>
+      </w:r>
+    </w:p>
+    <w:p>
+      <w:r>
+        <w:t>Use this supported practice once, in the browser or on paper. Keep the reserved independent assessment for a separate first attempt before teacher feedback.</w:t>
+      </w:r>
+    </w:p>
+    <w:p>
+      <w:r>
+        <w:t>A fictional book-box counter has three boxes with five books each and two loose books.</w:t>
+      </w:r>
+    </w:p>
+    <w:p>
+      <w:pPr>
+        <w:pStyle w:val="Heading3"/>
+      </w:pPr>
+      <w:r>
+        <w:t>Practice 1: explain the deciding evidence</w:t>
+      </w:r>
+    </w:p>
+    <w:p>
+      <w:r>
+        <w:t>Which labelled step matches this detail? The program prints 17 once.</w:t>
+      </w:r>
+    </w:p>
+    <w:p>
+      <w:r>
+        <w:t>1. Read input</w:t>
+      </w:r>
+    </w:p>
+    <w:p>
+      <w:r>
+        <w:t>2. Print</w:t>
+      </w:r>
+    </w:p>
+    <w:p>
+      <w:r>
+        <w:t>3. Multiply</w:t>
+      </w:r>
+    </w:p>
+    <w:p>
+      <w:r>
+        <w:t>4. Update total</w:t>
+      </w:r>
+    </w:p>
+    <w:p>
+      <w:pPr>
+        <w:pStyle w:val="Heading3"/>
+      </w:pPr>
+      <w:r>
+        <w:t>My selected conclusion, deciding fact and explanation</w:t>
+      </w:r>
+    </w:p>
+    <w:p>
+      <w:r>
+        <w:t>________________________________________________________________</w:t>
+      </w:r>
+    </w:p>
+    <w:p>
+      <w:r>
+        <w:t>________________________________________________________________</w:t>
+      </w:r>
+    </w:p>
+    <w:p>
+      <w:r>
+        <w:t>________________________________________________________________</w:t>
+      </w:r>
+    </w:p>
+    <w:p>
+      <w:r>
+        <w:t>________________________________________________________________</w:t>
+      </w:r>
+    </w:p>
+    <w:p>
+      <w:r>
+        <w:t>________________________________________________________________</w:t>
+      </w:r>
+    </w:p>
+    <w:p>
+      <w:r>
+        <w:t>Hint if needed: Read the steps in the pictorial case. Match the supplied detail to the stage that performs or records it.</w:t>
+      </w:r>
+    </w:p>
+    <w:p>
+      <w:r>
+        <w:t>After your attempt, compare with the supported explanation: Print The program prints 17 once. Assignment replaces a variable’s stored value. In total=total+2, Python first reads the current total on the right, calculates 17, then assigns that result to total on the left. The equal sign is an instruction here, not a claim that 15 and 17 are mathematically equal. Predict output before running.</w:t>
+      </w:r>
+    </w:p>
+    <w:p>
+      <w:pPr>
+        <w:pStyle w:val="Heading3"/>
+      </w:pPr>
+      <w:r>
+        <w:t>Practice 2: explain the deciding evidence</w:t>
+      </w:r>
+    </w:p>
+    <w:p>
+      <w:r>
+        <w:t>Changed-case practice: Set boxes=0, keeping the two loose books. Which conclusion is supported by the supplied facts?</w:t>
+      </w:r>
+    </w:p>
+    <w:p>
+      <w:r>
+        <w:t>1. This one example guarantees correct results for every future input.</w:t>
+      </w:r>
+    </w:p>
+    <w:p>
+      <w:r>
+        <w:t>2. The printed result is 2.</w:t>
+      </w:r>
+    </w:p>
+    <w:p>
+      <w:r>
+        <w:t>3. We can decide the result without examining the changed input or the procedure.</w:t>
+      </w:r>
+    </w:p>
+    <w:p>
+      <w:pPr>
+        <w:pStyle w:val="Heading3"/>
+      </w:pPr>
+      <w:r>
+        <w:t>My selected conclusion, deciding fact and explanation</w:t>
+      </w:r>
+    </w:p>
+    <w:p>
+      <w:r>
+        <w:t>________________________________________________________________</w:t>
+      </w:r>
+    </w:p>
+    <w:p>
+      <w:r>
+        <w:t>________________________________________________________________</w:t>
+      </w:r>
+    </w:p>
+    <w:p>
+      <w:r>
+        <w:t>________________________________________________________________</w:t>
+      </w:r>
+    </w:p>
+    <w:p>
+      <w:r>
+        <w:t>________________________________________________________________</w:t>
+      </w:r>
+    </w:p>
+    <w:p>
+      <w:r>
+        <w:t>________________________________________________________________</w:t>
+      </w:r>
+    </w:p>
+    <w:p>
+      <w:r>
+        <w:t>Hint if needed: Use the changed condition and the deciding step in the pictorial trace. The answer must say what follows from those facts.</w:t>
+      </w:r>
+    </w:p>
+    <w:p>
+      <w:r>
+        <w:t>After your attempt, compare with the supported explanation: The printed result is 2. 0×5+2=2; there is no rule saying zero boxes means zero loose books.</w:t>
+      </w:r>
+    </w:p>
+    <w:p>
+      <w:pPr>
+        <w:pStyle w:val="Heading3"/>
+      </w:pPr>
+      <w:r>
+        <w:t>Repair a missing building block</w:t>
+      </w:r>
+    </w:p>
+    <w:p>
+      <w:r>
+        <w:t>Review Expo and Defense (ai-1/36). Goal: Evaluate a saved candidate and a manual baseline fairly. Short practice: Write one defensible success statement and one claim the evidence cannot support.. Return to this week and explain what you changed.</w:t>
+      </w:r>
+    </w:p>
+    <w:p>
+      <w:pPr>
+        <w:pStyle w:val="Heading3"/>
+      </w:pPr>
+      <w:r>
+        <w:t>Predict, run and debug</w:t>
+      </w:r>
+    </w:p>
+    <w:p>
+      <w:r>
+        <w:t>The browser lab lets you edit the supported Python examples already included in this lesson. Predict first, run, inspect the actual output or error, change one input, then run again. Keep code, predictions, actual results and a reasoned revision together. On paper, label your result as a trace rather than an execution.</w:t>
+      </w:r>
+    </w:p>
+    <w:p>
+      <w:pPr>
+        <w:pStyle w:val="Heading3"/>
+      </w:pPr>
+      <w:r>
+        <w:t>Keep your completed work</w:t>
+      </w:r>
+    </w:p>
+    <w:p>
+      <w:r>
+        <w:t>Use Download completed work in the hosted lesson to export your answers, reflections, practice feedback and code-run evidence. Open the HTML copy to read or print it. Drafts stay in this browser when storage is available; clear drafts on a shared device.</w:t>
+      </w:r>
+    </w:p>
+    <w:p>
+      <w:pPr>
+        <w:pStyle w:val="Heading3"/>
+      </w:pPr>
+      <w:r>
+        <w:t>What I repaired, the evidence I kept and the next test</w:t>
+      </w:r>
+    </w:p>
+    <w:p>
+      <w:r>
+        <w:t>________________________________________________________________</w:t>
+      </w:r>
+    </w:p>
+    <w:p>
+      <w:r>
+        <w:t>________________________________________________________________</w:t>
+      </w:r>
+    </w:p>
+    <w:p>
+      <w:r>
+        <w:t>________________________________________________________________</w:t>
+      </w:r>
+    </w:p>
+    <w:p>
+      <w:r>
+        <w:t>________________________________________________________________</w:t>
+      </w:r>
+    </w:p>
+    <w:p>
+      <w:r>
+        <w:t>________________________________________________________________</w:t>
+      </w:r>
+    </w:p>
     <w:sectPr>
       <w:pgSz w:w="12240" w:h="15840"/>
       <w:pgMar w:top="936" w:right="1008" w:bottom="936" w:left="1008" w:header="720" w:footer="720" w:gutter="0"/>

--- a/downloads/workbook/ai-2-week-01.docx
+++ b/downloads/workbook/ai-2-week-01.docx
@@ -30,6 +30,17 @@
     </w:p>
     <w:p>
       <w:r>
+        <w:t>Record your starting explanation for Precision in Algorithms before opening notes. Show any later correction separately.</w:t>
+      </w:r>
+    </w:p>
+    <w:p>
+      <w:pPr>
+        <w:spacing w:line="336" w:lineRule="auto" w:after="180"/>
+      </w:pPr>
+      <w:r>
+        <w:rPr>
+          <w:b w:val="0"/>
+        </w:rPr>
         <w:t>Try the recall before opening notes. Then use a different colour or a labelled second line to correct your explanation.</w:t>
       </w:r>
     </w:p>
@@ -42,7 +53,13 @@
       </w:r>
     </w:p>
     <w:p>
-      <w:r>
+      <w:pPr>
+        <w:spacing w:line="336" w:lineRule="auto" w:after="180"/>
+      </w:pPr>
+      <w:r>
+        <w:rPr>
+          <w:b w:val="0"/>
+        </w:rPr>
         <w:t>Without opening the old lesson, explain one key idea from Expo and Defense. Give an example and a mistake that the idea helps you avoid.</w:t>
       </w:r>
     </w:p>
@@ -79,7 +96,30 @@
     </w:p>
     <w:p>
       <w:r>
-        <w:t>Use W2: Predict then observe for From a paper algorithm to Python. Record the answer once; the lesson and workbook refer to the same attempt.</w:t>
+        <w:t>Complete the supported Precision in Algorithms trace and record the first step you can explain without help.</w:t>
+      </w:r>
+    </w:p>
+    <w:p>
+      <w:pPr>
+        <w:spacing w:line="336" w:lineRule="auto" w:after="180"/>
+      </w:pPr>
+      <w:r>
+        <w:rPr>
+          <w:b w:val="0"/>
+        </w:rPr>
+        <w:t xml:space="preserve">Use W2: Predict then observe for From a paper </w:t>
+      </w:r>
+      <w:r>
+        <w:rPr>
+          <w:b/>
+        </w:rPr>
+        <w:t>algorithm</w:t>
+      </w:r>
+      <w:r>
+        <w:rPr>
+          <w:b w:val="0"/>
+        </w:rPr>
+        <w:t xml:space="preserve"> to Python. Record the answer once; the lesson and workbook refer to the same attempt.</w:t>
       </w:r>
     </w:p>
     <w:tbl>
@@ -207,7 +247,41 @@
     </w:p>
     <w:p>
       <w:r>
-        <w:t>Use the worked case for From a paper algorithm to Python. Proposed explanation: “An equals sign displays the answer”. Decide whether this explanation is supported. Point to the step or supplied fact that decides; explain your repair if needed.</w:t>
+        <w:t>Check the proposed Precision in Algorithms explanation against the supplied facts before discussing it.</w:t>
+      </w:r>
+    </w:p>
+    <w:p>
+      <w:pPr>
+        <w:spacing w:line="336" w:lineRule="auto" w:after="180"/>
+      </w:pPr>
+      <w:r>
+        <w:rPr>
+          <w:b w:val="0"/>
+        </w:rPr>
+        <w:t xml:space="preserve">Use the worked case for From a paper </w:t>
+      </w:r>
+      <w:r>
+        <w:rPr>
+          <w:b/>
+        </w:rPr>
+        <w:t>algorithm</w:t>
+      </w:r>
+      <w:r>
+        <w:rPr>
+          <w:b w:val="0"/>
+        </w:rPr>
+        <w:t xml:space="preserve"> to Python. Proposed explanation: “An equals sign displays the answer”. Decide whether this explanation is supported.</w:t>
+      </w:r>
+    </w:p>
+    <w:p>
+      <w:pPr>
+        <w:spacing w:line="336" w:lineRule="auto" w:after="180"/>
+      </w:pPr>
+      <w:r>
+        <w:rPr>
+          <w:b w:val="0"/>
+        </w:rPr>
+        <w:t>Point to the step or supplied fact that decides; explain your repair if needed.</w:t>
       </w:r>
     </w:p>
     <w:p>
@@ -247,6 +321,11 @@
       </w:r>
     </w:p>
     <w:p>
+      <w:r>
+        <w:t>Write one first attempt at the reserved independent case before feedback. Repeated copies of that case refer to the same recorded attempt.</w:t>
+      </w:r>
+    </w:p>
+    <w:p>
       <w:pPr>
         <w:pStyle w:val="Heading3"/>
       </w:pPr>
@@ -255,8 +334,26 @@
       </w:r>
     </w:p>
     <w:p>
-      <w:r>
-        <w:t>A fictional shelf has 3 trays of 7 tiles each. Write a four-line Python script using trays, per_tray and tiles. Predict its output. Then change only trays to 0 and predict again. Explain why adding the two quantities is wrong.</w:t>
+      <w:pPr>
+        <w:spacing w:line="336" w:lineRule="auto" w:after="180"/>
+      </w:pPr>
+      <w:r>
+        <w:rPr>
+          <w:b w:val="0"/>
+        </w:rPr>
+        <w:t xml:space="preserve">A fictional shelf has 3 trays of 7 tiles each. Write a four-line Python script using trays, per_tray and tiles. Predict its </w:t>
+      </w:r>
+      <w:r>
+        <w:rPr>
+          <w:b/>
+        </w:rPr>
+        <w:t>output</w:t>
+      </w:r>
+      <w:r>
+        <w:rPr>
+          <w:b w:val="0"/>
+        </w:rPr>
+        <w:t>. Then change only trays to 0 and predict again. Explain why adding the two quantities is wrong.</w:t>
       </w:r>
     </w:p>
     <w:p>
@@ -303,7 +400,13 @@
       </w:r>
     </w:p>
     <w:p>
-      <w:r>
+      <w:pPr>
+        <w:spacing w:line="336" w:lineRule="auto" w:after="180"/>
+      </w:pPr>
+      <w:r>
+        <w:rPr>
+          <w:b w:val="0"/>
+        </w:rPr>
         <w:t>Attempt this case before feedback. Record any help. Earlier examples below are further practice; a case already practised with feedback cannot establish fresh transfer.</w:t>
       </w:r>
     </w:p>
@@ -317,7 +420,42 @@
     </w:p>
     <w:p>
       <w:r>
-        <w:t>Write an algorithm for borrowing a classroom book when the book may already be on loan. Include inputs, a no-copy-available outcome and a check that prevents two borrowers receiving the same copy.</w:t>
+        <w:t>Connect the Precision in Algorithms target to a trace and a justified conclusion.</w:t>
+      </w:r>
+    </w:p>
+    <w:p>
+      <w:pPr>
+        <w:spacing w:line="336" w:lineRule="auto" w:after="180"/>
+      </w:pPr>
+      <w:r>
+        <w:rPr>
+          <w:b w:val="0"/>
+        </w:rPr>
+        <w:t xml:space="preserve">Write an </w:t>
+      </w:r>
+      <w:r>
+        <w:rPr>
+          <w:b/>
+        </w:rPr>
+        <w:t>algorithm</w:t>
+      </w:r>
+      <w:r>
+        <w:rPr>
+          <w:b w:val="0"/>
+        </w:rPr>
+        <w:t xml:space="preserve"> for borrowing a classroom book when the book may already be on loan. Include </w:t>
+      </w:r>
+      <w:r>
+        <w:rPr>
+          <w:b/>
+        </w:rPr>
+        <w:t>input</w:t>
+      </w:r>
+      <w:r>
+        <w:rPr>
+          <w:b w:val="0"/>
+        </w:rPr>
+        <w:t>s, a no-copy-available outcome and a check that prevents two borrowers receiving the same copy.</w:t>
       </w:r>
     </w:p>
     <w:p>
@@ -330,17 +468,82 @@
     </w:p>
     <w:p>
       <w:r>
-        <w:t>A sandwich algorithm says add spread, close it, cut it, without stating materials or directions.</w:t>
-      </w:r>
-    </w:p>
-    <w:p>
-      <w:r>
-        <w:t>Expose assumptions and write a precise paper simulation.</w:t>
-      </w:r>
-    </w:p>
-    <w:p>
-      <w:r>
-        <w:t>Show your trace, calculation or evidence</w:t>
+        <w:t>Solve the supplied Precision in Algorithms case and show the deciding evidence.</w:t>
+      </w:r>
+    </w:p>
+    <w:p>
+      <w:pPr>
+        <w:spacing w:line="336" w:lineRule="auto" w:after="180"/>
+      </w:pPr>
+      <w:r>
+        <w:rPr>
+          <w:b w:val="0"/>
+        </w:rPr>
+        <w:t xml:space="preserve">A sandwich </w:t>
+      </w:r>
+      <w:r>
+        <w:rPr>
+          <w:b/>
+        </w:rPr>
+        <w:t>algorithm</w:t>
+      </w:r>
+      <w:r>
+        <w:rPr>
+          <w:b w:val="0"/>
+        </w:rPr>
+        <w:t xml:space="preserve"> says add spread, close it, cut it, without stating materials or directions.</w:t>
+      </w:r>
+    </w:p>
+    <w:p>
+      <w:pPr>
+        <w:spacing w:line="336" w:lineRule="auto" w:after="180"/>
+      </w:pPr>
+      <w:r>
+        <w:rPr>
+          <w:b w:val="0"/>
+        </w:rPr>
+        <w:t xml:space="preserve">Expose </w:t>
+      </w:r>
+      <w:r>
+        <w:rPr>
+          <w:b/>
+        </w:rPr>
+        <w:t>assumption</w:t>
+      </w:r>
+      <w:r>
+        <w:rPr>
+          <w:b w:val="0"/>
+        </w:rPr>
+        <w:t xml:space="preserve">s and write a </w:t>
+      </w:r>
+      <w:r>
+        <w:rPr>
+          <w:b/>
+        </w:rPr>
+        <w:t>precise</w:t>
+      </w:r>
+      <w:r>
+        <w:rPr>
+          <w:b w:val="0"/>
+        </w:rPr>
+        <w:t xml:space="preserve"> paper simulation.</w:t>
+      </w:r>
+    </w:p>
+    <w:p>
+      <w:pPr>
+        <w:spacing w:line="336" w:lineRule="auto" w:after="180"/>
+      </w:pPr>
+      <w:r>
+        <w:rPr>
+          <w:b w:val="0"/>
+        </w:rPr>
+        <w:t xml:space="preserve">Show your trace, calculation or </w:t>
+      </w:r>
+      <w:r>
+        <w:rPr>
+          <w:b/>
+        </w:rPr>
+        <w:t>evidence</w:t>
       </w:r>
     </w:p>
     <w:p>
@@ -386,11 +589,28 @@
     </w:p>
     <w:p>
       <w:r>
+        <w:t>Apply the procedure to the changed case and record why the conclusion follows.</w:t>
+      </w:r>
+    </w:p>
+    <w:p>
+      <w:pPr>
+        <w:spacing w:line="336" w:lineRule="auto" w:after="180"/>
+      </w:pPr>
+      <w:r>
+        <w:rPr>
+          <w:b w:val="0"/>
+        </w:rPr>
         <w:t>A robot starts at square 0. Replace move a bit and stop nearby with instructions that put it exactly on square 3 using steps of one square.</w:t>
       </w:r>
     </w:p>
     <w:p>
-      <w:r>
+      <w:pPr>
+        <w:spacing w:line="336" w:lineRule="auto" w:after="180"/>
+      </w:pPr>
+      <w:r>
+        <w:rPr>
+          <w:b w:val="0"/>
+        </w:rPr>
         <w:t>My independent answer and reason</w:t>
       </w:r>
     </w:p>
@@ -445,7 +665,30 @@
     </w:p>
     <w:p>
       <w:r>
-        <w:t>Create a changed input, boundary case or missing-information case. Write the expected answer or safe response before testing.</w:t>
+        <w:t>Specify a changed input, expected result and observation separately.</w:t>
+      </w:r>
+    </w:p>
+    <w:p>
+      <w:pPr>
+        <w:spacing w:line="336" w:lineRule="auto" w:after="180"/>
+      </w:pPr>
+      <w:r>
+        <w:rPr>
+          <w:b w:val="0"/>
+        </w:rPr>
+        <w:t xml:space="preserve">Create a changed </w:t>
+      </w:r>
+      <w:r>
+        <w:rPr>
+          <w:b/>
+        </w:rPr>
+        <w:t>input</w:t>
+      </w:r>
+      <w:r>
+        <w:rPr>
+          <w:b w:val="0"/>
+        </w:rPr>
+        <w:t>, boundary case or missing-information case. Write the expected answer or safe response before testing.</w:t>
       </w:r>
     </w:p>
     <w:tbl>
@@ -574,12 +817,41 @@
     </w:p>
     <w:p>
       <w:r>
+        <w:t>Justify what Precision in Algorithms adds to Transparent Book Recommender and keep the evidence.</w:t>
+      </w:r>
+    </w:p>
+    <w:p>
+      <w:pPr>
+        <w:spacing w:line="336" w:lineRule="auto" w:after="180"/>
+      </w:pPr>
+      <w:r>
+        <w:rPr>
+          <w:b w:val="0"/>
+        </w:rPr>
         <w:t>Write exact scoring steps so two people rank the same book the same way.</w:t>
       </w:r>
     </w:p>
     <w:p>
-      <w:r>
-        <w:t>The project change and evidence I will keep</w:t>
+      <w:pPr>
+        <w:spacing w:line="336" w:lineRule="auto" w:after="180"/>
+      </w:pPr>
+      <w:r>
+        <w:rPr>
+          <w:b w:val="0"/>
+        </w:rPr>
+        <w:t xml:space="preserve">The project change and </w:t>
+      </w:r>
+      <w:r>
+        <w:rPr>
+          <w:b/>
+        </w:rPr>
+        <w:t>evidence</w:t>
+      </w:r>
+      <w:r>
+        <w:rPr>
+          <w:b w:val="0"/>
+        </w:rPr>
+        <w:t xml:space="preserve"> I will keep</w:t>
       </w:r>
     </w:p>
     <w:p>
@@ -625,11 +897,54 @@
     </w:p>
     <w:p>
       <w:r>
-        <w:t>I can explain the mechanism. I can show evidence. I can handle a changed case. I can name a limit. Mark each as not yet, with help or independently, and attach supporting work.</w:t>
-      </w:r>
-    </w:p>
-    <w:p>
-      <w:r>
+        <w:t>Judge explanation, evidence, transfer and limits separately; attach the work behind your judgement.</w:t>
+      </w:r>
+    </w:p>
+    <w:p>
+      <w:pPr>
+        <w:pStyle w:val="ListBullet"/>
+      </w:pPr>
+      <w:r>
+        <w:t>I can explain the mechanism.</w:t>
+      </w:r>
+    </w:p>
+    <w:p>
+      <w:pPr>
+        <w:pStyle w:val="ListBullet"/>
+      </w:pPr>
+      <w:r>
+        <w:t>I can show evidence.</w:t>
+      </w:r>
+    </w:p>
+    <w:p>
+      <w:pPr>
+        <w:pStyle w:val="ListBullet"/>
+      </w:pPr>
+      <w:r>
+        <w:t>I can handle a changed case.</w:t>
+      </w:r>
+    </w:p>
+    <w:p>
+      <w:pPr>
+        <w:pStyle w:val="ListBullet"/>
+      </w:pPr>
+      <w:r>
+        <w:t>I can name a limit.</w:t>
+      </w:r>
+    </w:p>
+    <w:p>
+      <w:r>
+        <w:t>Mark each as not yet, with help or independently, and attach supporting work.</w:t>
+      </w:r>
+    </w:p>
+    <w:p>
+      <w:pPr>
+        <w:spacing w:line="336" w:lineRule="auto" w:after="180"/>
+      </w:pPr>
+      <w:r>
+        <w:rPr>
+          <w:b w:val="0"/>
+        </w:rPr>
         <w:t>Teacher review ____________________  Next step ____________________</w:t>
       </w:r>
     </w:p>
@@ -643,7 +958,42 @@
     </w:p>
     <w:p>
       <w:r>
-        <w:t>Write an algorithm for borrowing a classroom book when the book may already be on loan. Include inputs, a no-copy-available outcome and a check that prevents two borrowers receiving the same copy.</w:t>
+        <w:t>Use this earlier case as transfer practice. A case already discussed with feedback is not fresh assessment evidence.</w:t>
+      </w:r>
+    </w:p>
+    <w:p>
+      <w:pPr>
+        <w:spacing w:line="336" w:lineRule="auto" w:after="180"/>
+      </w:pPr>
+      <w:r>
+        <w:rPr>
+          <w:b w:val="0"/>
+        </w:rPr>
+        <w:t xml:space="preserve">Write an </w:t>
+      </w:r>
+      <w:r>
+        <w:rPr>
+          <w:b/>
+        </w:rPr>
+        <w:t>algorithm</w:t>
+      </w:r>
+      <w:r>
+        <w:rPr>
+          <w:b w:val="0"/>
+        </w:rPr>
+        <w:t xml:space="preserve"> for borrowing a classroom book when the book may already be on loan. Include </w:t>
+      </w:r>
+      <w:r>
+        <w:rPr>
+          <w:b/>
+        </w:rPr>
+        <w:t>input</w:t>
+      </w:r>
+      <w:r>
+        <w:rPr>
+          <w:b w:val="0"/>
+        </w:rPr>
+        <w:t>s, a no-copy-available outcome and a check that prevents two borrowers receiving the same copy.</w:t>
       </w:r>
     </w:p>
     <w:p>
@@ -690,7 +1040,13 @@
       </w:r>
     </w:p>
     <w:p>
-      <w:r>
+      <w:pPr>
+        <w:spacing w:line="336" w:lineRule="auto" w:after="180"/>
+      </w:pPr>
+      <w:r>
+        <w:rPr>
+          <w:b w:val="0"/>
+        </w:rPr>
         <w:t>Record support used: none, hint or teacher explanation.</w:t>
       </w:r>
     </w:p>
@@ -704,6 +1060,18 @@
     </w:p>
     <w:p>
       <w:r>
+        <w:t>Connect the paper steps to Python. Apply the supplied Precision in Algorithms facts and keep your reasoning.</w:t>
+      </w:r>
+    </w:p>
+    <w:p>
+      <w:pPr>
+        <w:spacing w:line="336" w:lineRule="auto" w:after="180"/>
+        <w:shd w:fill="F5F1FB"/>
+      </w:pPr>
+      <w:r>
+        <w:rPr>
+          <w:b w:val="0"/>
+        </w:rPr>
         <w:t>Write the complete four-line script for 4 packs of 6. Beside each line explain what it does. Which line displays information?</w:t>
       </w:r>
     </w:p>
@@ -755,7 +1123,30 @@
     </w:p>
     <w:p>
       <w:r>
-        <w:t>Make records for 4 packs of 6, then 5 packs of 6. Predict before running. Record actual output, any error and what changed. If working on paper, label both results as traces.</w:t>
+        <w:t>Predict then observe. Apply the supplied Precision in Algorithms facts and keep your reasoning.</w:t>
+      </w:r>
+    </w:p>
+    <w:p>
+      <w:pPr>
+        <w:spacing w:line="336" w:lineRule="auto" w:after="180"/>
+      </w:pPr>
+      <w:r>
+        <w:rPr>
+          <w:b w:val="0"/>
+        </w:rPr>
+        <w:t xml:space="preserve">Make records for 4 packs of 6, then 5 packs of 6. Predict before running. Record actual </w:t>
+      </w:r>
+      <w:r>
+        <w:rPr>
+          <w:b/>
+        </w:rPr>
+        <w:t>output</w:t>
+      </w:r>
+      <w:r>
+        <w:rPr>
+          <w:b w:val="0"/>
+        </w:rPr>
+        <w:t>, any error and what changed. If working on paper, label both results as traces.</w:t>
       </w:r>
     </w:p>
     <w:p>
@@ -806,6 +1197,17 @@
     </w:p>
     <w:p>
       <w:r>
+        <w:t>Explain an order error. Apply the supplied Precision in Algorithms facts and keep your reasoning.</w:t>
+      </w:r>
+    </w:p>
+    <w:p>
+      <w:pPr>
+        <w:spacing w:line="336" w:lineRule="auto" w:after="180"/>
+      </w:pPr>
+      <w:r>
+        <w:rPr>
+          <w:b w:val="0"/>
+        </w:rPr>
         <w:t>Move print(total) to the first line of a fresh script. Predict what happens and why. Put the lines back into an order that meets the requirement.</w:t>
       </w:r>
     </w:p>
@@ -857,7 +1259,30 @@
     </w:p>
     <w:p>
       <w:r>
-        <w:t>A fictional shelf has 3 trays of 7 tiles each. Write a four-line Python script using trays, per_tray and tiles. Predict its output. Then change only trays to 0 and predict again. Explain why adding the two quantities is wrong.</w:t>
+        <w:t>Attempt before feedback. If this repeats the selected independent case, reuse that first attempt; otherwise keep a separate record. Transfer the procedure independently. Apply the supplied Precision in Algorithms facts and keep your reasoning.</w:t>
+      </w:r>
+    </w:p>
+    <w:p>
+      <w:pPr>
+        <w:spacing w:line="336" w:lineRule="auto" w:after="180"/>
+      </w:pPr>
+      <w:r>
+        <w:rPr>
+          <w:b w:val="0"/>
+        </w:rPr>
+        <w:t xml:space="preserve">A fictional shelf has 3 trays of 7 tiles each. Write a four-line Python script using trays, per_tray and tiles. Predict its </w:t>
+      </w:r>
+      <w:r>
+        <w:rPr>
+          <w:b/>
+        </w:rPr>
+        <w:t>output</w:t>
+      </w:r>
+      <w:r>
+        <w:rPr>
+          <w:b w:val="0"/>
+        </w:rPr>
+        <w:t>. Then change only trays to 0 and predict again. Explain why adding the two quantities is wrong.</w:t>
       </w:r>
     </w:p>
     <w:p>
@@ -913,7 +1338,30 @@
     </w:p>
     <w:p>
       <w:r>
-        <w:t>Explain the difference between a successful run and a correct calculation. State one limit of this program and what you would keep so another person can check your work.</w:t>
+        <w:t>Keep an honest conclusion. Apply the supplied Precision in Algorithms facts and keep your reasoning.</w:t>
+      </w:r>
+    </w:p>
+    <w:p>
+      <w:pPr>
+        <w:spacing w:line="336" w:lineRule="auto" w:after="180"/>
+      </w:pPr>
+      <w:r>
+        <w:rPr>
+          <w:b w:val="0"/>
+        </w:rPr>
+        <w:t xml:space="preserve">Explain the difference between a successful run and a correct calculation. State one limit of this </w:t>
+      </w:r>
+      <w:r>
+        <w:rPr>
+          <w:b/>
+        </w:rPr>
+        <w:t>program</w:t>
+      </w:r>
+      <w:r>
+        <w:rPr>
+          <w:b w:val="0"/>
+        </w:rPr>
+        <w:t xml:space="preserve"> and what you would keep so another person can check your work.</w:t>
       </w:r>
     </w:p>
     <w:p>
@@ -960,6 +1408,11 @@
       </w:pPr>
       <w:r>
         <w:t>17. Feedback, return check and learning record</w:t>
+      </w:r>
+    </w:p>
+    <w:p>
+      <w:r>
+        <w:t>Record the first repaired step and a different case to revisit after a delay.</w:t>
       </w:r>
     </w:p>
     <w:tbl>
@@ -1099,7 +1552,13 @@
       </w:tr>
     </w:tbl>
     <w:p>
-      <w:r>
+      <w:pPr>
+        <w:spacing w:line="336" w:lineRule="auto" w:after="180"/>
+      </w:pPr>
+      <w:r>
+        <w:rPr>
+          <w:b w:val="0"/>
+        </w:rPr>
         <w:t>Revisit this idea with your teacher after a delay. Familiarity is different from explaining and using it on a changed case.</w:t>
       </w:r>
     </w:p>
@@ -1113,16 +1572,39 @@
     </w:p>
     <w:p>
       <w:r>
+        <w:t>A fictional book-box counter has three boxes with five books each and two loose books. Explain the labelled step before checking the changed condition.</w:t>
+      </w:r>
+    </w:p>
+    <w:p>
+      <w:pPr>
+        <w:spacing w:line="336" w:lineRule="auto" w:after="180"/>
+      </w:pPr>
+      <w:r>
+        <w:rPr>
+          <w:b w:val="0"/>
+        </w:rPr>
         <w:t>A fictional book-box counter has three boxes with five books each and two loose books.</w:t>
       </w:r>
     </w:p>
     <w:p>
-      <w:r>
+      <w:pPr>
+        <w:spacing w:line="336" w:lineRule="auto" w:after="180"/>
+      </w:pPr>
+      <w:r>
+        <w:rPr>
+          <w:b w:val="0"/>
+        </w:rPr>
         <w:t>Python instructions: boxes=3; total=boxes*5; total=total+2; print(total).</w:t>
       </w:r>
     </w:p>
     <w:p>
-      <w:r>
+      <w:pPr>
+        <w:spacing w:line="336" w:lineRule="auto" w:after="180"/>
+      </w:pPr>
+      <w:r>
+        <w:rPr>
+          <w:b w:val="0"/>
+        </w:rPr>
         <w:t>Run the instructions in this order with ordinary integer arithmetic.</w:t>
       </w:r>
     </w:p>
@@ -1163,8 +1645,27 @@
       </w:r>
     </w:p>
     <w:p>
-      <w:r>
-        <w:t>If print(total) moves before total=total+2, what gets printed for the original input?</w:t>
+      <w:pPr>
+        <w:spacing w:line="336" w:lineRule="auto" w:after="180"/>
+        <w:shd w:fill="F5F1FB"/>
+      </w:pPr>
+      <w:r>
+        <w:rPr>
+          <w:b w:val="0"/>
+        </w:rPr>
+        <w:t xml:space="preserve">If print(total) moves before total=total+2, what gets printed for the original </w:t>
+      </w:r>
+      <w:r>
+        <w:rPr>
+          <w:b/>
+        </w:rPr>
+        <w:t>input</w:t>
+      </w:r>
+      <w:r>
+        <w:rPr>
+          <w:b w:val="0"/>
+        </w:rPr>
+        <w:t>?</w:t>
       </w:r>
     </w:p>
     <w:p>
@@ -1206,12 +1707,45 @@
       </w:r>
     </w:p>
     <w:p>
-      <w:r>
-        <w:t>Support used: alone / hint / worked example. This record is practice evidence.</w:t>
-      </w:r>
-    </w:p>
-    <w:p>
-      <w:r>
+      <w:pPr>
+        <w:pStyle w:val="Heading3"/>
+      </w:pPr>
+      <w:r>
+        <w:t>Record the help used</w:t>
+      </w:r>
+    </w:p>
+    <w:p>
+      <w:pPr>
+        <w:spacing w:line="336" w:lineRule="auto" w:after="180"/>
+        <w:shd w:fill="F1F6F8"/>
+      </w:pPr>
+      <w:r>
+        <w:rPr>
+          <w:b w:val="0"/>
+        </w:rPr>
+        <w:t xml:space="preserve">Support used: alone / hint / worked example. This record is practice </w:t>
+      </w:r>
+      <w:r>
+        <w:rPr>
+          <w:b/>
+        </w:rPr>
+        <w:t>evidence</w:t>
+      </w:r>
+      <w:r>
+        <w:rPr>
+          <w:b w:val="0"/>
+        </w:rPr>
+        <w:t>.</w:t>
+      </w:r>
+    </w:p>
+    <w:p>
+      <w:pPr>
+        <w:spacing w:line="336" w:lineRule="auto" w:after="180"/>
+      </w:pPr>
+      <w:r>
+        <w:rPr>
+          <w:b w:val="0"/>
+        </w:rPr>
         <w:t>Project connection: Use small predicted traces when translating the Transparent Book Recommender’s paper logic into code.</w:t>
       </w:r>
     </w:p>
@@ -1225,16 +1759,51 @@
     </w:p>
     <w:p>
       <w:r>
+        <w:t>Keep this week’s input, deciding step, result and limit together in the Transparent Book Recommender record.</w:t>
+      </w:r>
+    </w:p>
+    <w:p>
+      <w:pPr>
+        <w:spacing w:line="336" w:lineRule="auto" w:after="180"/>
+      </w:pPr>
+      <w:r>
+        <w:rPr>
+          <w:b w:val="0"/>
+        </w:rPr>
         <w:t>Project: Transparent Book Recommender</w:t>
       </w:r>
     </w:p>
     <w:p>
-      <w:r>
-        <w:t>Current milestone: Frame the need. Name the user, the problem, allowed inputs and a safe simple starting method.</w:t>
-      </w:r>
-    </w:p>
-    <w:p>
-      <w:r>
+      <w:pPr>
+        <w:spacing w:line="336" w:lineRule="auto" w:after="180"/>
+      </w:pPr>
+      <w:r>
+        <w:rPr>
+          <w:b w:val="0"/>
+        </w:rPr>
+        <w:t xml:space="preserve">Current milestone: Frame the need. Name the user, the problem, allowed </w:t>
+      </w:r>
+      <w:r>
+        <w:rPr>
+          <w:b/>
+        </w:rPr>
+        <w:t>input</w:t>
+      </w:r>
+      <w:r>
+        <w:rPr>
+          <w:b w:val="0"/>
+        </w:rPr>
+        <w:t>s and a safe simple starting method.</w:t>
+      </w:r>
+    </w:p>
+    <w:p>
+      <w:pPr>
+        <w:spacing w:line="336" w:lineRule="auto" w:after="180"/>
+      </w:pPr>
+      <w:r>
+        <w:rPr>
+          <w:b w:val="0"/>
+        </w:rPr>
         <w:t>Use small predicted traces when translating the Transparent Book Recommender’s paper logic into code.</w:t>
       </w:r>
     </w:p>
@@ -1397,11 +1966,28 @@
     </w:p>
     <w:p>
       <w:r>
+        <w:t>Try the supported questions before comparing with hints and feedback. Record what you repaired and the evidence you retained.</w:t>
+      </w:r>
+    </w:p>
+    <w:p>
+      <w:pPr>
+        <w:spacing w:line="336" w:lineRule="auto" w:after="180"/>
+      </w:pPr>
+      <w:r>
+        <w:rPr>
+          <w:b w:val="0"/>
+        </w:rPr>
         <w:t>Use this supported practice once, in the browser or on paper. Keep the reserved independent assessment for a separate first attempt before teacher feedback.</w:t>
       </w:r>
     </w:p>
     <w:p>
-      <w:r>
+      <w:pPr>
+        <w:spacing w:line="336" w:lineRule="auto" w:after="180"/>
+      </w:pPr>
+      <w:r>
+        <w:rPr>
+          <w:b w:val="0"/>
+        </w:rPr>
         <w:t>A fictional book-box counter has three boxes with five books each and two loose books.</w:t>
       </w:r>
     </w:p>
@@ -1414,27 +2000,79 @@
       </w:r>
     </w:p>
     <w:p>
-      <w:r>
-        <w:t>Which labelled step matches this detail? The program prints 17 once.</w:t>
-      </w:r>
-    </w:p>
-    <w:p>
-      <w:r>
-        <w:t>1. Read input</w:t>
-      </w:r>
-    </w:p>
-    <w:p>
-      <w:r>
+      <w:pPr>
+        <w:spacing w:line="336" w:lineRule="auto" w:after="180"/>
+      </w:pPr>
+      <w:r>
+        <w:rPr>
+          <w:b w:val="0"/>
+        </w:rPr>
+        <w:t xml:space="preserve">Which labelled step matches this detail? The </w:t>
+      </w:r>
+      <w:r>
+        <w:rPr>
+          <w:b/>
+        </w:rPr>
+        <w:t>program</w:t>
+      </w:r>
+      <w:r>
+        <w:rPr>
+          <w:b w:val="0"/>
+        </w:rPr>
+        <w:t xml:space="preserve"> prints 17 once.</w:t>
+      </w:r>
+    </w:p>
+    <w:p>
+      <w:pPr>
+        <w:spacing w:line="336" w:lineRule="auto" w:after="180"/>
+        <w:shd w:fill="F4F9FC"/>
+      </w:pPr>
+      <w:r>
+        <w:rPr>
+          <w:b w:val="0"/>
+        </w:rPr>
+        <w:t xml:space="preserve">1. Read </w:t>
+      </w:r>
+      <w:r>
+        <w:rPr>
+          <w:b/>
+        </w:rPr>
+        <w:t>input</w:t>
+      </w:r>
+    </w:p>
+    <w:p>
+      <w:pPr>
+        <w:spacing w:line="336" w:lineRule="auto" w:after="180"/>
+        <w:shd w:fill="F4F9FC"/>
+      </w:pPr>
+      <w:r>
+        <w:rPr>
+          <w:b w:val="0"/>
+        </w:rPr>
         <w:t>2. Print</w:t>
       </w:r>
     </w:p>
     <w:p>
-      <w:r>
+      <w:pPr>
+        <w:spacing w:line="336" w:lineRule="auto" w:after="180"/>
+        <w:shd w:fill="F4F9FC"/>
+      </w:pPr>
+      <w:r>
+        <w:rPr>
+          <w:b w:val="0"/>
+        </w:rPr>
         <w:t>3. Multiply</w:t>
       </w:r>
     </w:p>
     <w:p>
-      <w:r>
+      <w:pPr>
+        <w:spacing w:line="336" w:lineRule="auto" w:after="180"/>
+        <w:shd w:fill="F4F9FC"/>
+      </w:pPr>
+      <w:r>
+        <w:rPr>
+          <w:b w:val="0"/>
+        </w:rPr>
         <w:t>4. Update total</w:t>
       </w:r>
     </w:p>
@@ -1472,41 +2110,191 @@
       </w:r>
     </w:p>
     <w:p>
-      <w:r>
+      <w:pPr>
+        <w:pStyle w:val="Heading3"/>
+      </w:pPr>
+      <w:r>
+        <w:t>Hint · try first</w:t>
+      </w:r>
+    </w:p>
+    <w:p>
+      <w:pPr>
+        <w:spacing w:line="336" w:lineRule="auto" w:after="180"/>
+        <w:shd w:fill="F1F6F8"/>
+      </w:pPr>
+      <w:r>
+        <w:rPr>
+          <w:b w:val="0"/>
+        </w:rPr>
         <w:t>Hint if needed: Read the steps in the pictorial case. Match the supplied detail to the stage that performs or records it.</w:t>
       </w:r>
     </w:p>
     <w:p>
-      <w:r>
-        <w:t>After your attempt, compare with the supported explanation: Print The program prints 17 once. Assignment replaces a variable’s stored value. In total=total+2, Python first reads the current total on the right, calculates 17, then assigns that result to total on the left. The equal sign is an instruction here, not a claim that 15 and 17 are mathematically equal. Predict output before running.</w:t>
-      </w:r>
-    </w:p>
-    <w:p>
       <w:pPr>
         <w:pStyle w:val="Heading3"/>
       </w:pPr>
       <w:r>
+        <w:t>Feedback · compare after trying</w:t>
+      </w:r>
+    </w:p>
+    <w:p>
+      <w:pPr>
+        <w:spacing w:line="336" w:lineRule="auto" w:after="180"/>
+        <w:shd w:fill="F1F6FC"/>
+      </w:pPr>
+      <w:r>
+        <w:rPr>
+          <w:b w:val="0"/>
+        </w:rPr>
+        <w:t xml:space="preserve">After your attempt, compare with the supported explanation: Print The </w:t>
+      </w:r>
+      <w:r>
+        <w:rPr>
+          <w:b/>
+        </w:rPr>
+        <w:t>program</w:t>
+      </w:r>
+      <w:r>
+        <w:rPr>
+          <w:b w:val="0"/>
+        </w:rPr>
+        <w:t xml:space="preserve"> prints 17 once. </w:t>
+      </w:r>
+      <w:r>
+        <w:rPr>
+          <w:b/>
+        </w:rPr>
+        <w:t>Assignment</w:t>
+      </w:r>
+      <w:r>
+        <w:rPr>
+          <w:b w:val="0"/>
+        </w:rPr>
+        <w:t xml:space="preserve"> replaces a variable’s stored value.</w:t>
+      </w:r>
+    </w:p>
+    <w:p>
+      <w:pPr>
+        <w:spacing w:line="336" w:lineRule="auto" w:after="180"/>
+        <w:shd w:fill="F1F6FC"/>
+      </w:pPr>
+      <w:r>
+        <w:rPr>
+          <w:b w:val="0"/>
+        </w:rPr>
+        <w:t>In total=total+2, Python first reads the current total on the right, calculates 17, then assigns that result to total on the left. The equal sign is an instruction here, not a claim that 15 and 17 are mathematically equal.</w:t>
+      </w:r>
+    </w:p>
+    <w:p>
+      <w:pPr>
+        <w:spacing w:line="336" w:lineRule="auto" w:after="180"/>
+        <w:shd w:fill="F1F6FC"/>
+      </w:pPr>
+      <w:r>
+        <w:rPr>
+          <w:b w:val="0"/>
+        </w:rPr>
+        <w:t xml:space="preserve">Predict </w:t>
+      </w:r>
+      <w:r>
+        <w:rPr>
+          <w:b/>
+        </w:rPr>
+        <w:t>output</w:t>
+      </w:r>
+      <w:r>
+        <w:rPr>
+          <w:b w:val="0"/>
+        </w:rPr>
+        <w:t xml:space="preserve"> before running.</w:t>
+      </w:r>
+    </w:p>
+    <w:p>
+      <w:pPr>
+        <w:pStyle w:val="Heading3"/>
+      </w:pPr>
+      <w:r>
         <w:t>Practice 2: explain the deciding evidence</w:t>
       </w:r>
     </w:p>
     <w:p>
-      <w:r>
+      <w:pPr>
+        <w:pStyle w:val="Heading3"/>
+      </w:pPr>
+      <w:r>
+        <w:t>Changed case · predict first</w:t>
+      </w:r>
+    </w:p>
+    <w:p>
+      <w:pPr>
+        <w:spacing w:line="336" w:lineRule="auto" w:after="180"/>
+        <w:shd w:fill="F5F1FB"/>
+      </w:pPr>
+      <w:r>
+        <w:rPr>
+          <w:b w:val="0"/>
+        </w:rPr>
         <w:t>Changed-case practice: Set boxes=0, keeping the two loose books. Which conclusion is supported by the supplied facts?</w:t>
       </w:r>
     </w:p>
     <w:p>
-      <w:r>
-        <w:t>1. This one example guarantees correct results for every future input.</w:t>
-      </w:r>
-    </w:p>
-    <w:p>
-      <w:r>
+      <w:pPr>
+        <w:spacing w:line="336" w:lineRule="auto" w:after="180"/>
+        <w:shd w:fill="F4F9FC"/>
+      </w:pPr>
+      <w:r>
+        <w:rPr>
+          <w:b w:val="0"/>
+        </w:rPr>
+        <w:t xml:space="preserve">1. This one example guarantees correct results for every future </w:t>
+      </w:r>
+      <w:r>
+        <w:rPr>
+          <w:b/>
+        </w:rPr>
+        <w:t>input</w:t>
+      </w:r>
+      <w:r>
+        <w:rPr>
+          <w:b w:val="0"/>
+        </w:rPr>
+        <w:t>.</w:t>
+      </w:r>
+    </w:p>
+    <w:p>
+      <w:pPr>
+        <w:spacing w:line="336" w:lineRule="auto" w:after="180"/>
+        <w:shd w:fill="F4F9FC"/>
+      </w:pPr>
+      <w:r>
+        <w:rPr>
+          <w:b w:val="0"/>
+        </w:rPr>
         <w:t>2. The printed result is 2.</w:t>
       </w:r>
     </w:p>
     <w:p>
-      <w:r>
-        <w:t>3. We can decide the result without examining the changed input or the procedure.</w:t>
+      <w:pPr>
+        <w:spacing w:line="336" w:lineRule="auto" w:after="180"/>
+        <w:shd w:fill="F4F9FC"/>
+      </w:pPr>
+      <w:r>
+        <w:rPr>
+          <w:b w:val="0"/>
+        </w:rPr>
+        <w:t xml:space="preserve">3. We can decide the result without examining the changed </w:t>
+      </w:r>
+      <w:r>
+        <w:rPr>
+          <w:b/>
+        </w:rPr>
+        <w:t>input</w:t>
+      </w:r>
+      <w:r>
+        <w:rPr>
+          <w:b w:val="0"/>
+        </w:rPr>
+        <w:t xml:space="preserve"> or the procedure.</w:t>
       </w:r>
     </w:p>
     <w:p>
@@ -1543,12 +2331,42 @@
       </w:r>
     </w:p>
     <w:p>
-      <w:r>
+      <w:pPr>
+        <w:pStyle w:val="Heading3"/>
+      </w:pPr>
+      <w:r>
+        <w:t>Hint · try first</w:t>
+      </w:r>
+    </w:p>
+    <w:p>
+      <w:pPr>
+        <w:spacing w:line="336" w:lineRule="auto" w:after="180"/>
+        <w:shd w:fill="F1F6F8"/>
+      </w:pPr>
+      <w:r>
+        <w:rPr>
+          <w:b w:val="0"/>
+        </w:rPr>
         <w:t>Hint if needed: Use the changed condition and the deciding step in the pictorial trace. The answer must say what follows from those facts.</w:t>
       </w:r>
     </w:p>
     <w:p>
-      <w:r>
+      <w:pPr>
+        <w:pStyle w:val="Heading3"/>
+      </w:pPr>
+      <w:r>
+        <w:t>Feedback · compare after trying</w:t>
+      </w:r>
+    </w:p>
+    <w:p>
+      <w:pPr>
+        <w:spacing w:line="336" w:lineRule="auto" w:after="180"/>
+        <w:shd w:fill="F1F6FC"/>
+      </w:pPr>
+      <w:r>
+        <w:rPr>
+          <w:b w:val="0"/>
+        </w:rPr>
         <w:t>After your attempt, compare with the supported explanation: The printed result is 2. 0×5+2=2; there is no rule saying zero boxes means zero loose books.</w:t>
       </w:r>
     </w:p>
@@ -1561,8 +2379,37 @@
       </w:r>
     </w:p>
     <w:p>
-      <w:r>
-        <w:t>Review Expo and Defense (ai-1/36). Goal: Evaluate a saved candidate and a manual baseline fairly. Short practice: Write one defensible success statement and one claim the evidence cannot support.. Return to this week and explain what you changed.</w:t>
+      <w:pPr>
+        <w:spacing w:line="336" w:lineRule="auto" w:after="180"/>
+      </w:pPr>
+      <w:r>
+        <w:rPr>
+          <w:b w:val="0"/>
+        </w:rPr>
+        <w:t xml:space="preserve">Review Expo and Defense (ai-1/36). Goal: Evaluate a saved candidate and a manual baseline fairly. Short practice: Write one defensible success statement and one claim the </w:t>
+      </w:r>
+      <w:r>
+        <w:rPr>
+          <w:b/>
+        </w:rPr>
+        <w:t>evidence</w:t>
+      </w:r>
+      <w:r>
+        <w:rPr>
+          <w:b w:val="0"/>
+        </w:rPr>
+        <w:t xml:space="preserve"> cannot support..</w:t>
+      </w:r>
+    </w:p>
+    <w:p>
+      <w:pPr>
+        <w:spacing w:line="336" w:lineRule="auto" w:after="180"/>
+      </w:pPr>
+      <w:r>
+        <w:rPr>
+          <w:b w:val="0"/>
+        </w:rPr>
+        <w:t>Return to this week and explain what you changed.</w:t>
       </w:r>
     </w:p>
     <w:p>
@@ -1574,8 +2421,61 @@
       </w:r>
     </w:p>
     <w:p>
-      <w:r>
-        <w:t>The browser lab lets you edit the supported Python examples already included in this lesson. Predict first, run, inspect the actual output or error, change one input, then run again. Keep code, predictions, actual results and a reasoned revision together. On paper, label your result as a trace rather than an execution.</w:t>
+      <w:pPr>
+        <w:spacing w:line="336" w:lineRule="auto" w:after="180"/>
+      </w:pPr>
+      <w:r>
+        <w:rPr>
+          <w:b w:val="0"/>
+        </w:rPr>
+        <w:t xml:space="preserve">The browser lab lets you edit the supported Python examples already included in this lesson. Predict first, run, inspect the actual </w:t>
+      </w:r>
+      <w:r>
+        <w:rPr>
+          <w:b/>
+        </w:rPr>
+        <w:t>output</w:t>
+      </w:r>
+      <w:r>
+        <w:rPr>
+          <w:b w:val="0"/>
+        </w:rPr>
+        <w:t xml:space="preserve"> or error, change one </w:t>
+      </w:r>
+      <w:r>
+        <w:rPr>
+          <w:b/>
+        </w:rPr>
+        <w:t>input</w:t>
+      </w:r>
+      <w:r>
+        <w:rPr>
+          <w:b w:val="0"/>
+        </w:rPr>
+        <w:t>, then run again.</w:t>
+      </w:r>
+    </w:p>
+    <w:p>
+      <w:pPr>
+        <w:spacing w:line="336" w:lineRule="auto" w:after="180"/>
+      </w:pPr>
+      <w:r>
+        <w:rPr>
+          <w:b w:val="0"/>
+        </w:rPr>
+        <w:t xml:space="preserve">Keep code, </w:t>
+      </w:r>
+      <w:r>
+        <w:rPr>
+          <w:b/>
+        </w:rPr>
+        <w:t>prediction</w:t>
+      </w:r>
+      <w:r>
+        <w:rPr>
+          <w:b w:val="0"/>
+        </w:rPr>
+        <w:t>s, actual results and a reasoned revision together. On paper, label your result as a trace rather than an execution.</w:t>
       </w:r>
     </w:p>
     <w:p>
@@ -1587,8 +2487,37 @@
       </w:r>
     </w:p>
     <w:p>
-      <w:r>
-        <w:t>Use Download completed work in the hosted lesson to export your answers, reflections, practice feedback and code-run evidence. Open the HTML copy to read or print it. Drafts stay in this browser when storage is available; clear drafts on a shared device.</w:t>
+      <w:pPr>
+        <w:spacing w:line="336" w:lineRule="auto" w:after="180"/>
+      </w:pPr>
+      <w:r>
+        <w:rPr>
+          <w:b w:val="0"/>
+        </w:rPr>
+        <w:t xml:space="preserve">Use Download completed work in the hosted lesson to export your answers, reflections, practice feedback and code-run </w:t>
+      </w:r>
+      <w:r>
+        <w:rPr>
+          <w:b/>
+        </w:rPr>
+        <w:t>evidence</w:t>
+      </w:r>
+      <w:r>
+        <w:rPr>
+          <w:b w:val="0"/>
+        </w:rPr>
+        <w:t>. Open the HTML copy to read or print it.</w:t>
+      </w:r>
+    </w:p>
+    <w:p>
+      <w:pPr>
+        <w:spacing w:line="336" w:lineRule="auto" w:after="180"/>
+      </w:pPr>
+      <w:r>
+        <w:rPr>
+          <w:b w:val="0"/>
+        </w:rPr>
+        <w:t>Drafts stay in this browser when storage is available; clear drafts on a shared device.</w:t>
       </w:r>
     </w:p>
     <w:p>
@@ -1602,6 +2531,761 @@
     <w:p>
       <w:r>
         <w:t>________________________________________________________________</w:t>
+      </w:r>
+    </w:p>
+    <w:p>
+      <w:r>
+        <w:t>________________________________________________________________</w:t>
+      </w:r>
+    </w:p>
+    <w:p>
+      <w:r>
+        <w:t>________________________________________________________________</w:t>
+      </w:r>
+    </w:p>
+    <w:p>
+      <w:r>
+        <w:t>________________________________________________________________</w:t>
+      </w:r>
+    </w:p>
+    <w:p>
+      <w:r>
+        <w:t>________________________________________________________________</w:t>
+      </w:r>
+    </w:p>
+    <w:p>
+      <w:pPr>
+        <w:pStyle w:val="Heading1"/>
+      </w:pPr>
+      <w:r>
+        <w:t>21. Visual concept journey</w:t>
+      </w:r>
+    </w:p>
+    <w:p>
+      <w:r>
+        <w:t>Explain each Precision in Algorithms picture from its labels, then record a relevant limit.</w:t>
+      </w:r>
+    </w:p>
+    <w:p>
+      <w:pPr>
+        <w:pStyle w:val="Heading3"/>
+      </w:pPr>
+      <w:r>
+        <w:t>01. Precision in Algorithms: the case</w:t>
+      </w:r>
+    </w:p>
+    <w:p>
+      <w:r>
+        <w:drawing>
+          <wp:inline xmlns:a="http://schemas.openxmlformats.org/drawingml/2006/main" xmlns:pic="http://schemas.openxmlformats.org/drawingml/2006/picture">
+            <wp:extent cx="5486400" cy="2834640"/>
+            <wp:docPr id="2" name="Picture 2" descr="A fictional book-box counter has three boxes with five books each and two loose books. Supplied facts: Python instructions: boxes=3; total=boxes*5; total=total+2; print(total). Run the instructions in this order with ordinary integer arithmetic."/>
+            <wp:cNvGraphicFramePr>
+              <a:graphicFrameLocks noChangeAspect="1"/>
+            </wp:cNvGraphicFramePr>
+            <a:graphic>
+              <a:graphicData uri="http://schemas.openxmlformats.org/drawingml/2006/picture">
+                <pic:pic>
+                  <pic:nvPicPr>
+                    <pic:cNvPr id="0" name="academy-story-ai-2-1-01.png"/>
+                    <pic:cNvPicPr/>
+                  </pic:nvPicPr>
+                  <pic:blipFill>
+                    <a:blip r:embed="rId10"/>
+                    <a:stretch>
+                      <a:fillRect/>
+                    </a:stretch>
+                  </pic:blipFill>
+                  <pic:spPr>
+                    <a:xfrm>
+                      <a:off x="0" y="0"/>
+                      <a:ext cx="5486400" cy="2834640"/>
+                    </a:xfrm>
+                    <a:prstGeom prst="rect"/>
+                  </pic:spPr>
+                </pic:pic>
+              </a:graphicData>
+            </a:graphic>
+          </wp:inline>
+        </w:drawing>
+      </w:r>
+    </w:p>
+    <w:p>
+      <w:pPr>
+        <w:spacing w:line="336" w:lineRule="auto" w:after="180"/>
+      </w:pPr>
+      <w:r>
+        <w:rPr>
+          <w:b w:val="0"/>
+        </w:rPr>
+        <w:t>A fictional book-box counter has three boxes with five books each and two loose books. Supplied facts: Python instructions: boxes=3; total=boxes*5; total=total+2; print(total).</w:t>
+      </w:r>
+    </w:p>
+    <w:p>
+      <w:pPr>
+        <w:spacing w:line="336" w:lineRule="auto" w:after="180"/>
+      </w:pPr>
+      <w:r>
+        <w:rPr>
+          <w:b w:val="0"/>
+        </w:rPr>
+        <w:t>Run the instructions in this order with ordinary integer arithmetic.</w:t>
+      </w:r>
+    </w:p>
+    <w:p>
+      <w:pPr>
+        <w:spacing w:line="336" w:lineRule="auto" w:after="180"/>
+        <w:shd w:fill="F5F1FB"/>
+      </w:pPr>
+      <w:r>
+        <w:rPr>
+          <w:b w:val="0"/>
+        </w:rPr>
+        <w:t>Point to the given fact that matters most. Explain why it matters.</w:t>
+      </w:r>
+    </w:p>
+    <w:p>
+      <w:pPr>
+        <w:pStyle w:val="Heading3"/>
+      </w:pPr>
+      <w:r>
+        <w:t>My picture explanation, deciding evidence and one limit</w:t>
+      </w:r>
+    </w:p>
+    <w:p>
+      <w:r>
+        <w:t>________________________________________________________________</w:t>
+      </w:r>
+    </w:p>
+    <w:p>
+      <w:r>
+        <w:t>________________________________________________________________</w:t>
+      </w:r>
+    </w:p>
+    <w:p>
+      <w:r>
+        <w:t>________________________________________________________________</w:t>
+      </w:r>
+    </w:p>
+    <w:p>
+      <w:r>
+        <w:t>________________________________________________________________</w:t>
+      </w:r>
+    </w:p>
+    <w:p>
+      <w:pPr>
+        <w:pStyle w:val="Heading3"/>
+      </w:pPr>
+      <w:r>
+        <w:t>02. Follow the deciding steps</w:t>
+      </w:r>
+    </w:p>
+    <w:p>
+      <w:r>
+        <w:drawing>
+          <wp:inline xmlns:a="http://schemas.openxmlformats.org/drawingml/2006/main" xmlns:pic="http://schemas.openxmlformats.org/drawingml/2006/picture">
+            <wp:extent cx="5486400" cy="4005072"/>
+            <wp:docPr id="3" name="Picture 3" descr="Read input: boxes is assigned 3. → Multiply: total becomes 3×5=15. → Update total: total becomes its current value 15 plus 2: 17. → Print: The program prints 17 once."/>
+            <wp:cNvGraphicFramePr>
+              <a:graphicFrameLocks noChangeAspect="1"/>
+            </wp:cNvGraphicFramePr>
+            <a:graphic>
+              <a:graphicData uri="http://schemas.openxmlformats.org/drawingml/2006/picture">
+                <pic:pic>
+                  <pic:nvPicPr>
+                    <pic:cNvPr id="0" name="academy-story-ai-2-1-02.png"/>
+                    <pic:cNvPicPr/>
+                  </pic:nvPicPr>
+                  <pic:blipFill>
+                    <a:blip r:embed="rId11"/>
+                    <a:stretch>
+                      <a:fillRect/>
+                    </a:stretch>
+                  </pic:blipFill>
+                  <pic:spPr>
+                    <a:xfrm>
+                      <a:off x="0" y="0"/>
+                      <a:ext cx="5486400" cy="4005072"/>
+                    </a:xfrm>
+                    <a:prstGeom prst="rect"/>
+                  </pic:spPr>
+                </pic:pic>
+              </a:graphicData>
+            </a:graphic>
+          </wp:inline>
+        </w:drawing>
+      </w:r>
+    </w:p>
+    <w:p>
+      <w:pPr>
+        <w:spacing w:line="336" w:lineRule="auto" w:after="180"/>
+      </w:pPr>
+      <w:r>
+        <w:rPr>
+          <w:b w:val="0"/>
+        </w:rPr>
+        <w:t xml:space="preserve">Read </w:t>
+      </w:r>
+      <w:r>
+        <w:rPr>
+          <w:b/>
+        </w:rPr>
+        <w:t>input</w:t>
+      </w:r>
+      <w:r>
+        <w:rPr>
+          <w:b w:val="0"/>
+        </w:rPr>
+        <w:t xml:space="preserve">: boxes is assigned 3. → Multiply: total becomes 3×5=15. → Update total: total becomes its current value 15 plus 2: 17. → Print: The </w:t>
+      </w:r>
+      <w:r>
+        <w:rPr>
+          <w:b/>
+        </w:rPr>
+        <w:t>program</w:t>
+      </w:r>
+      <w:r>
+        <w:rPr>
+          <w:b w:val="0"/>
+        </w:rPr>
+        <w:t xml:space="preserve"> prints 17 once.</w:t>
+      </w:r>
+    </w:p>
+    <w:p>
+      <w:pPr>
+        <w:spacing w:line="336" w:lineRule="auto" w:after="180"/>
+        <w:shd w:fill="F5F1FB"/>
+      </w:pPr>
+      <w:r>
+        <w:rPr>
+          <w:b w:val="0"/>
+        </w:rPr>
+        <w:t xml:space="preserve">Point to each numbered stage and explain which recorded </w:t>
+      </w:r>
+      <w:r>
+        <w:rPr>
+          <w:b/>
+        </w:rPr>
+        <w:t>input</w:t>
+      </w:r>
+      <w:r>
+        <w:rPr>
+          <w:b w:val="0"/>
+        </w:rPr>
+        <w:t xml:space="preserve"> it uses.</w:t>
+      </w:r>
+    </w:p>
+    <w:p>
+      <w:pPr>
+        <w:pStyle w:val="Heading3"/>
+      </w:pPr>
+      <w:r>
+        <w:t>My picture explanation, deciding evidence and one limit</w:t>
+      </w:r>
+    </w:p>
+    <w:p>
+      <w:r>
+        <w:t>________________________________________________________________</w:t>
+      </w:r>
+    </w:p>
+    <w:p>
+      <w:r>
+        <w:t>________________________________________________________________</w:t>
+      </w:r>
+    </w:p>
+    <w:p>
+      <w:r>
+        <w:t>________________________________________________________________</w:t>
+      </w:r>
+    </w:p>
+    <w:p>
+      <w:r>
+        <w:t>________________________________________________________________</w:t>
+      </w:r>
+    </w:p>
+    <w:p>
+      <w:pPr>
+        <w:pStyle w:val="Heading3"/>
+      </w:pPr>
+      <w:r>
+        <w:t>03. A calculation from paper to output</w:t>
+      </w:r>
+    </w:p>
+    <w:p>
+      <w:r>
+        <w:drawing>
+          <wp:inline xmlns:a="http://schemas.openxmlformats.org/drawingml/2006/main" xmlns:pic="http://schemas.openxmlformats.org/drawingml/2006/picture">
+            <wp:extent cx="5486400" cy="2834640"/>
+            <wp:docPr id="4" name="Picture 4" descr="A calculation from paper to output. Record pack count | packs = 4 | Name holds 4. Multiply two quantities | total = packs * per_pack | Name holds product. Show the answer | print(total) | Displays the value"/>
+            <wp:cNvGraphicFramePr>
+              <a:graphicFrameLocks noChangeAspect="1"/>
+            </wp:cNvGraphicFramePr>
+            <a:graphic>
+              <a:graphicData uri="http://schemas.openxmlformats.org/drawingml/2006/picture">
+                <pic:pic>
+                  <pic:nvPicPr>
+                    <pic:cNvPr id="0" name="academy-story-ai-2-1-03.png"/>
+                    <pic:cNvPicPr/>
+                  </pic:nvPicPr>
+                  <pic:blipFill>
+                    <a:blip r:embed="rId12"/>
+                    <a:stretch>
+                      <a:fillRect/>
+                    </a:stretch>
+                  </pic:blipFill>
+                  <pic:spPr>
+                    <a:xfrm>
+                      <a:off x="0" y="0"/>
+                      <a:ext cx="5486400" cy="2834640"/>
+                    </a:xfrm>
+                    <a:prstGeom prst="rect"/>
+                  </pic:spPr>
+                </pic:pic>
+              </a:graphicData>
+            </a:graphic>
+          </wp:inline>
+        </w:drawing>
+      </w:r>
+    </w:p>
+    <w:p>
+      <w:pPr>
+        <w:spacing w:line="336" w:lineRule="auto" w:after="180"/>
+      </w:pPr>
+      <w:r>
+        <w:rPr>
+          <w:b w:val="0"/>
+        </w:rPr>
+        <w:t xml:space="preserve">A calculation from paper to </w:t>
+      </w:r>
+      <w:r>
+        <w:rPr>
+          <w:b/>
+        </w:rPr>
+        <w:t>output</w:t>
+      </w:r>
+      <w:r>
+        <w:rPr>
+          <w:b w:val="0"/>
+        </w:rPr>
+        <w:t>. Record pack count | packs = 4 | Name holds 4. Multiply two quantities | total = packs * per_pack | Name holds product. Show the answer | print(total) | Displays the value</w:t>
+      </w:r>
+    </w:p>
+    <w:p>
+      <w:pPr>
+        <w:spacing w:line="336" w:lineRule="auto" w:after="180"/>
+        <w:shd w:fill="F5F1FB"/>
+      </w:pPr>
+      <w:r>
+        <w:rPr>
+          <w:b w:val="0"/>
+        </w:rPr>
+        <w:t>Read the labels and values. Explain the relationship the model shows.</w:t>
+      </w:r>
+    </w:p>
+    <w:p>
+      <w:pPr>
+        <w:pStyle w:val="Heading3"/>
+      </w:pPr>
+      <w:r>
+        <w:t>My picture explanation, deciding evidence and one limit</w:t>
+      </w:r>
+    </w:p>
+    <w:p>
+      <w:r>
+        <w:t>________________________________________________________________</w:t>
+      </w:r>
+    </w:p>
+    <w:p>
+      <w:r>
+        <w:t>________________________________________________________________</w:t>
+      </w:r>
+    </w:p>
+    <w:p>
+      <w:r>
+        <w:t>________________________________________________________________</w:t>
+      </w:r>
+    </w:p>
+    <w:p>
+      <w:r>
+        <w:t>________________________________________________________________</w:t>
+      </w:r>
+    </w:p>
+    <w:p>
+      <w:pPr>
+        <w:pStyle w:val="Heading3"/>
+      </w:pPr>
+      <w:r>
+        <w:t>04. Change one thing. Trace what follows.</w:t>
+      </w:r>
+    </w:p>
+    <w:p>
+      <w:r>
+        <w:drawing>
+          <wp:inline xmlns:a="http://schemas.openxmlformats.org/drawingml/2006/main" xmlns:pic="http://schemas.openxmlformats.org/drawingml/2006/picture">
+            <wp:extent cx="5486400" cy="3026664"/>
+            <wp:docPr id="5" name="Picture 5" descr="Original case: The program prints 17 once. Changed condition: Set boxes=0, keeping the two loose books. Expected result: The printed result is 2. Reason: 0×5+2=2; there is no rule saying zero boxes means zero loose books."/>
+            <wp:cNvGraphicFramePr>
+              <a:graphicFrameLocks noChangeAspect="1"/>
+            </wp:cNvGraphicFramePr>
+            <a:graphic>
+              <a:graphicData uri="http://schemas.openxmlformats.org/drawingml/2006/picture">
+                <pic:pic>
+                  <pic:nvPicPr>
+                    <pic:cNvPr id="0" name="academy-story-ai-2-1-04.png"/>
+                    <pic:cNvPicPr/>
+                  </pic:nvPicPr>
+                  <pic:blipFill>
+                    <a:blip r:embed="rId13"/>
+                    <a:stretch>
+                      <a:fillRect/>
+                    </a:stretch>
+                  </pic:blipFill>
+                  <pic:spPr>
+                    <a:xfrm>
+                      <a:off x="0" y="0"/>
+                      <a:ext cx="5486400" cy="3026664"/>
+                    </a:xfrm>
+                    <a:prstGeom prst="rect"/>
+                  </pic:spPr>
+                </pic:pic>
+              </a:graphicData>
+            </a:graphic>
+          </wp:inline>
+        </w:drawing>
+      </w:r>
+    </w:p>
+    <w:p>
+      <w:pPr>
+        <w:spacing w:line="336" w:lineRule="auto" w:after="180"/>
+      </w:pPr>
+      <w:r>
+        <w:rPr>
+          <w:b w:val="0"/>
+        </w:rPr>
+        <w:t xml:space="preserve">Original case: The </w:t>
+      </w:r>
+      <w:r>
+        <w:rPr>
+          <w:b/>
+        </w:rPr>
+        <w:t>program</w:t>
+      </w:r>
+      <w:r>
+        <w:rPr>
+          <w:b w:val="0"/>
+        </w:rPr>
+        <w:t xml:space="preserve"> prints 17 once. Changed condition: Set boxes=0, keeping the two loose books. Expected result: The printed result is 2. Reason: 0×5+2=2; there is no rule saying zero boxes means zero loose books.</w:t>
+      </w:r>
+    </w:p>
+    <w:p>
+      <w:pPr>
+        <w:spacing w:line="336" w:lineRule="auto" w:after="180"/>
+        <w:shd w:fill="F5F1FB"/>
+      </w:pPr>
+      <w:r>
+        <w:rPr>
+          <w:b w:val="0"/>
+        </w:rPr>
+        <w:t>Predict before checking the worked changed-case result. Name what changed and what the supplied facts allow you to conclude.</w:t>
+      </w:r>
+    </w:p>
+    <w:p>
+      <w:pPr>
+        <w:pStyle w:val="Heading3"/>
+      </w:pPr>
+      <w:r>
+        <w:t>My picture explanation, deciding evidence and one limit</w:t>
+      </w:r>
+    </w:p>
+    <w:p>
+      <w:r>
+        <w:t>________________________________________________________________</w:t>
+      </w:r>
+    </w:p>
+    <w:p>
+      <w:r>
+        <w:t>________________________________________________________________</w:t>
+      </w:r>
+    </w:p>
+    <w:p>
+      <w:r>
+        <w:t>________________________________________________________________</w:t>
+      </w:r>
+    </w:p>
+    <w:p>
+      <w:r>
+        <w:t>________________________________________________________________</w:t>
+      </w:r>
+    </w:p>
+    <w:p>
+      <w:pPr>
+        <w:pStyle w:val="Heading3"/>
+      </w:pPr>
+      <w:r>
+        <w:t>05. Connect the explanation to its limit</w:t>
+      </w:r>
+    </w:p>
+    <w:p>
+      <w:r>
+        <w:drawing>
+          <wp:inline xmlns:a="http://schemas.openxmlformats.org/drawingml/2006/main" xmlns:pic="http://schemas.openxmlformats.org/drawingml/2006/picture">
+            <wp:extent cx="5486400" cy="2834640"/>
+            <wp:docPr id="6" name="Picture 6" descr="Assignment replaces a variable’s stored value. In total=total+2, Python first reads the current total on the right, calculates 17, then assigns that result to total on the left. The equal sign is an instruction here, not a claim that 15 and 17 are mathematically equal. Predict output before running. Limit: These statements count supplied books; they do not validate input types or infer stock from measurements."/>
+            <wp:cNvGraphicFramePr>
+              <a:graphicFrameLocks noChangeAspect="1"/>
+            </wp:cNvGraphicFramePr>
+            <a:graphic>
+              <a:graphicData uri="http://schemas.openxmlformats.org/drawingml/2006/picture">
+                <pic:pic>
+                  <pic:nvPicPr>
+                    <pic:cNvPr id="0" name="academy-story-ai-2-1-05.png"/>
+                    <pic:cNvPicPr/>
+                  </pic:nvPicPr>
+                  <pic:blipFill>
+                    <a:blip r:embed="rId14"/>
+                    <a:stretch>
+                      <a:fillRect/>
+                    </a:stretch>
+                  </pic:blipFill>
+                  <pic:spPr>
+                    <a:xfrm>
+                      <a:off x="0" y="0"/>
+                      <a:ext cx="5486400" cy="2834640"/>
+                    </a:xfrm>
+                    <a:prstGeom prst="rect"/>
+                  </pic:spPr>
+                </pic:pic>
+              </a:graphicData>
+            </a:graphic>
+          </wp:inline>
+        </w:drawing>
+      </w:r>
+    </w:p>
+    <w:p>
+      <w:pPr>
+        <w:spacing w:line="336" w:lineRule="auto" w:after="180"/>
+      </w:pPr>
+      <w:r>
+        <w:rPr>
+          <w:b/>
+        </w:rPr>
+        <w:t>Assignment</w:t>
+      </w:r>
+      <w:r>
+        <w:rPr>
+          <w:b w:val="0"/>
+        </w:rPr>
+        <w:t xml:space="preserve"> replaces a variable’s stored value. In total=total+2, Python first reads the current total on the right, calculates 17, then assigns that result to total on the left.</w:t>
+      </w:r>
+    </w:p>
+    <w:p>
+      <w:pPr>
+        <w:spacing w:line="336" w:lineRule="auto" w:after="180"/>
+      </w:pPr>
+      <w:r>
+        <w:rPr>
+          <w:b w:val="0"/>
+        </w:rPr>
+        <w:t xml:space="preserve">The equal sign is an instruction here, not a claim that 15 and 17 are mathematically equal. Predict </w:t>
+      </w:r>
+      <w:r>
+        <w:rPr>
+          <w:b/>
+        </w:rPr>
+        <w:t>output</w:t>
+      </w:r>
+      <w:r>
+        <w:rPr>
+          <w:b w:val="0"/>
+        </w:rPr>
+        <w:t xml:space="preserve"> before running.</w:t>
+      </w:r>
+    </w:p>
+    <w:p>
+      <w:pPr>
+        <w:spacing w:line="336" w:lineRule="auto" w:after="180"/>
+      </w:pPr>
+      <w:r>
+        <w:rPr>
+          <w:b w:val="0"/>
+        </w:rPr>
+        <w:t xml:space="preserve">Limit: These statements count supplied books; they do not validate </w:t>
+      </w:r>
+      <w:r>
+        <w:rPr>
+          <w:b/>
+        </w:rPr>
+        <w:t>input</w:t>
+      </w:r>
+      <w:r>
+        <w:rPr>
+          <w:b w:val="0"/>
+        </w:rPr>
+        <w:t xml:space="preserve"> types or infer stock from measurements.</w:t>
+      </w:r>
+    </w:p>
+    <w:p>
+      <w:pPr>
+        <w:spacing w:line="336" w:lineRule="auto" w:after="180"/>
+        <w:shd w:fill="F5F1FB"/>
+      </w:pPr>
+      <w:r>
+        <w:rPr>
+          <w:b w:val="0"/>
+        </w:rPr>
+        <w:t>Explain the case, then point to a limit on the claim.</w:t>
+      </w:r>
+    </w:p>
+    <w:p>
+      <w:pPr>
+        <w:pStyle w:val="Heading3"/>
+      </w:pPr>
+      <w:r>
+        <w:t>My picture explanation, deciding evidence and one limit</w:t>
+      </w:r>
+    </w:p>
+    <w:p>
+      <w:r>
+        <w:t>________________________________________________________________</w:t>
+      </w:r>
+    </w:p>
+    <w:p>
+      <w:r>
+        <w:t>________________________________________________________________</w:t>
+      </w:r>
+    </w:p>
+    <w:p>
+      <w:r>
+        <w:t>________________________________________________________________</w:t>
+      </w:r>
+    </w:p>
+    <w:p>
+      <w:r>
+        <w:t>________________________________________________________________</w:t>
+      </w:r>
+    </w:p>
+    <w:p>
+      <w:pPr>
+        <w:pStyle w:val="Heading3"/>
+      </w:pPr>
+      <w:r>
+        <w:t>06. Make the idea visible in your project</w:t>
+      </w:r>
+    </w:p>
+    <w:p>
+      <w:r>
+        <w:drawing>
+          <wp:inline xmlns:a="http://schemas.openxmlformats.org/drawingml/2006/main" xmlns:pic="http://schemas.openxmlformats.org/drawingml/2006/picture">
+            <wp:extent cx="5486400" cy="3380232"/>
+            <wp:docPr id="7" name="Picture 7" descr="Use small predicted traces when translating the Transparent Book Recommender’s paper logic into code. Draw your input, deciding step, result and limit. Supported question: If print(total) moves before total=total+2, what gets printed for the original input?"/>
+            <wp:cNvGraphicFramePr>
+              <a:graphicFrameLocks noChangeAspect="1"/>
+            </wp:cNvGraphicFramePr>
+            <a:graphic>
+              <a:graphicData uri="http://schemas.openxmlformats.org/drawingml/2006/picture">
+                <pic:pic>
+                  <pic:nvPicPr>
+                    <pic:cNvPr id="0" name="academy-story-ai-2-1-06.png"/>
+                    <pic:cNvPicPr/>
+                  </pic:nvPicPr>
+                  <pic:blipFill>
+                    <a:blip r:embed="rId15"/>
+                    <a:stretch>
+                      <a:fillRect/>
+                    </a:stretch>
+                  </pic:blipFill>
+                  <pic:spPr>
+                    <a:xfrm>
+                      <a:off x="0" y="0"/>
+                      <a:ext cx="5486400" cy="3380232"/>
+                    </a:xfrm>
+                    <a:prstGeom prst="rect"/>
+                  </pic:spPr>
+                </pic:pic>
+              </a:graphicData>
+            </a:graphic>
+          </wp:inline>
+        </w:drawing>
+      </w:r>
+    </w:p>
+    <w:p>
+      <w:pPr>
+        <w:spacing w:line="336" w:lineRule="auto" w:after="180"/>
+        <w:shd w:fill="F5F1FB"/>
+      </w:pPr>
+      <w:r>
+        <w:rPr>
+          <w:b w:val="0"/>
+        </w:rPr>
+        <w:t xml:space="preserve">Use small predicted traces when translating the Transparent Book Recommender’s paper logic into code. Draw your </w:t>
+      </w:r>
+      <w:r>
+        <w:rPr>
+          <w:b/>
+        </w:rPr>
+        <w:t>input</w:t>
+      </w:r>
+      <w:r>
+        <w:rPr>
+          <w:b w:val="0"/>
+        </w:rPr>
+        <w:t>, deciding step, result and limit.</w:t>
+      </w:r>
+    </w:p>
+    <w:p>
+      <w:pPr>
+        <w:spacing w:line="336" w:lineRule="auto" w:after="180"/>
+        <w:shd w:fill="F5F1FB"/>
+      </w:pPr>
+      <w:r>
+        <w:rPr>
+          <w:b w:val="0"/>
+        </w:rPr>
+        <w:t xml:space="preserve">Supported question: If print(total) moves before total=total+2, what gets printed for the original </w:t>
+      </w:r>
+      <w:r>
+        <w:rPr>
+          <w:b/>
+        </w:rPr>
+        <w:t>input</w:t>
+      </w:r>
+      <w:r>
+        <w:rPr>
+          <w:b w:val="0"/>
+        </w:rPr>
+        <w:t>?</w:t>
+      </w:r>
+    </w:p>
+    <w:p>
+      <w:pPr>
+        <w:spacing w:line="336" w:lineRule="auto" w:after="180"/>
+        <w:shd w:fill="F5F1FB"/>
+      </w:pPr>
+      <w:r>
+        <w:rPr>
+          <w:b w:val="0"/>
+        </w:rPr>
+        <w:t xml:space="preserve">Draw your project trace and justify the deciding step using </w:t>
+      </w:r>
+      <w:r>
+        <w:rPr>
+          <w:b/>
+        </w:rPr>
+        <w:t>evidence</w:t>
+      </w:r>
+      <w:r>
+        <w:rPr>
+          <w:b w:val="0"/>
+        </w:rPr>
+        <w:t>.</w:t>
+      </w:r>
+    </w:p>
+    <w:p>
+      <w:pPr>
+        <w:pStyle w:val="Heading3"/>
+      </w:pPr>
+      <w:r>
+        <w:t>My picture explanation, deciding evidence and one limit</w:t>
       </w:r>
     </w:p>
     <w:p>

--- a/downloads/workbook/ai-2-week-01.docx
+++ b/downloads/workbook/ai-2-week-01.docx
@@ -25,42 +25,130 @@
         <w:pStyle w:val="Heading1"/>
       </w:pPr>
       <w:r>
-        <w:t>01. Recall and choose your starting point</w:t>
-      </w:r>
-    </w:p>
-    <w:p>
-      <w:r>
-        <w:t>Record your starting explanation for Precision in Algorithms before opening notes. Show any later correction separately.</w:t>
-      </w:r>
-    </w:p>
-    <w:p>
-      <w:pPr>
-        <w:spacing w:line="336" w:lineRule="auto" w:after="180"/>
-      </w:pPr>
-      <w:r>
-        <w:rPr>
-          <w:b w:val="0"/>
-        </w:rPr>
+        <w:t>One connected first-program evidence record.</w:t>
+      </w:r>
+    </w:p>
+    <w:p>
+      <w:r>
+        <w:t>Translate the counter calculation, predict and observe outputs, explain an order error and write the independent tile script.</w:t>
+      </w:r>
+    </w:p>
+    <w:p>
+      <w:r>
+        <w:t>Keep saved code, expected output, actual output/error and reasoning together.</w:t>
+      </w:r>
+    </w:p>
+    <w:p>
+      <w:pPr>
+        <w:pStyle w:val="Heading1"/>
+      </w:pPr>
+      <w:r>
+        <w:t>01. Recall: reconnect earlier ideas</w:t>
+      </w:r>
+    </w:p>
+    <w:p>
+      <w:r>
+        <w:t>Retrieve before opening notes.</w:t>
+      </w:r>
+    </w:p>
+    <w:p>
+      <w:pPr>
+        <w:pStyle w:val="Heading2"/>
+      </w:pPr>
+      <w:r>
+        <w:t>Retrieve and explain</w:t>
+      </w:r>
+    </w:p>
+    <w:p>
+      <w:pPr>
+        <w:pStyle w:val="ListBullet"/>
+      </w:pPr>
+      <w:r>
         <w:t>Try the recall before opening notes. Then use a different colour or a labelled second line to correct your explanation.</w:t>
       </w:r>
     </w:p>
     <w:p>
       <w:pPr>
+        <w:pStyle w:val="ListBullet"/>
+      </w:pPr>
+      <w:r>
+        <w:t>Without opening the old lesson, explain one key idea from Expo and Defense. Give an example and a mistake that the idea helps you avoid.</w:t>
+      </w:r>
+    </w:p>
+    <w:p>
+      <w:pPr>
         <w:pStyle w:val="Heading3"/>
       </w:pPr>
       <w:r>
+        <w:t>My remembered idea, example and correction</w:t>
+      </w:r>
+    </w:p>
+    <w:p>
+      <w:r>
+        <w:t>________________________________________________________________</w:t>
+      </w:r>
+    </w:p>
+    <w:p>
+      <w:r>
+        <w:t>________________________________________________________________</w:t>
+      </w:r>
+    </w:p>
+    <w:p>
+      <w:r>
+        <w:t>________________________________________________________________</w:t>
+      </w:r>
+    </w:p>
+    <w:p>
+      <w:pPr>
+        <w:pStyle w:val="Heading2"/>
+      </w:pPr>
+      <w:r>
+        <w:t>Earlier wording, alternatives and picture transcripts · reference / check after trying</w:t>
+      </w:r>
+    </w:p>
+    <w:p>
+      <w:pPr>
+        <w:pStyle w:val="Heading3"/>
+      </w:pPr>
+      <w:r>
         <w:t>Expo and Defense</w:t>
       </w:r>
     </w:p>
     <w:p>
       <w:pPr>
-        <w:spacing w:line="336" w:lineRule="auto" w:after="180"/>
-      </w:pPr>
-      <w:r>
-        <w:rPr>
-          <w:b w:val="0"/>
-        </w:rPr>
-        <w:t>Without opening the old lesson, explain one key idea from Expo and Defense. Give an example and a mistake that the idea helps you avoid.</w:t>
+        <w:pStyle w:val="Heading1"/>
+      </w:pPr>
+      <w:r>
+        <w:t>12. W1 · Translate equal groups into four lines</w:t>
+      </w:r>
+    </w:p>
+    <w:p>
+      <w:r>
+        <w:t>Use the supplied complete script reference.</w:t>
+      </w:r>
+    </w:p>
+    <w:p>
+      <w:pPr>
+        <w:pStyle w:val="Heading2"/>
+      </w:pPr>
+      <w:r>
+        <w:t>Your evidence record</w:t>
+      </w:r>
+    </w:p>
+    <w:p>
+      <w:pPr>
+        <w:pStyle w:val="ListBullet"/>
+      </w:pPr>
+      <w:r>
+        <w:t>Script reference: packs = 4; per_pack = 6; total = packs * per_pack; print(total), with each statement on its own line. The supplied quantities are whole and nonnegative. For W2 change only packs to 5, save and run the complete file; retain expected and actual outputs separately. This script does not yet validate typed input.</w:t>
+      </w:r>
+    </w:p>
+    <w:p>
+      <w:pPr>
+        <w:pStyle w:val="ListBullet"/>
+      </w:pPr>
+      <w:r>
+        <w:t>Write the complete four-line script for 4 packs of 6. Beside each line explain what it does. Which line displays information?</w:t>
       </w:r>
     </w:p>
     <w:p>
@@ -68,7 +156,7 @@
         <w:pStyle w:val="Heading3"/>
       </w:pPr>
       <w:r>
-        <w:t>My remembered idea, example and correction</w:t>
+        <w:t>My reasoning and evidence</w:t>
       </w:r>
     </w:p>
     <w:p>
@@ -87,139 +175,55 @@
       </w:r>
     </w:p>
     <w:p>
+      <w:r>
+        <w:t>________________________________________________________________</w:t>
+      </w:r>
+    </w:p>
+    <w:p>
+      <w:r>
+        <w:t>________________________________________________________________</w:t>
+      </w:r>
+    </w:p>
+    <w:p>
+      <w:r>
+        <w:t>________________________________________________________________</w:t>
+      </w:r>
+    </w:p>
+    <w:p>
       <w:pPr>
         <w:pStyle w:val="Heading1"/>
       </w:pPr>
       <w:r>
-        <w:t>02. Practise with fading help</w:t>
-      </w:r>
-    </w:p>
-    <w:p>
-      <w:r>
-        <w:t>Complete the supported Precision in Algorithms trace and record the first step you can explain without help.</w:t>
-      </w:r>
-    </w:p>
-    <w:p>
-      <w:pPr>
-        <w:spacing w:line="336" w:lineRule="auto" w:after="180"/>
-      </w:pPr>
-      <w:r>
-        <w:rPr>
-          <w:b w:val="0"/>
-        </w:rPr>
-        <w:t xml:space="preserve">Use W2: Predict then observe for From a paper </w:t>
-      </w:r>
-      <w:r>
-        <w:rPr>
-          <w:b/>
-        </w:rPr>
-        <w:t>algorithm</w:t>
-      </w:r>
-      <w:r>
-        <w:rPr>
-          <w:b w:val="0"/>
-        </w:rPr>
-        <w:t xml:space="preserve"> to Python. Record the answer once; the lesson and workbook refer to the same attempt.</w:t>
-      </w:r>
-    </w:p>
-    <w:tbl>
-      <w:tblPr>
-        <w:tblStyle w:val="LightShading-Accent1"/>
-        <w:tblW w:type="auto" w:w="0"/>
-        <w:tblLook w:firstColumn="1" w:firstRow="1" w:lastColumn="0" w:lastRow="0" w:noHBand="0" w:noVBand="1" w:val="04A0"/>
-      </w:tblPr>
-      <w:tblGrid>
-        <w:gridCol w:w="2556"/>
-        <w:gridCol w:w="2556"/>
-        <w:gridCol w:w="2556"/>
-        <w:gridCol w:w="2556"/>
-      </w:tblGrid>
-      <w:tr>
-        <w:trPr>
-          <w:tblHeader/>
-        </w:trPr>
-        <w:tc>
-          <w:tcPr>
-            <w:tcW w:type="dxa" w:w="2556"/>
-          </w:tcPr>
-          <w:p>
-            <w:r>
-              <w:t>Given inputs</w:t>
-            </w:r>
-          </w:p>
-        </w:tc>
-        <w:tc>
-          <w:tcPr>
-            <w:tcW w:type="dxa" w:w="2556"/>
-          </w:tcPr>
-          <w:p>
-            <w:r>
-              <w:t>Procedure I chose</w:t>
-            </w:r>
-          </w:p>
-        </w:tc>
-        <w:tc>
-          <w:tcPr>
-            <w:tcW w:type="dxa" w:w="2556"/>
-          </w:tcPr>
-          <w:p>
-            <w:r>
-              <w:t>Middle steps</w:t>
-            </w:r>
-          </w:p>
-        </w:tc>
-        <w:tc>
-          <w:tcPr>
-            <w:tcW w:type="dxa" w:w="2556"/>
-          </w:tcPr>
-          <w:p>
-            <w:r>
-              <w:t>Result and check</w:t>
-            </w:r>
-          </w:p>
-        </w:tc>
-      </w:tr>
-      <w:tr>
-        <w:tc>
-          <w:tcPr>
-            <w:tcW w:type="dxa" w:w="2556"/>
-          </w:tcPr>
-          <w:p>
-            <w:r/>
-          </w:p>
-        </w:tc>
-        <w:tc>
-          <w:tcPr>
-            <w:tcW w:type="dxa" w:w="2556"/>
-          </w:tcPr>
-          <w:p>
-            <w:r/>
-          </w:p>
-        </w:tc>
-        <w:tc>
-          <w:tcPr>
-            <w:tcW w:type="dxa" w:w="2556"/>
-          </w:tcPr>
-          <w:p>
-            <w:r/>
-          </w:p>
-        </w:tc>
-        <w:tc>
-          <w:tcPr>
-            <w:tcW w:type="dxa" w:w="2556"/>
-          </w:tcPr>
-          <w:p>
-            <w:r/>
-          </w:p>
-        </w:tc>
-      </w:tr>
-    </w:tbl>
+        <w:t>13. W2 · Predict before running each saved version</w:t>
+      </w:r>
+    </w:p>
+    <w:p>
+      <w:r>
+        <w:t>Record actual outputs or labelled paper traces.</w:t>
+      </w:r>
+    </w:p>
+    <w:p>
+      <w:pPr>
+        <w:pStyle w:val="Heading2"/>
+      </w:pPr>
+      <w:r>
+        <w:t>Your evidence record</w:t>
+      </w:r>
+    </w:p>
+    <w:p>
+      <w:pPr>
+        <w:pStyle w:val="ListBullet"/>
+      </w:pPr>
+      <w:r>
+        <w:t>Make records for 4 packs of 6, then 5 packs of 6. Predict before running. Record actual output, any error and what changed. If working on paper, label both results as traces.</w:t>
+      </w:r>
+    </w:p>
     <w:p>
       <w:pPr>
         <w:pStyle w:val="Heading3"/>
       </w:pPr>
       <w:r>
-        <w:t>The step I completed without help, and the hint I needed</w:t>
+        <w:t>My reasoning and evidence</w:t>
       </w:r>
     </w:p>
     <w:p>
@@ -238,50 +242,47 @@
       </w:r>
     </w:p>
     <w:p>
+      <w:r>
+        <w:t>________________________________________________________________</w:t>
+      </w:r>
+    </w:p>
+    <w:p>
+      <w:r>
+        <w:t>________________________________________________________________</w:t>
+      </w:r>
+    </w:p>
+    <w:p>
+      <w:r>
+        <w:t>________________________________________________________________</w:t>
+      </w:r>
+    </w:p>
+    <w:p>
       <w:pPr>
         <w:pStyle w:val="Heading1"/>
       </w:pPr>
       <w:r>
-        <w:t>03. Individual reasoning check</w:t>
-      </w:r>
-    </w:p>
-    <w:p>
-      <w:r>
-        <w:t>Check the proposed Precision in Algorithms explanation against the supplied facts before discussing it.</w:t>
-      </w:r>
-    </w:p>
-    <w:p>
-      <w:pPr>
-        <w:spacing w:line="336" w:lineRule="auto" w:after="180"/>
-      </w:pPr>
-      <w:r>
-        <w:rPr>
-          <w:b w:val="0"/>
-        </w:rPr>
-        <w:t xml:space="preserve">Use the worked case for From a paper </w:t>
-      </w:r>
-      <w:r>
-        <w:rPr>
-          <w:b/>
-        </w:rPr>
-        <w:t>algorithm</w:t>
-      </w:r>
-      <w:r>
-        <w:rPr>
-          <w:b w:val="0"/>
-        </w:rPr>
-        <w:t xml:space="preserve"> to Python. Proposed explanation: “An equals sign displays the answer”. Decide whether this explanation is supported.</w:t>
-      </w:r>
-    </w:p>
-    <w:p>
-      <w:pPr>
-        <w:spacing w:line="336" w:lineRule="auto" w:after="180"/>
-      </w:pPr>
-      <w:r>
-        <w:rPr>
-          <w:b w:val="0"/>
-        </w:rPr>
-        <w:t>Point to the step or supplied fact that decides; explain your repair if needed.</w:t>
+        <w:t>14. W3 · Explain a read-before-assignment error</w:t>
+      </w:r>
+    </w:p>
+    <w:p>
+      <w:r>
+        <w:t>Use a fresh run, then restore the valid statement order.</w:t>
+      </w:r>
+    </w:p>
+    <w:p>
+      <w:pPr>
+        <w:pStyle w:val="Heading2"/>
+      </w:pPr>
+      <w:r>
+        <w:t>Your evidence record</w:t>
+      </w:r>
+    </w:p>
+    <w:p>
+      <w:pPr>
+        <w:pStyle w:val="ListBullet"/>
+      </w:pPr>
+      <w:r>
+        <w:t>Move print(total) to the first line of a fresh script. Predict what happens and why. Put the lines back into an order that meets the requirement.</w:t>
       </w:r>
     </w:p>
     <w:p>
@@ -289,7 +290,7 @@
         <w:pStyle w:val="Heading3"/>
       </w:pPr>
       <w:r>
-        <w:t>My explanation before partner discussion</w:t>
+        <w:t>My reasoning and evidence</w:t>
       </w:r>
     </w:p>
     <w:p>
@@ -313,16 +314,42 @@
       </w:r>
     </w:p>
     <w:p>
+      <w:r>
+        <w:t>________________________________________________________________</w:t>
+      </w:r>
+    </w:p>
+    <w:p>
+      <w:r>
+        <w:t>________________________________________________________________</w:t>
+      </w:r>
+    </w:p>
+    <w:p>
       <w:pPr>
         <w:pStyle w:val="Heading1"/>
       </w:pPr>
       <w:r>
-        <w:t>04. Independent transfer case</w:t>
-      </w:r>
-    </w:p>
-    <w:p>
-      <w:r>
-        <w:t>Write one first attempt at the reserved independent case before feedback. Repeated copies of that case refer to the same recorded attempt.</w:t>
+        <w:t>16. W5 · Keep a checkable, limited conclusion</w:t>
+      </w:r>
+    </w:p>
+    <w:p>
+      <w:r>
+        <w:t>Separate execution success from meeting the requirement.</w:t>
+      </w:r>
+    </w:p>
+    <w:p>
+      <w:pPr>
+        <w:pStyle w:val="Heading2"/>
+      </w:pPr>
+      <w:r>
+        <w:t>Your evidence record</w:t>
+      </w:r>
+    </w:p>
+    <w:p>
+      <w:pPr>
+        <w:pStyle w:val="ListBullet"/>
+      </w:pPr>
+      <w:r>
+        <w:t>Explain the difference between a successful run and a correct calculation. State one limit of this program and what you would keep so another person can check your work.</w:t>
       </w:r>
     </w:p>
     <w:p>
@@ -330,7 +357,58 @@
         <w:pStyle w:val="Heading3"/>
       </w:pPr>
       <w:r>
-        <w:t>Independent case: Transfer the procedure independently</w:t>
+        <w:t>My reasoning and evidence</w:t>
+      </w:r>
+    </w:p>
+    <w:p>
+      <w:r>
+        <w:t>________________________________________________________________</w:t>
+      </w:r>
+    </w:p>
+    <w:p>
+      <w:r>
+        <w:t>________________________________________________________________</w:t>
+      </w:r>
+    </w:p>
+    <w:p>
+      <w:r>
+        <w:t>________________________________________________________________</w:t>
+      </w:r>
+    </w:p>
+    <w:p>
+      <w:r>
+        <w:t>________________________________________________________________</w:t>
+      </w:r>
+    </w:p>
+    <w:p>
+      <w:r>
+        <w:t>________________________________________________________________</w:t>
+      </w:r>
+    </w:p>
+    <w:p>
+      <w:r>
+        <w:t>________________________________________________________________</w:t>
+      </w:r>
+    </w:p>
+    <w:p>
+      <w:pPr>
+        <w:pStyle w:val="Heading1"/>
+      </w:pPr>
+      <w:r>
+        <w:t>04. W4 · Transfer the procedure independently</w:t>
+      </w:r>
+    </w:p>
+    <w:p>
+      <w:r>
+        <w:t>Keep one first attempt before hints or feedback.</w:t>
+      </w:r>
+    </w:p>
+    <w:p>
+      <w:pPr>
+        <w:pStyle w:val="Heading2"/>
+      </w:pPr>
+      <w:r>
+        <w:t>Read and explain independently</w:t>
       </w:r>
     </w:p>
     <w:p>
@@ -401,6 +479,14 @@
     </w:p>
     <w:p>
       <w:pPr>
+        <w:pStyle w:val="Heading2"/>
+      </w:pPr>
+      <w:r>
+        <w:t>Keep a fair record</w:t>
+      </w:r>
+    </w:p>
+    <w:p>
+      <w:pPr>
         <w:spacing w:line="336" w:lineRule="auto" w:after="180"/>
       </w:pPr>
       <w:r>
@@ -412,15 +498,39 @@
     </w:p>
     <w:p>
       <w:pPr>
+        <w:pStyle w:val="Heading2"/>
+      </w:pPr>
+      <w:r>
+        <w:t>Earlier wording, alternatives and picture transcripts · reference / check after trying</w:t>
+      </w:r>
+    </w:p>
+    <w:p>
+      <w:pPr>
+        <w:pStyle w:val="Heading3"/>
+      </w:pPr>
+      <w:r>
+        <w:t>Independent case: Transfer the procedure independently</w:t>
+      </w:r>
+    </w:p>
+    <w:p>
+      <w:pPr>
         <w:pStyle w:val="Heading1"/>
       </w:pPr>
       <w:r>
-        <w:t>05. Your learning target</w:t>
-      </w:r>
-    </w:p>
-    <w:p>
-      <w:r>
-        <w:t>Connect the Precision in Algorithms target to a trace and a justified conclusion.</w:t>
+        <w:t>09. Project · Keep the decision and its evidence</w:t>
+      </w:r>
+    </w:p>
+    <w:p>
+      <w:r>
+        <w:t>Add this week’s change to your existing project record.</w:t>
+      </w:r>
+    </w:p>
+    <w:p>
+      <w:pPr>
+        <w:pStyle w:val="Heading2"/>
+      </w:pPr>
+      <w:r>
+        <w:t>Your evidence record</w:t>
       </w:r>
     </w:p>
     <w:p>
@@ -431,113 +541,18 @@
         <w:rPr>
           <w:b w:val="0"/>
         </w:rPr>
-        <w:t xml:space="preserve">Write an </w:t>
-      </w:r>
-      <w:r>
-        <w:rPr>
-          <w:b/>
-        </w:rPr>
-        <w:t>algorithm</w:t>
-      </w:r>
+        <w:t>Write exact scoring steps so two people rank the same book the same way.</w:t>
+      </w:r>
+    </w:p>
+    <w:p>
+      <w:pPr>
+        <w:spacing w:line="336" w:lineRule="auto" w:after="180"/>
+      </w:pPr>
       <w:r>
         <w:rPr>
           <w:b w:val="0"/>
         </w:rPr>
-        <w:t xml:space="preserve"> for borrowing a classroom book when the book may already be on loan. Include </w:t>
-      </w:r>
-      <w:r>
-        <w:rPr>
-          <w:b/>
-        </w:rPr>
-        <w:t>input</w:t>
-      </w:r>
-      <w:r>
-        <w:rPr>
-          <w:b w:val="0"/>
-        </w:rPr>
-        <w:t>s, a no-copy-available outcome and a check that prevents two borrowers receiving the same copy.</w:t>
-      </w:r>
-    </w:p>
-    <w:p>
-      <w:pPr>
-        <w:pStyle w:val="Heading1"/>
-      </w:pPr>
-      <w:r>
-        <w:t>06. Solve the given case</w:t>
-      </w:r>
-    </w:p>
-    <w:p>
-      <w:r>
-        <w:t>Solve the supplied Precision in Algorithms case and show the deciding evidence.</w:t>
-      </w:r>
-    </w:p>
-    <w:p>
-      <w:pPr>
-        <w:spacing w:line="336" w:lineRule="auto" w:after="180"/>
-      </w:pPr>
-      <w:r>
-        <w:rPr>
-          <w:b w:val="0"/>
-        </w:rPr>
-        <w:t xml:space="preserve">A sandwich </w:t>
-      </w:r>
-      <w:r>
-        <w:rPr>
-          <w:b/>
-        </w:rPr>
-        <w:t>algorithm</w:t>
-      </w:r>
-      <w:r>
-        <w:rPr>
-          <w:b w:val="0"/>
-        </w:rPr>
-        <w:t xml:space="preserve"> says add spread, close it, cut it, without stating materials or directions.</w:t>
-      </w:r>
-    </w:p>
-    <w:p>
-      <w:pPr>
-        <w:spacing w:line="336" w:lineRule="auto" w:after="180"/>
-      </w:pPr>
-      <w:r>
-        <w:rPr>
-          <w:b w:val="0"/>
-        </w:rPr>
-        <w:t xml:space="preserve">Expose </w:t>
-      </w:r>
-      <w:r>
-        <w:rPr>
-          <w:b/>
-        </w:rPr>
-        <w:t>assumption</w:t>
-      </w:r>
-      <w:r>
-        <w:rPr>
-          <w:b w:val="0"/>
-        </w:rPr>
-        <w:t xml:space="preserve">s and write a </w:t>
-      </w:r>
-      <w:r>
-        <w:rPr>
-          <w:b/>
-        </w:rPr>
-        <w:t>precise</w:t>
-      </w:r>
-      <w:r>
-        <w:rPr>
-          <w:b w:val="0"/>
-        </w:rPr>
-        <w:t xml:space="preserve"> paper simulation.</w:t>
-      </w:r>
-    </w:p>
-    <w:p>
-      <w:pPr>
-        <w:spacing w:line="336" w:lineRule="auto" w:after="180"/>
-      </w:pPr>
-      <w:r>
-        <w:rPr>
-          <w:b w:val="0"/>
-        </w:rPr>
-        <w:t xml:space="preserve">Show your trace, calculation or </w:t>
+        <w:t xml:space="preserve">The project change and </w:t>
       </w:r>
       <w:r>
         <w:rPr>
@@ -545,308 +560,6 @@
         </w:rPr>
         <w:t>evidence</w:t>
       </w:r>
-    </w:p>
-    <w:p>
-      <w:pPr>
-        <w:pStyle w:val="Heading3"/>
-      </w:pPr>
-      <w:r>
-        <w:t>Write or draw your reasoning and evidence.</w:t>
-      </w:r>
-    </w:p>
-    <w:p>
-      <w:r>
-        <w:t>________________________________________________________________</w:t>
-      </w:r>
-    </w:p>
-    <w:p>
-      <w:r>
-        <w:t>________________________________________________________________</w:t>
-      </w:r>
-    </w:p>
-    <w:p>
-      <w:r>
-        <w:t>________________________________________________________________</w:t>
-      </w:r>
-    </w:p>
-    <w:p>
-      <w:r>
-        <w:t>________________________________________________________________</w:t>
-      </w:r>
-    </w:p>
-    <w:p>
-      <w:r>
-        <w:t>________________________________________________________________</w:t>
-      </w:r>
-    </w:p>
-    <w:p>
-      <w:pPr>
-        <w:pStyle w:val="Heading1"/>
-      </w:pPr>
-      <w:r>
-        <w:t>07. Check a changed case</w:t>
-      </w:r>
-    </w:p>
-    <w:p>
-      <w:r>
-        <w:t>Apply the procedure to the changed case and record why the conclusion follows.</w:t>
-      </w:r>
-    </w:p>
-    <w:p>
-      <w:pPr>
-        <w:spacing w:line="336" w:lineRule="auto" w:after="180"/>
-      </w:pPr>
-      <w:r>
-        <w:rPr>
-          <w:b w:val="0"/>
-        </w:rPr>
-        <w:t>A robot starts at square 0. Replace move a bit and stop nearby with instructions that put it exactly on square 3 using steps of one square.</w:t>
-      </w:r>
-    </w:p>
-    <w:p>
-      <w:pPr>
-        <w:spacing w:line="336" w:lineRule="auto" w:after="180"/>
-      </w:pPr>
-      <w:r>
-        <w:rPr>
-          <w:b w:val="0"/>
-        </w:rPr>
-        <w:t>My independent answer and reason</w:t>
-      </w:r>
-    </w:p>
-    <w:p>
-      <w:pPr>
-        <w:pStyle w:val="Heading3"/>
-      </w:pPr>
-      <w:r>
-        <w:t>Write or draw your reasoning and evidence.</w:t>
-      </w:r>
-    </w:p>
-    <w:p>
-      <w:r>
-        <w:t>________________________________________________________________</w:t>
-      </w:r>
-    </w:p>
-    <w:p>
-      <w:r>
-        <w:t>________________________________________________________________</w:t>
-      </w:r>
-    </w:p>
-    <w:p>
-      <w:r>
-        <w:t>________________________________________________________________</w:t>
-      </w:r>
-    </w:p>
-    <w:p>
-      <w:r>
-        <w:t>________________________________________________________________</w:t>
-      </w:r>
-    </w:p>
-    <w:p>
-      <w:r>
-        <w:t>________________________________________________________________</w:t>
-      </w:r>
-    </w:p>
-    <w:p>
-      <w:pPr>
-        <w:pStyle w:val="Heading3"/>
-      </w:pPr>
-      <w:r>
-        <w:t>Week 1 Test and reflect</w:t>
-      </w:r>
-    </w:p>
-    <w:p>
-      <w:pPr>
-        <w:pStyle w:val="Heading1"/>
-      </w:pPr>
-      <w:r>
-        <w:t>08. Design a revealing test</w:t>
-      </w:r>
-    </w:p>
-    <w:p>
-      <w:r>
-        <w:t>Specify a changed input, expected result and observation separately.</w:t>
-      </w:r>
-    </w:p>
-    <w:p>
-      <w:pPr>
-        <w:spacing w:line="336" w:lineRule="auto" w:after="180"/>
-      </w:pPr>
-      <w:r>
-        <w:rPr>
-          <w:b w:val="0"/>
-        </w:rPr>
-        <w:t xml:space="preserve">Create a changed </w:t>
-      </w:r>
-      <w:r>
-        <w:rPr>
-          <w:b/>
-        </w:rPr>
-        <w:t>input</w:t>
-      </w:r>
-      <w:r>
-        <w:rPr>
-          <w:b w:val="0"/>
-        </w:rPr>
-        <w:t>, boundary case or missing-information case. Write the expected answer or safe response before testing.</w:t>
-      </w:r>
-    </w:p>
-    <w:tbl>
-      <w:tblPr>
-        <w:tblStyle w:val="LightShading-Accent1"/>
-        <w:tblW w:type="auto" w:w="0"/>
-        <w:tblLook w:firstColumn="1" w:firstRow="1" w:lastColumn="0" w:lastRow="0" w:noHBand="0" w:noVBand="1" w:val="04A0"/>
-      </w:tblPr>
-      <w:tblGrid>
-        <w:gridCol w:w="5112"/>
-        <w:gridCol w:w="5112"/>
-      </w:tblGrid>
-      <w:tr>
-        <w:trPr>
-          <w:tblHeader/>
-        </w:trPr>
-        <w:tc>
-          <w:tcPr>
-            <w:tcW w:type="dxa" w:w="5112"/>
-          </w:tcPr>
-          <w:p>
-            <w:r>
-              <w:t>Test record</w:t>
-            </w:r>
-          </w:p>
-        </w:tc>
-        <w:tc>
-          <w:tcPr>
-            <w:tcW w:type="dxa" w:w="5112"/>
-          </w:tcPr>
-          <w:p>
-            <w:r>
-              <w:t>My evidence</w:t>
-            </w:r>
-          </w:p>
-        </w:tc>
-      </w:tr>
-      <w:tr>
-        <w:tc>
-          <w:tcPr>
-            <w:tcW w:type="dxa" w:w="5112"/>
-          </w:tcPr>
-          <w:p>
-            <w:r>
-              <w:t>Changed input or condition</w:t>
-            </w:r>
-          </w:p>
-        </w:tc>
-        <w:tc>
-          <w:tcPr>
-            <w:tcW w:type="dxa" w:w="5112"/>
-          </w:tcPr>
-          <w:p>
-            <w:r/>
-          </w:p>
-        </w:tc>
-      </w:tr>
-      <w:tr>
-        <w:tc>
-          <w:tcPr>
-            <w:tcW w:type="dxa" w:w="5112"/>
-          </w:tcPr>
-          <w:p>
-            <w:r>
-              <w:t>Expected answer or fallback</w:t>
-            </w:r>
-          </w:p>
-        </w:tc>
-        <w:tc>
-          <w:tcPr>
-            <w:tcW w:type="dxa" w:w="5112"/>
-          </w:tcPr>
-          <w:p>
-            <w:r/>
-          </w:p>
-        </w:tc>
-      </w:tr>
-      <w:tr>
-        <w:tc>
-          <w:tcPr>
-            <w:tcW w:type="dxa" w:w="5112"/>
-          </w:tcPr>
-          <w:p>
-            <w:r>
-              <w:t>Observed result</w:t>
-            </w:r>
-          </w:p>
-        </w:tc>
-        <w:tc>
-          <w:tcPr>
-            <w:tcW w:type="dxa" w:w="5112"/>
-          </w:tcPr>
-          <w:p>
-            <w:r/>
-          </w:p>
-        </w:tc>
-      </w:tr>
-      <w:tr>
-        <w:tc>
-          <w:tcPr>
-            <w:tcW w:type="dxa" w:w="5112"/>
-          </w:tcPr>
-          <w:p>
-            <w:r>
-              <w:t>Why the result occurred</w:t>
-            </w:r>
-          </w:p>
-        </w:tc>
-        <w:tc>
-          <w:tcPr>
-            <w:tcW w:type="dxa" w:w="5112"/>
-          </w:tcPr>
-          <w:p>
-            <w:r/>
-          </w:p>
-        </w:tc>
-      </w:tr>
-    </w:tbl>
-    <w:p>
-      <w:pPr>
-        <w:pStyle w:val="Heading1"/>
-      </w:pPr>
-      <w:r>
-        <w:t>09. Project checkpoint</w:t>
-      </w:r>
-    </w:p>
-    <w:p>
-      <w:r>
-        <w:t>Justify what Precision in Algorithms adds to Transparent Book Recommender and keep the evidence.</w:t>
-      </w:r>
-    </w:p>
-    <w:p>
-      <w:pPr>
-        <w:spacing w:line="336" w:lineRule="auto" w:after="180"/>
-      </w:pPr>
-      <w:r>
-        <w:rPr>
-          <w:b w:val="0"/>
-        </w:rPr>
-        <w:t>Write exact scoring steps so two people rank the same book the same way.</w:t>
-      </w:r>
-    </w:p>
-    <w:p>
-      <w:pPr>
-        <w:spacing w:line="336" w:lineRule="auto" w:after="180"/>
-      </w:pPr>
-      <w:r>
-        <w:rPr>
-          <w:b w:val="0"/>
-        </w:rPr>
-        <w:t xml:space="preserve">The project change and </w:t>
-      </w:r>
-      <w:r>
-        <w:rPr>
-          <w:b/>
-        </w:rPr>
-        <w:t>evidence</w:t>
-      </w:r>
       <w:r>
         <w:rPr>
           <w:b w:val="0"/>
@@ -892,527 +605,20 @@
         <w:pStyle w:val="Heading1"/>
       </w:pPr>
       <w:r>
-        <w:t>10. Self check</w:t>
-      </w:r>
-    </w:p>
-    <w:p>
-      <w:r>
-        <w:t>Judge explanation, evidence, transfer and limits separately; attach the work behind your judgement.</w:t>
-      </w:r>
-    </w:p>
-    <w:p>
-      <w:pPr>
-        <w:pStyle w:val="ListBullet"/>
-      </w:pPr>
-      <w:r>
-        <w:t>I can explain the mechanism.</w:t>
-      </w:r>
-    </w:p>
-    <w:p>
-      <w:pPr>
-        <w:pStyle w:val="ListBullet"/>
-      </w:pPr>
-      <w:r>
-        <w:t>I can show evidence.</w:t>
-      </w:r>
-    </w:p>
-    <w:p>
-      <w:pPr>
-        <w:pStyle w:val="ListBullet"/>
-      </w:pPr>
-      <w:r>
-        <w:t>I can handle a changed case.</w:t>
-      </w:r>
-    </w:p>
-    <w:p>
-      <w:pPr>
-        <w:pStyle w:val="ListBullet"/>
-      </w:pPr>
-      <w:r>
-        <w:t>I can name a limit.</w:t>
-      </w:r>
-    </w:p>
-    <w:p>
-      <w:r>
-        <w:t>Mark each as not yet, with help or independently, and attach supporting work.</w:t>
-      </w:r>
-    </w:p>
-    <w:p>
-      <w:pPr>
-        <w:spacing w:line="336" w:lineRule="auto" w:after="180"/>
-      </w:pPr>
-      <w:r>
-        <w:rPr>
-          <w:b w:val="0"/>
-        </w:rPr>
-        <w:t>Teacher review ____________________  Next step ____________________</w:t>
-      </w:r>
-    </w:p>
-    <w:p>
-      <w:pPr>
-        <w:pStyle w:val="Heading1"/>
-      </w:pPr>
-      <w:r>
-        <w:t>11. Transfer practice from the original programme</w:t>
-      </w:r>
-    </w:p>
-    <w:p>
-      <w:r>
-        <w:t>Use this earlier case as transfer practice. A case already discussed with feedback is not fresh assessment evidence.</w:t>
-      </w:r>
-    </w:p>
-    <w:p>
-      <w:pPr>
-        <w:spacing w:line="336" w:lineRule="auto" w:after="180"/>
-      </w:pPr>
-      <w:r>
-        <w:rPr>
-          <w:b w:val="0"/>
-        </w:rPr>
-        <w:t xml:space="preserve">Write an </w:t>
-      </w:r>
-      <w:r>
-        <w:rPr>
-          <w:b/>
-        </w:rPr>
-        <w:t>algorithm</w:t>
-      </w:r>
-      <w:r>
-        <w:rPr>
-          <w:b w:val="0"/>
-        </w:rPr>
-        <w:t xml:space="preserve"> for borrowing a classroom book when the book may already be on loan. Include </w:t>
-      </w:r>
-      <w:r>
-        <w:rPr>
-          <w:b/>
-        </w:rPr>
-        <w:t>input</w:t>
-      </w:r>
-      <w:r>
-        <w:rPr>
-          <w:b w:val="0"/>
-        </w:rPr>
-        <w:t>s, a no-copy-available outcome and a check that prevents two borrowers receiving the same copy.</w:t>
-      </w:r>
-    </w:p>
-    <w:p>
-      <w:pPr>
-        <w:pStyle w:val="Heading3"/>
-      </w:pPr>
-      <w:r>
-        <w:t>My independently reasoned answer</w:t>
-      </w:r>
-    </w:p>
-    <w:p>
-      <w:r>
-        <w:t>________________________________________________________________</w:t>
-      </w:r>
-    </w:p>
-    <w:p>
-      <w:r>
-        <w:t>________________________________________________________________</w:t>
-      </w:r>
-    </w:p>
-    <w:p>
-      <w:r>
-        <w:t>________________________________________________________________</w:t>
-      </w:r>
-    </w:p>
-    <w:p>
-      <w:r>
-        <w:t>________________________________________________________________</w:t>
-      </w:r>
-    </w:p>
-    <w:p>
-      <w:r>
-        <w:t>________________________________________________________________</w:t>
-      </w:r>
-    </w:p>
-    <w:p>
-      <w:r>
-        <w:t>________________________________________________________________</w:t>
-      </w:r>
-    </w:p>
-    <w:p>
-      <w:r>
-        <w:t>________________________________________________________________</w:t>
-      </w:r>
-    </w:p>
-    <w:p>
-      <w:pPr>
-        <w:spacing w:line="336" w:lineRule="auto" w:after="180"/>
-      </w:pPr>
-      <w:r>
-        <w:rPr>
-          <w:b w:val="0"/>
-        </w:rPr>
-        <w:t>Record support used: none, hint or teacher explanation.</w:t>
-      </w:r>
-    </w:p>
-    <w:p>
-      <w:pPr>
-        <w:pStyle w:val="Heading1"/>
-      </w:pPr>
-      <w:r>
-        <w:t>12. W1 Connect the paper steps to Python</w:t>
-      </w:r>
-    </w:p>
-    <w:p>
-      <w:r>
-        <w:t>Connect the paper steps to Python. Apply the supplied Precision in Algorithms facts and keep your reasoning.</w:t>
-      </w:r>
-    </w:p>
-    <w:p>
-      <w:pPr>
-        <w:spacing w:line="336" w:lineRule="auto" w:after="180"/>
-        <w:shd w:fill="F5F1FB"/>
-      </w:pPr>
-      <w:r>
-        <w:rPr>
-          <w:b w:val="0"/>
-        </w:rPr>
-        <w:t>Write the complete four-line script for 4 packs of 6. Beside each line explain what it does. Which line displays information?</w:t>
-      </w:r>
-    </w:p>
-    <w:p>
-      <w:pPr>
-        <w:pStyle w:val="Heading3"/>
-      </w:pPr>
-      <w:r>
-        <w:t>My reasoning and evidence</w:t>
-      </w:r>
-    </w:p>
-    <w:p>
-      <w:r>
-        <w:t>________________________________________________________________</w:t>
-      </w:r>
-    </w:p>
-    <w:p>
-      <w:r>
-        <w:t>________________________________________________________________</w:t>
-      </w:r>
-    </w:p>
-    <w:p>
-      <w:r>
-        <w:t>________________________________________________________________</w:t>
-      </w:r>
-    </w:p>
-    <w:p>
-      <w:r>
-        <w:t>________________________________________________________________</w:t>
-      </w:r>
-    </w:p>
-    <w:p>
-      <w:r>
-        <w:t>________________________________________________________________</w:t>
-      </w:r>
-    </w:p>
-    <w:p>
-      <w:r>
-        <w:t>________________________________________________________________</w:t>
-      </w:r>
-    </w:p>
-    <w:p>
-      <w:pPr>
-        <w:pStyle w:val="Heading1"/>
-      </w:pPr>
-      <w:r>
-        <w:t>13. W2 Predict then observe</w:t>
-      </w:r>
-    </w:p>
-    <w:p>
-      <w:r>
-        <w:t>Predict then observe. Apply the supplied Precision in Algorithms facts and keep your reasoning.</w:t>
-      </w:r>
-    </w:p>
-    <w:p>
-      <w:pPr>
-        <w:spacing w:line="336" w:lineRule="auto" w:after="180"/>
-      </w:pPr>
-      <w:r>
-        <w:rPr>
-          <w:b w:val="0"/>
-        </w:rPr>
-        <w:t xml:space="preserve">Make records for 4 packs of 6, then 5 packs of 6. Predict before running. Record actual </w:t>
-      </w:r>
-      <w:r>
-        <w:rPr>
-          <w:b/>
-        </w:rPr>
-        <w:t>output</w:t>
-      </w:r>
-      <w:r>
-        <w:rPr>
-          <w:b w:val="0"/>
-        </w:rPr>
-        <w:t>, any error and what changed. If working on paper, label both results as traces.</w:t>
-      </w:r>
-    </w:p>
-    <w:p>
-      <w:pPr>
-        <w:pStyle w:val="Heading3"/>
-      </w:pPr>
-      <w:r>
-        <w:t>My reasoning and evidence</w:t>
-      </w:r>
-    </w:p>
-    <w:p>
-      <w:r>
-        <w:t>________________________________________________________________</w:t>
-      </w:r>
-    </w:p>
-    <w:p>
-      <w:r>
-        <w:t>________________________________________________________________</w:t>
-      </w:r>
-    </w:p>
-    <w:p>
-      <w:r>
-        <w:t>________________________________________________________________</w:t>
-      </w:r>
-    </w:p>
-    <w:p>
-      <w:r>
-        <w:t>________________________________________________________________</w:t>
-      </w:r>
-    </w:p>
-    <w:p>
-      <w:r>
-        <w:t>________________________________________________________________</w:t>
-      </w:r>
-    </w:p>
-    <w:p>
-      <w:r>
-        <w:t>________________________________________________________________</w:t>
-      </w:r>
-    </w:p>
-    <w:p>
-      <w:pPr>
-        <w:pStyle w:val="Heading1"/>
-      </w:pPr>
-      <w:r>
-        <w:t>14. W3 Explain an order error</w:t>
-      </w:r>
-    </w:p>
-    <w:p>
-      <w:r>
-        <w:t>Explain an order error. Apply the supplied Precision in Algorithms facts and keep your reasoning.</w:t>
-      </w:r>
-    </w:p>
-    <w:p>
-      <w:pPr>
-        <w:spacing w:line="336" w:lineRule="auto" w:after="180"/>
-      </w:pPr>
-      <w:r>
-        <w:rPr>
-          <w:b w:val="0"/>
-        </w:rPr>
-        <w:t>Move print(total) to the first line of a fresh script. Predict what happens and why. Put the lines back into an order that meets the requirement.</w:t>
-      </w:r>
-    </w:p>
-    <w:p>
-      <w:pPr>
-        <w:pStyle w:val="Heading3"/>
-      </w:pPr>
-      <w:r>
-        <w:t>My reasoning and evidence</w:t>
-      </w:r>
-    </w:p>
-    <w:p>
-      <w:r>
-        <w:t>________________________________________________________________</w:t>
-      </w:r>
-    </w:p>
-    <w:p>
-      <w:r>
-        <w:t>________________________________________________________________</w:t>
-      </w:r>
-    </w:p>
-    <w:p>
-      <w:r>
-        <w:t>________________________________________________________________</w:t>
-      </w:r>
-    </w:p>
-    <w:p>
-      <w:r>
-        <w:t>________________________________________________________________</w:t>
-      </w:r>
-    </w:p>
-    <w:p>
-      <w:r>
-        <w:t>________________________________________________________________</w:t>
-      </w:r>
-    </w:p>
-    <w:p>
-      <w:r>
-        <w:t>________________________________________________________________</w:t>
-      </w:r>
-    </w:p>
-    <w:p>
-      <w:pPr>
-        <w:pStyle w:val="Heading1"/>
-      </w:pPr>
-      <w:r>
-        <w:t>15. W4 Transfer the procedure independently</w:t>
-      </w:r>
-    </w:p>
-    <w:p>
-      <w:r>
-        <w:t>Attempt before feedback. If this repeats the selected independent case, reuse that first attempt; otherwise keep a separate record. Transfer the procedure independently. Apply the supplied Precision in Algorithms facts and keep your reasoning.</w:t>
-      </w:r>
-    </w:p>
-    <w:p>
-      <w:pPr>
-        <w:spacing w:line="336" w:lineRule="auto" w:after="180"/>
-      </w:pPr>
-      <w:r>
-        <w:rPr>
-          <w:b w:val="0"/>
-        </w:rPr>
-        <w:t xml:space="preserve">A fictional shelf has 3 trays of 7 tiles each. Write a four-line Python script using trays, per_tray and tiles. Predict its </w:t>
-      </w:r>
-      <w:r>
-        <w:rPr>
-          <w:b/>
-        </w:rPr>
-        <w:t>output</w:t>
-      </w:r>
-      <w:r>
-        <w:rPr>
-          <w:b w:val="0"/>
-        </w:rPr>
-        <w:t>. Then change only trays to 0 and predict again. Explain why adding the two quantities is wrong.</w:t>
-      </w:r>
-    </w:p>
-    <w:p>
-      <w:pPr>
-        <w:pStyle w:val="Heading3"/>
-      </w:pPr>
-      <w:r>
-        <w:t>My reasoning and evidence</w:t>
-      </w:r>
-    </w:p>
-    <w:p>
-      <w:r>
-        <w:t>________________________________________________________________</w:t>
-      </w:r>
-    </w:p>
-    <w:p>
-      <w:r>
-        <w:t>________________________________________________________________</w:t>
-      </w:r>
-    </w:p>
-    <w:p>
-      <w:r>
-        <w:t>________________________________________________________________</w:t>
-      </w:r>
-    </w:p>
-    <w:p>
-      <w:r>
-        <w:t>________________________________________________________________</w:t>
-      </w:r>
-    </w:p>
-    <w:p>
-      <w:r>
-        <w:t>________________________________________________________________</w:t>
-      </w:r>
-    </w:p>
-    <w:p>
-      <w:r>
-        <w:t>________________________________________________________________</w:t>
-      </w:r>
-    </w:p>
-    <w:p>
-      <w:r>
-        <w:t>________________________________________________________________</w:t>
-      </w:r>
-    </w:p>
-    <w:p>
-      <w:pPr>
-        <w:pStyle w:val="Heading1"/>
-      </w:pPr>
-      <w:r>
-        <w:t>16. W5 Keep an honest conclusion</w:t>
-      </w:r>
-    </w:p>
-    <w:p>
-      <w:r>
-        <w:t>Keep an honest conclusion. Apply the supplied Precision in Algorithms facts and keep your reasoning.</w:t>
-      </w:r>
-    </w:p>
-    <w:p>
-      <w:pPr>
-        <w:spacing w:line="336" w:lineRule="auto" w:after="180"/>
-      </w:pPr>
-      <w:r>
-        <w:rPr>
-          <w:b w:val="0"/>
-        </w:rPr>
-        <w:t xml:space="preserve">Explain the difference between a successful run and a correct calculation. State one limit of this </w:t>
-      </w:r>
-      <w:r>
-        <w:rPr>
-          <w:b/>
-        </w:rPr>
-        <w:t>program</w:t>
-      </w:r>
-      <w:r>
-        <w:rPr>
-          <w:b w:val="0"/>
-        </w:rPr>
-        <w:t xml:space="preserve"> and what you would keep so another person can check your work.</w:t>
-      </w:r>
-    </w:p>
-    <w:p>
-      <w:pPr>
-        <w:pStyle w:val="Heading3"/>
-      </w:pPr>
-      <w:r>
-        <w:t>My reasoning and evidence</w:t>
-      </w:r>
-    </w:p>
-    <w:p>
-      <w:r>
-        <w:t>________________________________________________________________</w:t>
-      </w:r>
-    </w:p>
-    <w:p>
-      <w:r>
-        <w:t>________________________________________________________________</w:t>
-      </w:r>
-    </w:p>
-    <w:p>
-      <w:r>
-        <w:t>________________________________________________________________</w:t>
-      </w:r>
-    </w:p>
-    <w:p>
-      <w:r>
-        <w:t>________________________________________________________________</w:t>
-      </w:r>
-    </w:p>
-    <w:p>
-      <w:r>
-        <w:t>________________________________________________________________</w:t>
-      </w:r>
-    </w:p>
-    <w:p>
-      <w:r>
-        <w:t>________________________________________________________________</w:t>
-      </w:r>
-    </w:p>
-    <w:p>
-      <w:pPr>
-        <w:pStyle w:val="Heading1"/>
-      </w:pPr>
-      <w:r>
-        <w:t>17. Feedback, return check and learning record</w:t>
-      </w:r>
-    </w:p>
-    <w:p>
-      <w:r>
-        <w:t>Record the first repaired step and a different case to revisit after a delay.</w:t>
+        <w:t>17. Feedback · Repair and return</w:t>
+      </w:r>
+    </w:p>
+    <w:p>
+      <w:r>
+        <w:t>Keep the first attempt, the repair and a changed-case return.</w:t>
+      </w:r>
+    </w:p>
+    <w:p>
+      <w:pPr>
+        <w:pStyle w:val="Heading2"/>
+      </w:pPr>
+      <w:r>
+        <w:t>Your evidence record</w:t>
       </w:r>
     </w:p>
     <w:tbl>
@@ -1567,12 +773,965 @@
         <w:pStyle w:val="Heading1"/>
       </w:pPr>
       <w:r>
-        <w:t>18. Pictorial case practice: Precision in Algorithms</w:t>
-      </w:r>
-    </w:p>
-    <w:p>
-      <w:r>
-        <w:t>A fictional book-box counter has three boxes with five books each and two loose books. Explain the labelled step before checking the changed condition.</w:t>
+        <w:t>10. Finish · Judge the evidence in your work</w:t>
+      </w:r>
+    </w:p>
+    <w:p>
+      <w:r>
+        <w:t>Point to work that supports your confidence level.</w:t>
+      </w:r>
+    </w:p>
+    <w:p>
+      <w:pPr>
+        <w:pStyle w:val="Heading2"/>
+      </w:pPr>
+      <w:r>
+        <w:t>Your evidence record</w:t>
+      </w:r>
+    </w:p>
+    <w:p>
+      <w:pPr>
+        <w:pStyle w:val="ListBullet"/>
+      </w:pPr>
+      <w:r>
+        <w:t>I can explain the mechanism.</w:t>
+      </w:r>
+    </w:p>
+    <w:p>
+      <w:pPr>
+        <w:pStyle w:val="ListBullet"/>
+      </w:pPr>
+      <w:r>
+        <w:t>I can show evidence.</w:t>
+      </w:r>
+    </w:p>
+    <w:p>
+      <w:pPr>
+        <w:pStyle w:val="ListBullet"/>
+      </w:pPr>
+      <w:r>
+        <w:t>I can handle a changed case.</w:t>
+      </w:r>
+    </w:p>
+    <w:p>
+      <w:pPr>
+        <w:pStyle w:val="ListBullet"/>
+      </w:pPr>
+      <w:r>
+        <w:t>I can name a limit.</w:t>
+      </w:r>
+    </w:p>
+    <w:p>
+      <w:r>
+        <w:t>Mark each as not yet, with help or independently, and attach supporting work.</w:t>
+      </w:r>
+    </w:p>
+    <w:p>
+      <w:pPr>
+        <w:spacing w:line="336" w:lineRule="auto" w:after="180"/>
+      </w:pPr>
+      <w:r>
+        <w:rPr>
+          <w:b w:val="0"/>
+        </w:rPr>
+        <w:t>Teacher review ____________________  Next step ____________________</w:t>
+      </w:r>
+    </w:p>
+    <w:p>
+      <w:pPr>
+        <w:pStyle w:val="Heading1"/>
+      </w:pPr>
+      <w:r>
+        <w:t>Reference bank and extra practice</w:t>
+      </w:r>
+    </w:p>
+    <w:p>
+      <w:pPr>
+        <w:pStyle w:val="Heading1"/>
+      </w:pPr>
+      <w:r>
+        <w:t>02. Reference · Supported W2 record</w:t>
+      </w:r>
+    </w:p>
+    <w:p>
+      <w:r>
+        <w:t>This is the same W2 attempt. Keep one response record.</w:t>
+      </w:r>
+    </w:p>
+    <w:p>
+      <w:pPr>
+        <w:pStyle w:val="Heading2"/>
+      </w:pPr>
+      <w:r>
+        <w:t>Use this when helpful</w:t>
+      </w:r>
+    </w:p>
+    <w:p>
+      <w:pPr>
+        <w:spacing w:line="336" w:lineRule="auto" w:after="180"/>
+      </w:pPr>
+      <w:r>
+        <w:rPr>
+          <w:b w:val="0"/>
+        </w:rPr>
+        <w:t xml:space="preserve">Use W2: Predict then observe for From a paper </w:t>
+      </w:r>
+      <w:r>
+        <w:rPr>
+          <w:b/>
+        </w:rPr>
+        <w:t>algorithm</w:t>
+      </w:r>
+      <w:r>
+        <w:rPr>
+          <w:b w:val="0"/>
+        </w:rPr>
+        <w:t xml:space="preserve"> to Python. Record the answer once; the lesson and workbook refer to the same attempt.</w:t>
+      </w:r>
+    </w:p>
+    <w:tbl>
+      <w:tblPr>
+        <w:tblStyle w:val="LightShading-Accent1"/>
+        <w:tblW w:type="auto" w:w="0"/>
+        <w:tblLook w:firstColumn="1" w:firstRow="1" w:lastColumn="0" w:lastRow="0" w:noHBand="0" w:noVBand="1" w:val="04A0"/>
+      </w:tblPr>
+      <w:tblGrid>
+        <w:gridCol w:w="2556"/>
+        <w:gridCol w:w="2556"/>
+        <w:gridCol w:w="2556"/>
+        <w:gridCol w:w="2556"/>
+      </w:tblGrid>
+      <w:tr>
+        <w:trPr>
+          <w:tblHeader/>
+        </w:trPr>
+        <w:tc>
+          <w:tcPr>
+            <w:tcW w:type="dxa" w:w="2556"/>
+          </w:tcPr>
+          <w:p>
+            <w:r>
+              <w:t>Given inputs</w:t>
+            </w:r>
+          </w:p>
+        </w:tc>
+        <w:tc>
+          <w:tcPr>
+            <w:tcW w:type="dxa" w:w="2556"/>
+          </w:tcPr>
+          <w:p>
+            <w:r>
+              <w:t>Procedure I chose</w:t>
+            </w:r>
+          </w:p>
+        </w:tc>
+        <w:tc>
+          <w:tcPr>
+            <w:tcW w:type="dxa" w:w="2556"/>
+          </w:tcPr>
+          <w:p>
+            <w:r>
+              <w:t>Middle steps</w:t>
+            </w:r>
+          </w:p>
+        </w:tc>
+        <w:tc>
+          <w:tcPr>
+            <w:tcW w:type="dxa" w:w="2556"/>
+          </w:tcPr>
+          <w:p>
+            <w:r>
+              <w:t>Result and check</w:t>
+            </w:r>
+          </w:p>
+        </w:tc>
+      </w:tr>
+      <w:tr>
+        <w:tc>
+          <w:tcPr>
+            <w:tcW w:type="dxa" w:w="2556"/>
+          </w:tcPr>
+          <w:p>
+            <w:r/>
+          </w:p>
+        </w:tc>
+        <w:tc>
+          <w:tcPr>
+            <w:tcW w:type="dxa" w:w="2556"/>
+          </w:tcPr>
+          <w:p>
+            <w:r/>
+          </w:p>
+        </w:tc>
+        <w:tc>
+          <w:tcPr>
+            <w:tcW w:type="dxa" w:w="2556"/>
+          </w:tcPr>
+          <w:p>
+            <w:r/>
+          </w:p>
+        </w:tc>
+        <w:tc>
+          <w:tcPr>
+            <w:tcW w:type="dxa" w:w="2556"/>
+          </w:tcPr>
+          <w:p>
+            <w:r/>
+          </w:p>
+        </w:tc>
+      </w:tr>
+    </w:tbl>
+    <w:p>
+      <w:pPr>
+        <w:pStyle w:val="Heading3"/>
+      </w:pPr>
+      <w:r>
+        <w:t>The step I completed without help, and the hint I needed</w:t>
+      </w:r>
+    </w:p>
+    <w:p>
+      <w:r>
+        <w:t>________________________________________________________________</w:t>
+      </w:r>
+    </w:p>
+    <w:p>
+      <w:r>
+        <w:t>________________________________________________________________</w:t>
+      </w:r>
+    </w:p>
+    <w:p>
+      <w:r>
+        <w:t>________________________________________________________________</w:t>
+      </w:r>
+    </w:p>
+    <w:p>
+      <w:pPr>
+        <w:pStyle w:val="Heading1"/>
+      </w:pPr>
+      <w:r>
+        <w:t>03. Extra practice · Repair the explanation</w:t>
+      </w:r>
+    </w:p>
+    <w:p>
+      <w:r>
+        <w:t>Explain the deciding fact before discussing the answer.</w:t>
+      </w:r>
+    </w:p>
+    <w:p>
+      <w:pPr>
+        <w:pStyle w:val="Heading2"/>
+      </w:pPr>
+      <w:r>
+        <w:t>Use this when helpful</w:t>
+      </w:r>
+    </w:p>
+    <w:p>
+      <w:pPr>
+        <w:spacing w:line="336" w:lineRule="auto" w:after="180"/>
+      </w:pPr>
+      <w:r>
+        <w:rPr>
+          <w:b w:val="0"/>
+        </w:rPr>
+        <w:t xml:space="preserve">Use the worked case for From a paper </w:t>
+      </w:r>
+      <w:r>
+        <w:rPr>
+          <w:b/>
+        </w:rPr>
+        <w:t>algorithm</w:t>
+      </w:r>
+      <w:r>
+        <w:rPr>
+          <w:b w:val="0"/>
+        </w:rPr>
+        <w:t xml:space="preserve"> to Python. Proposed explanation: “An equals sign displays the answer”. Decide whether this explanation is supported.</w:t>
+      </w:r>
+    </w:p>
+    <w:p>
+      <w:pPr>
+        <w:spacing w:line="336" w:lineRule="auto" w:after="180"/>
+      </w:pPr>
+      <w:r>
+        <w:rPr>
+          <w:b w:val="0"/>
+        </w:rPr>
+        <w:t>Point to the step or supplied fact that decides; explain your repair if needed.</w:t>
+      </w:r>
+    </w:p>
+    <w:p>
+      <w:pPr>
+        <w:pStyle w:val="Heading3"/>
+      </w:pPr>
+      <w:r>
+        <w:t>My explanation before partner discussion</w:t>
+      </w:r>
+    </w:p>
+    <w:p>
+      <w:r>
+        <w:t>________________________________________________________________</w:t>
+      </w:r>
+    </w:p>
+    <w:p>
+      <w:r>
+        <w:t>________________________________________________________________</w:t>
+      </w:r>
+    </w:p>
+    <w:p>
+      <w:r>
+        <w:t>________________________________________________________________</w:t>
+      </w:r>
+    </w:p>
+    <w:p>
+      <w:r>
+        <w:t>________________________________________________________________</w:t>
+      </w:r>
+    </w:p>
+    <w:p>
+      <w:pPr>
+        <w:pStyle w:val="Heading1"/>
+      </w:pPr>
+      <w:r>
+        <w:t>05. Reference · Original learning target</w:t>
+      </w:r>
+    </w:p>
+    <w:p>
+      <w:r>
+        <w:t>Use this target to inspect an explanation.</w:t>
+      </w:r>
+    </w:p>
+    <w:p>
+      <w:pPr>
+        <w:pStyle w:val="Heading2"/>
+      </w:pPr>
+      <w:r>
+        <w:t>Use this when helpful</w:t>
+      </w:r>
+    </w:p>
+    <w:p>
+      <w:pPr>
+        <w:spacing w:line="336" w:lineRule="auto" w:after="180"/>
+      </w:pPr>
+      <w:r>
+        <w:rPr>
+          <w:b w:val="0"/>
+        </w:rPr>
+        <w:t xml:space="preserve">Write an </w:t>
+      </w:r>
+      <w:r>
+        <w:rPr>
+          <w:b/>
+        </w:rPr>
+        <w:t>algorithm</w:t>
+      </w:r>
+      <w:r>
+        <w:rPr>
+          <w:b w:val="0"/>
+        </w:rPr>
+        <w:t xml:space="preserve"> for borrowing a classroom book when the book may already be on loan. Include </w:t>
+      </w:r>
+      <w:r>
+        <w:rPr>
+          <w:b/>
+        </w:rPr>
+        <w:t>input</w:t>
+      </w:r>
+      <w:r>
+        <w:rPr>
+          <w:b w:val="0"/>
+        </w:rPr>
+        <w:t>s, a no-copy-available outcome and a check that prevents two borrowers receiving the same copy.</w:t>
+      </w:r>
+    </w:p>
+    <w:p>
+      <w:pPr>
+        <w:pStyle w:val="Heading1"/>
+      </w:pPr>
+      <w:r>
+        <w:t>06. Extra practice · A complete case</w:t>
+      </w:r>
+    </w:p>
+    <w:p>
+      <w:r>
+        <w:t>Try the question before checking the worked explanation.</w:t>
+      </w:r>
+    </w:p>
+    <w:p>
+      <w:pPr>
+        <w:pStyle w:val="Heading2"/>
+      </w:pPr>
+      <w:r>
+        <w:t>Use this when helpful</w:t>
+      </w:r>
+    </w:p>
+    <w:p>
+      <w:pPr>
+        <w:spacing w:line="336" w:lineRule="auto" w:after="180"/>
+      </w:pPr>
+      <w:r>
+        <w:rPr>
+          <w:b w:val="0"/>
+        </w:rPr>
+        <w:t xml:space="preserve">A sandwich </w:t>
+      </w:r>
+      <w:r>
+        <w:rPr>
+          <w:b/>
+        </w:rPr>
+        <w:t>algorithm</w:t>
+      </w:r>
+      <w:r>
+        <w:rPr>
+          <w:b w:val="0"/>
+        </w:rPr>
+        <w:t xml:space="preserve"> says add spread, close it, cut it, without stating materials or directions.</w:t>
+      </w:r>
+    </w:p>
+    <w:p>
+      <w:pPr>
+        <w:spacing w:line="336" w:lineRule="auto" w:after="180"/>
+      </w:pPr>
+      <w:r>
+        <w:rPr>
+          <w:b w:val="0"/>
+        </w:rPr>
+        <w:t xml:space="preserve">Expose </w:t>
+      </w:r>
+      <w:r>
+        <w:rPr>
+          <w:b/>
+        </w:rPr>
+        <w:t>assumption</w:t>
+      </w:r>
+      <w:r>
+        <w:rPr>
+          <w:b w:val="0"/>
+        </w:rPr>
+        <w:t xml:space="preserve">s and write a </w:t>
+      </w:r>
+      <w:r>
+        <w:rPr>
+          <w:b/>
+        </w:rPr>
+        <w:t>precise</w:t>
+      </w:r>
+      <w:r>
+        <w:rPr>
+          <w:b w:val="0"/>
+        </w:rPr>
+        <w:t xml:space="preserve"> paper simulation.</w:t>
+      </w:r>
+    </w:p>
+    <w:p>
+      <w:pPr>
+        <w:spacing w:line="336" w:lineRule="auto" w:after="180"/>
+      </w:pPr>
+      <w:r>
+        <w:rPr>
+          <w:b w:val="0"/>
+        </w:rPr>
+        <w:t xml:space="preserve">Show your trace, calculation or </w:t>
+      </w:r>
+      <w:r>
+        <w:rPr>
+          <w:b/>
+        </w:rPr>
+        <w:t>evidence</w:t>
+      </w:r>
+    </w:p>
+    <w:p>
+      <w:pPr>
+        <w:pStyle w:val="Heading3"/>
+      </w:pPr>
+      <w:r>
+        <w:t>Write or draw your reasoning and evidence.</w:t>
+      </w:r>
+    </w:p>
+    <w:p>
+      <w:r>
+        <w:t>________________________________________________________________</w:t>
+      </w:r>
+    </w:p>
+    <w:p>
+      <w:r>
+        <w:t>________________________________________________________________</w:t>
+      </w:r>
+    </w:p>
+    <w:p>
+      <w:r>
+        <w:t>________________________________________________________________</w:t>
+      </w:r>
+    </w:p>
+    <w:p>
+      <w:r>
+        <w:t>________________________________________________________________</w:t>
+      </w:r>
+    </w:p>
+    <w:p>
+      <w:r>
+        <w:t>________________________________________________________________</w:t>
+      </w:r>
+    </w:p>
+    <w:p>
+      <w:pPr>
+        <w:pStyle w:val="Heading1"/>
+      </w:pPr>
+      <w:r>
+        <w:t>07. Extra practice · A changed case</w:t>
+      </w:r>
+    </w:p>
+    <w:p>
+      <w:r>
+        <w:t>Keep this practice separate from the reserved independent attempt.</w:t>
+      </w:r>
+    </w:p>
+    <w:p>
+      <w:pPr>
+        <w:pStyle w:val="Heading2"/>
+      </w:pPr>
+      <w:r>
+        <w:t>Use this when helpful</w:t>
+      </w:r>
+    </w:p>
+    <w:p>
+      <w:pPr>
+        <w:spacing w:line="336" w:lineRule="auto" w:after="180"/>
+      </w:pPr>
+      <w:r>
+        <w:rPr>
+          <w:b w:val="0"/>
+        </w:rPr>
+        <w:t>A robot starts at square 0. Replace move a bit and stop nearby with instructions that put it exactly on square 3 using steps of one square.</w:t>
+      </w:r>
+    </w:p>
+    <w:p>
+      <w:pPr>
+        <w:spacing w:line="336" w:lineRule="auto" w:after="180"/>
+      </w:pPr>
+      <w:r>
+        <w:rPr>
+          <w:b w:val="0"/>
+        </w:rPr>
+        <w:t>My practice answer and reason</w:t>
+      </w:r>
+    </w:p>
+    <w:p>
+      <w:pPr>
+        <w:pStyle w:val="Heading3"/>
+      </w:pPr>
+      <w:r>
+        <w:t>Write or draw your reasoning and evidence.</w:t>
+      </w:r>
+    </w:p>
+    <w:p>
+      <w:r>
+        <w:t>________________________________________________________________</w:t>
+      </w:r>
+    </w:p>
+    <w:p>
+      <w:r>
+        <w:t>________________________________________________________________</w:t>
+      </w:r>
+    </w:p>
+    <w:p>
+      <w:r>
+        <w:t>________________________________________________________________</w:t>
+      </w:r>
+    </w:p>
+    <w:p>
+      <w:r>
+        <w:t>________________________________________________________________</w:t>
+      </w:r>
+    </w:p>
+    <w:p>
+      <w:r>
+        <w:t>________________________________________________________________</w:t>
+      </w:r>
+    </w:p>
+    <w:p>
+      <w:pPr>
+        <w:pStyle w:val="Heading3"/>
+      </w:pPr>
+      <w:r>
+        <w:t>Week 1 Test and reflect</w:t>
+      </w:r>
+    </w:p>
+    <w:p>
+      <w:pPr>
+        <w:pStyle w:val="Heading1"/>
+      </w:pPr>
+      <w:r>
+        <w:t>08. Extra practice · Design a revealing test</w:t>
+      </w:r>
+    </w:p>
+    <w:p>
+      <w:r>
+        <w:t>Predict before tracing or testing.</w:t>
+      </w:r>
+    </w:p>
+    <w:p>
+      <w:pPr>
+        <w:pStyle w:val="Heading2"/>
+      </w:pPr>
+      <w:r>
+        <w:t>Use this when helpful</w:t>
+      </w:r>
+    </w:p>
+    <w:p>
+      <w:pPr>
+        <w:spacing w:line="336" w:lineRule="auto" w:after="180"/>
+      </w:pPr>
+      <w:r>
+        <w:rPr>
+          <w:b w:val="0"/>
+        </w:rPr>
+        <w:t xml:space="preserve">Create a changed </w:t>
+      </w:r>
+      <w:r>
+        <w:rPr>
+          <w:b/>
+        </w:rPr>
+        <w:t>input</w:t>
+      </w:r>
+      <w:r>
+        <w:rPr>
+          <w:b w:val="0"/>
+        </w:rPr>
+        <w:t>, boundary case or missing-information case. Write the expected answer or safe response before testing.</w:t>
+      </w:r>
+    </w:p>
+    <w:tbl>
+      <w:tblPr>
+        <w:tblStyle w:val="LightShading-Accent1"/>
+        <w:tblW w:type="auto" w:w="0"/>
+        <w:tblLook w:firstColumn="1" w:firstRow="1" w:lastColumn="0" w:lastRow="0" w:noHBand="0" w:noVBand="1" w:val="04A0"/>
+      </w:tblPr>
+      <w:tblGrid>
+        <w:gridCol w:w="5112"/>
+        <w:gridCol w:w="5112"/>
+      </w:tblGrid>
+      <w:tr>
+        <w:trPr>
+          <w:tblHeader/>
+        </w:trPr>
+        <w:tc>
+          <w:tcPr>
+            <w:tcW w:type="dxa" w:w="5112"/>
+          </w:tcPr>
+          <w:p>
+            <w:r>
+              <w:t>Test record</w:t>
+            </w:r>
+          </w:p>
+        </w:tc>
+        <w:tc>
+          <w:tcPr>
+            <w:tcW w:type="dxa" w:w="5112"/>
+          </w:tcPr>
+          <w:p>
+            <w:r>
+              <w:t>My evidence</w:t>
+            </w:r>
+          </w:p>
+        </w:tc>
+      </w:tr>
+      <w:tr>
+        <w:tc>
+          <w:tcPr>
+            <w:tcW w:type="dxa" w:w="5112"/>
+          </w:tcPr>
+          <w:p>
+            <w:r>
+              <w:t>Changed input or condition</w:t>
+            </w:r>
+          </w:p>
+        </w:tc>
+        <w:tc>
+          <w:tcPr>
+            <w:tcW w:type="dxa" w:w="5112"/>
+          </w:tcPr>
+          <w:p>
+            <w:r/>
+          </w:p>
+        </w:tc>
+      </w:tr>
+      <w:tr>
+        <w:tc>
+          <w:tcPr>
+            <w:tcW w:type="dxa" w:w="5112"/>
+          </w:tcPr>
+          <w:p>
+            <w:r>
+              <w:t>Expected answer or fallback</w:t>
+            </w:r>
+          </w:p>
+        </w:tc>
+        <w:tc>
+          <w:tcPr>
+            <w:tcW w:type="dxa" w:w="5112"/>
+          </w:tcPr>
+          <w:p>
+            <w:r/>
+          </w:p>
+        </w:tc>
+      </w:tr>
+      <w:tr>
+        <w:tc>
+          <w:tcPr>
+            <w:tcW w:type="dxa" w:w="5112"/>
+          </w:tcPr>
+          <w:p>
+            <w:r>
+              <w:t>Observed result</w:t>
+            </w:r>
+          </w:p>
+        </w:tc>
+        <w:tc>
+          <w:tcPr>
+            <w:tcW w:type="dxa" w:w="5112"/>
+          </w:tcPr>
+          <w:p>
+            <w:r/>
+          </w:p>
+        </w:tc>
+      </w:tr>
+      <w:tr>
+        <w:tc>
+          <w:tcPr>
+            <w:tcW w:type="dxa" w:w="5112"/>
+          </w:tcPr>
+          <w:p>
+            <w:r>
+              <w:t>Why the result occurred</w:t>
+            </w:r>
+          </w:p>
+        </w:tc>
+        <w:tc>
+          <w:tcPr>
+            <w:tcW w:type="dxa" w:w="5112"/>
+          </w:tcPr>
+          <w:p>
+            <w:r/>
+          </w:p>
+        </w:tc>
+      </w:tr>
+    </w:tbl>
+    <w:p>
+      <w:pPr>
+        <w:pStyle w:val="Heading1"/>
+      </w:pPr>
+      <w:r>
+        <w:t>11. Reference · Original target response space</w:t>
+      </w:r>
+    </w:p>
+    <w:p>
+      <w:r>
+        <w:t>This teaching case is practice rather than a fresh assessment.</w:t>
+      </w:r>
+    </w:p>
+    <w:p>
+      <w:pPr>
+        <w:pStyle w:val="Heading2"/>
+      </w:pPr>
+      <w:r>
+        <w:t>Use this when helpful</w:t>
+      </w:r>
+    </w:p>
+    <w:p>
+      <w:pPr>
+        <w:spacing w:line="336" w:lineRule="auto" w:after="180"/>
+      </w:pPr>
+      <w:r>
+        <w:rPr>
+          <w:b w:val="0"/>
+        </w:rPr>
+        <w:t xml:space="preserve">Write an </w:t>
+      </w:r>
+      <w:r>
+        <w:rPr>
+          <w:b/>
+        </w:rPr>
+        <w:t>algorithm</w:t>
+      </w:r>
+      <w:r>
+        <w:rPr>
+          <w:b w:val="0"/>
+        </w:rPr>
+        <w:t xml:space="preserve"> for borrowing a classroom book when the book may already be on loan. Include </w:t>
+      </w:r>
+      <w:r>
+        <w:rPr>
+          <w:b/>
+        </w:rPr>
+        <w:t>input</w:t>
+      </w:r>
+      <w:r>
+        <w:rPr>
+          <w:b w:val="0"/>
+        </w:rPr>
+        <w:t>s, a no-copy-available outcome and a check that prevents two borrowers receiving the same copy.</w:t>
+      </w:r>
+    </w:p>
+    <w:p>
+      <w:pPr>
+        <w:pStyle w:val="Heading3"/>
+      </w:pPr>
+      <w:r>
+        <w:t>My explanation after practice</w:t>
+      </w:r>
+    </w:p>
+    <w:p>
+      <w:r>
+        <w:t>________________________________________________________________</w:t>
+      </w:r>
+    </w:p>
+    <w:p>
+      <w:r>
+        <w:t>________________________________________________________________</w:t>
+      </w:r>
+    </w:p>
+    <w:p>
+      <w:r>
+        <w:t>________________________________________________________________</w:t>
+      </w:r>
+    </w:p>
+    <w:p>
+      <w:r>
+        <w:t>________________________________________________________________</w:t>
+      </w:r>
+    </w:p>
+    <w:p>
+      <w:r>
+        <w:t>________________________________________________________________</w:t>
+      </w:r>
+    </w:p>
+    <w:p>
+      <w:r>
+        <w:t>________________________________________________________________</w:t>
+      </w:r>
+    </w:p>
+    <w:p>
+      <w:r>
+        <w:t>________________________________________________________________</w:t>
+      </w:r>
+    </w:p>
+    <w:p>
+      <w:pPr>
+        <w:spacing w:line="336" w:lineRule="auto" w:after="180"/>
+      </w:pPr>
+      <w:r>
+        <w:rPr>
+          <w:b w:val="0"/>
+        </w:rPr>
+        <w:t>Record support used: none, hint or teacher explanation.</w:t>
+      </w:r>
+    </w:p>
+    <w:p>
+      <w:pPr>
+        <w:pStyle w:val="Heading1"/>
+      </w:pPr>
+      <w:r>
+        <w:t>15. Reference · Independent-case response copy</w:t>
+      </w:r>
+    </w:p>
+    <w:p>
+      <w:r>
+        <w:t>This duplicates W4. Reuse the same first-attempt record.</w:t>
+      </w:r>
+    </w:p>
+    <w:p>
+      <w:pPr>
+        <w:pStyle w:val="Heading2"/>
+      </w:pPr>
+      <w:r>
+        <w:t>Use this when helpful</w:t>
+      </w:r>
+    </w:p>
+    <w:p>
+      <w:pPr>
+        <w:spacing w:line="336" w:lineRule="auto" w:after="180"/>
+      </w:pPr>
+      <w:r>
+        <w:rPr>
+          <w:b w:val="0"/>
+        </w:rPr>
+        <w:t xml:space="preserve">A fictional shelf has 3 trays of 7 tiles each. Write a four-line Python script using trays, per_tray and tiles. Predict its </w:t>
+      </w:r>
+      <w:r>
+        <w:rPr>
+          <w:b/>
+        </w:rPr>
+        <w:t>output</w:t>
+      </w:r>
+      <w:r>
+        <w:rPr>
+          <w:b w:val="0"/>
+        </w:rPr>
+        <w:t>. Then change only trays to 0 and predict again. Explain why adding the two quantities is wrong.</w:t>
+      </w:r>
+    </w:p>
+    <w:p>
+      <w:pPr>
+        <w:pStyle w:val="Heading3"/>
+      </w:pPr>
+      <w:r>
+        <w:t>My reasoning and evidence</w:t>
+      </w:r>
+    </w:p>
+    <w:p>
+      <w:r>
+        <w:t>________________________________________________________________</w:t>
+      </w:r>
+    </w:p>
+    <w:p>
+      <w:r>
+        <w:t>________________________________________________________________</w:t>
+      </w:r>
+    </w:p>
+    <w:p>
+      <w:r>
+        <w:t>________________________________________________________________</w:t>
+      </w:r>
+    </w:p>
+    <w:p>
+      <w:r>
+        <w:t>________________________________________________________________</w:t>
+      </w:r>
+    </w:p>
+    <w:p>
+      <w:r>
+        <w:t>________________________________________________________________</w:t>
+      </w:r>
+    </w:p>
+    <w:p>
+      <w:r>
+        <w:t>________________________________________________________________</w:t>
+      </w:r>
+    </w:p>
+    <w:p>
+      <w:r>
+        <w:t>________________________________________________________________</w:t>
+      </w:r>
+    </w:p>
+    <w:p>
+      <w:pPr>
+        <w:pStyle w:val="Heading1"/>
+      </w:pPr>
+      <w:r>
+        <w:t>18. Extra practice · Use the worked picture</w:t>
+      </w:r>
+    </w:p>
+    <w:p>
+      <w:r>
+        <w:t>Keep the explanation and the support you used.</w:t>
+      </w:r>
+    </w:p>
+    <w:p>
+      <w:pPr>
+        <w:pStyle w:val="Heading2"/>
+      </w:pPr>
+      <w:r>
+        <w:t>Use this when helpful</w:t>
       </w:r>
     </w:p>
     <w:p>
@@ -1647,7 +1806,6 @@
     <w:p>
       <w:pPr>
         <w:spacing w:line="336" w:lineRule="auto" w:after="180"/>
-        <w:shd w:fill="F5F1FB"/>
       </w:pPr>
       <w:r>
         <w:rPr>
@@ -1708,16 +1866,7 @@
     </w:p>
     <w:p>
       <w:pPr>
-        <w:pStyle w:val="Heading3"/>
-      </w:pPr>
-      <w:r>
-        <w:t>Record the help used</w:t>
-      </w:r>
-    </w:p>
-    <w:p>
-      <w:pPr>
         <w:spacing w:line="336" w:lineRule="auto" w:after="180"/>
-        <w:shd w:fill="F1F6F8"/>
       </w:pPr>
       <w:r>
         <w:rPr>
@@ -1754,12 +1903,20 @@
         <w:pStyle w:val="Heading1"/>
       </w:pPr>
       <w:r>
-        <w:t>19. Project portfolio milestone</w:t>
-      </w:r>
-    </w:p>
-    <w:p>
-      <w:r>
-        <w:t>Keep this week’s input, deciding step, result and limit together in the Transparent Book Recommender record.</w:t>
+        <w:t>19. Reference · Project portfolio record</w:t>
+      </w:r>
+    </w:p>
+    <w:p>
+      <w:r>
+        <w:t>Extend your main project response when helpful.</w:t>
+      </w:r>
+    </w:p>
+    <w:p>
+      <w:pPr>
+        <w:pStyle w:val="Heading2"/>
+      </w:pPr>
+      <w:r>
+        <w:t>Use this when helpful</w:t>
       </w:r>
     </w:p>
     <w:p>
@@ -1961,12 +2118,477 @@
         <w:pStyle w:val="Heading1"/>
       </w:pPr>
       <w:r>
-        <w:t>20. Supported practice and learning evidence</w:t>
-      </w:r>
-    </w:p>
-    <w:p>
-      <w:r>
-        <w:t>Try the supported questions before comparing with hints and feedback. Record what you repaired and the evidence you retained.</w:t>
+        <w:t>20. Extra practice: pictures, repair and feedback</w:t>
+      </w:r>
+    </w:p>
+    <w:p>
+      <w:r>
+        <w:t>Attempt each question before opening its explanation. Use one browser or paper copy.</w:t>
+      </w:r>
+    </w:p>
+    <w:p>
+      <w:pPr>
+        <w:pStyle w:val="Heading2"/>
+      </w:pPr>
+      <w:r>
+        <w:t>First supported question</w:t>
+      </w:r>
+    </w:p>
+    <w:p>
+      <w:pPr>
+        <w:pStyle w:val="ListBullet"/>
+      </w:pPr>
+      <w:r>
+        <w:t>A fictional book-box counter has three boxes with five books each and two loose books.</w:t>
+      </w:r>
+    </w:p>
+    <w:p>
+      <w:pPr>
+        <w:pStyle w:val="Heading3"/>
+      </w:pPr>
+      <w:r>
+        <w:t>Practice 1: explain the deciding evidence</w:t>
+      </w:r>
+    </w:p>
+    <w:p>
+      <w:pPr>
+        <w:pStyle w:val="ListBullet"/>
+      </w:pPr>
+      <w:r>
+        <w:t>Which labelled step matches this detail? The program prints 17 once.</w:t>
+      </w:r>
+    </w:p>
+    <w:p>
+      <w:pPr>
+        <w:pStyle w:val="ListBullet"/>
+      </w:pPr>
+      <w:r>
+        <w:t>1. Read input</w:t>
+      </w:r>
+    </w:p>
+    <w:p>
+      <w:pPr>
+        <w:pStyle w:val="ListBullet"/>
+      </w:pPr>
+      <w:r>
+        <w:t>2. Print</w:t>
+      </w:r>
+    </w:p>
+    <w:p>
+      <w:pPr>
+        <w:pStyle w:val="ListBullet"/>
+      </w:pPr>
+      <w:r>
+        <w:t>3. Multiply</w:t>
+      </w:r>
+    </w:p>
+    <w:p>
+      <w:pPr>
+        <w:pStyle w:val="ListBullet"/>
+      </w:pPr>
+      <w:r>
+        <w:t>4. Update total</w:t>
+      </w:r>
+    </w:p>
+    <w:p>
+      <w:pPr>
+        <w:pStyle w:val="Heading3"/>
+      </w:pPr>
+      <w:r>
+        <w:t>My selected conclusion, deciding fact and explanation</w:t>
+      </w:r>
+    </w:p>
+    <w:p>
+      <w:r>
+        <w:t>________________________________________________________________</w:t>
+      </w:r>
+    </w:p>
+    <w:p>
+      <w:r>
+        <w:t>________________________________________________________________</w:t>
+      </w:r>
+    </w:p>
+    <w:p>
+      <w:r>
+        <w:t>________________________________________________________________</w:t>
+      </w:r>
+    </w:p>
+    <w:p>
+      <w:r>
+        <w:t>________________________________________________________________</w:t>
+      </w:r>
+    </w:p>
+    <w:p>
+      <w:r>
+        <w:t>________________________________________________________________</w:t>
+      </w:r>
+    </w:p>
+    <w:p>
+      <w:pPr>
+        <w:pStyle w:val="ListBullet"/>
+      </w:pPr>
+      <w:r>
+        <w:t>Hint if needed: Read the steps in the pictorial case. Match the supplied detail to the stage that performs or records it.</w:t>
+      </w:r>
+    </w:p>
+    <w:p>
+      <w:pPr>
+        <w:pStyle w:val="Heading2"/>
+      </w:pPr>
+      <w:r>
+        <w:t>Check the first explanation · reference / check after trying</w:t>
+      </w:r>
+    </w:p>
+    <w:p>
+      <w:pPr>
+        <w:spacing w:line="336" w:lineRule="auto" w:after="180"/>
+      </w:pPr>
+      <w:r>
+        <w:rPr>
+          <w:b w:val="0"/>
+        </w:rPr>
+        <w:t xml:space="preserve">After your attempt, compare with the supported explanation: Print The </w:t>
+      </w:r>
+      <w:r>
+        <w:rPr>
+          <w:b/>
+        </w:rPr>
+        <w:t>program</w:t>
+      </w:r>
+      <w:r>
+        <w:rPr>
+          <w:b w:val="0"/>
+        </w:rPr>
+        <w:t xml:space="preserve"> prints 17 once. </w:t>
+      </w:r>
+      <w:r>
+        <w:rPr>
+          <w:b/>
+        </w:rPr>
+        <w:t>Assignment</w:t>
+      </w:r>
+      <w:r>
+        <w:rPr>
+          <w:b w:val="0"/>
+        </w:rPr>
+        <w:t xml:space="preserve"> replaces a variable’s stored value.</w:t>
+      </w:r>
+    </w:p>
+    <w:p>
+      <w:pPr>
+        <w:spacing w:line="336" w:lineRule="auto" w:after="180"/>
+      </w:pPr>
+      <w:r>
+        <w:rPr>
+          <w:b w:val="0"/>
+        </w:rPr>
+        <w:t>In total=total+2, Python first reads the current total on the right, calculates 17, then assigns that result to total on the left. The equal sign is an instruction here, not a claim that 15 and 17 are mathematically equal.</w:t>
+      </w:r>
+    </w:p>
+    <w:p>
+      <w:pPr>
+        <w:spacing w:line="336" w:lineRule="auto" w:after="180"/>
+      </w:pPr>
+      <w:r>
+        <w:rPr>
+          <w:b w:val="0"/>
+        </w:rPr>
+        <w:t xml:space="preserve">Predict </w:t>
+      </w:r>
+      <w:r>
+        <w:rPr>
+          <w:b/>
+        </w:rPr>
+        <w:t>output</w:t>
+      </w:r>
+      <w:r>
+        <w:rPr>
+          <w:b w:val="0"/>
+        </w:rPr>
+        <w:t xml:space="preserve"> before running.</w:t>
+      </w:r>
+    </w:p>
+    <w:p>
+      <w:pPr>
+        <w:pStyle w:val="Heading2"/>
+      </w:pPr>
+      <w:r>
+        <w:t>Changed-case question</w:t>
+      </w:r>
+    </w:p>
+    <w:p>
+      <w:pPr>
+        <w:pStyle w:val="Heading3"/>
+      </w:pPr>
+      <w:r>
+        <w:t>Practice 2: explain the deciding evidence</w:t>
+      </w:r>
+    </w:p>
+    <w:p>
+      <w:pPr>
+        <w:pStyle w:val="ListBullet"/>
+      </w:pPr>
+      <w:r>
+        <w:t>Changed-case practice: Set boxes=0, keeping the two loose books. Which conclusion is supported by the supplied facts?</w:t>
+      </w:r>
+    </w:p>
+    <w:p>
+      <w:pPr>
+        <w:pStyle w:val="ListBullet"/>
+      </w:pPr>
+      <w:r>
+        <w:t>1. This one example guarantees correct results for every future input.</w:t>
+      </w:r>
+    </w:p>
+    <w:p>
+      <w:pPr>
+        <w:pStyle w:val="ListBullet"/>
+      </w:pPr>
+      <w:r>
+        <w:t>2. The printed result is 2.</w:t>
+      </w:r>
+    </w:p>
+    <w:p>
+      <w:pPr>
+        <w:pStyle w:val="ListBullet"/>
+      </w:pPr>
+      <w:r>
+        <w:t>3. We can decide the result without examining the changed input or the procedure.</w:t>
+      </w:r>
+    </w:p>
+    <w:p>
+      <w:pPr>
+        <w:pStyle w:val="Heading3"/>
+      </w:pPr>
+      <w:r>
+        <w:t>My selected conclusion, deciding fact and explanation</w:t>
+      </w:r>
+    </w:p>
+    <w:p>
+      <w:r>
+        <w:t>________________________________________________________________</w:t>
+      </w:r>
+    </w:p>
+    <w:p>
+      <w:r>
+        <w:t>________________________________________________________________</w:t>
+      </w:r>
+    </w:p>
+    <w:p>
+      <w:r>
+        <w:t>________________________________________________________________</w:t>
+      </w:r>
+    </w:p>
+    <w:p>
+      <w:r>
+        <w:t>________________________________________________________________</w:t>
+      </w:r>
+    </w:p>
+    <w:p>
+      <w:r>
+        <w:t>________________________________________________________________</w:t>
+      </w:r>
+    </w:p>
+    <w:p>
+      <w:pPr>
+        <w:pStyle w:val="ListBullet"/>
+      </w:pPr>
+      <w:r>
+        <w:t>Hint if needed: Use the changed condition and the deciding step in the pictorial trace. The answer must say what follows from those facts.</w:t>
+      </w:r>
+    </w:p>
+    <w:p>
+      <w:pPr>
+        <w:pStyle w:val="Heading2"/>
+      </w:pPr>
+      <w:r>
+        <w:t>Check the changed case · reference / check after trying</w:t>
+      </w:r>
+    </w:p>
+    <w:p>
+      <w:pPr>
+        <w:spacing w:line="336" w:lineRule="auto" w:after="180"/>
+      </w:pPr>
+      <w:r>
+        <w:rPr>
+          <w:b w:val="0"/>
+        </w:rPr>
+        <w:t>After your attempt, compare with the supported explanation: The printed result is 2. 0×5+2=2; there is no rule saying zero boxes means zero loose books.</w:t>
+      </w:r>
+    </w:p>
+    <w:p>
+      <w:pPr>
+        <w:pStyle w:val="Heading2"/>
+      </w:pPr>
+      <w:r>
+        <w:t>Repair and save your work</w:t>
+      </w:r>
+    </w:p>
+    <w:p>
+      <w:pPr>
+        <w:spacing w:line="336" w:lineRule="auto" w:after="180"/>
+      </w:pPr>
+      <w:r>
+        <w:rPr>
+          <w:b w:val="0"/>
+        </w:rPr>
+        <w:t xml:space="preserve">Review Expo and Defense (ai-1/36). Goal: Evaluate a saved candidate and a manual baseline fairly. Short practice: Write one defensible success statement and one claim the </w:t>
+      </w:r>
+      <w:r>
+        <w:rPr>
+          <w:b/>
+        </w:rPr>
+        <w:t>evidence</w:t>
+      </w:r>
+      <w:r>
+        <w:rPr>
+          <w:b w:val="0"/>
+        </w:rPr>
+        <w:t xml:space="preserve"> cannot support..</w:t>
+      </w:r>
+    </w:p>
+    <w:p>
+      <w:pPr>
+        <w:spacing w:line="336" w:lineRule="auto" w:after="180"/>
+      </w:pPr>
+      <w:r>
+        <w:rPr>
+          <w:b w:val="0"/>
+        </w:rPr>
+        <w:t>Return to this week and explain what you changed.</w:t>
+      </w:r>
+    </w:p>
+    <w:p>
+      <w:pPr>
+        <w:spacing w:line="336" w:lineRule="auto" w:after="180"/>
+      </w:pPr>
+      <w:r>
+        <w:rPr>
+          <w:b w:val="0"/>
+        </w:rPr>
+        <w:t xml:space="preserve">The browser lab lets you edit the supported Python examples already included in this lesson. Predict first, run, inspect the actual </w:t>
+      </w:r>
+      <w:r>
+        <w:rPr>
+          <w:b/>
+        </w:rPr>
+        <w:t>output</w:t>
+      </w:r>
+      <w:r>
+        <w:rPr>
+          <w:b w:val="0"/>
+        </w:rPr>
+        <w:t xml:space="preserve"> or error, change one </w:t>
+      </w:r>
+      <w:r>
+        <w:rPr>
+          <w:b/>
+        </w:rPr>
+        <w:t>input</w:t>
+      </w:r>
+      <w:r>
+        <w:rPr>
+          <w:b w:val="0"/>
+        </w:rPr>
+        <w:t>, then run again.</w:t>
+      </w:r>
+    </w:p>
+    <w:p>
+      <w:pPr>
+        <w:spacing w:line="336" w:lineRule="auto" w:after="180"/>
+      </w:pPr>
+      <w:r>
+        <w:rPr>
+          <w:b w:val="0"/>
+        </w:rPr>
+        <w:t xml:space="preserve">Keep code, </w:t>
+      </w:r>
+      <w:r>
+        <w:rPr>
+          <w:b/>
+        </w:rPr>
+        <w:t>prediction</w:t>
+      </w:r>
+      <w:r>
+        <w:rPr>
+          <w:b w:val="0"/>
+        </w:rPr>
+        <w:t>s, actual results and a reasoned revision together. On paper, label your result as a trace rather than an execution.</w:t>
+      </w:r>
+    </w:p>
+    <w:p>
+      <w:pPr>
+        <w:spacing w:line="336" w:lineRule="auto" w:after="180"/>
+      </w:pPr>
+      <w:r>
+        <w:rPr>
+          <w:b w:val="0"/>
+        </w:rPr>
+        <w:t xml:space="preserve">Use Download completed work in the hosted lesson to export your answers, reflections, practice feedback and code-run </w:t>
+      </w:r>
+      <w:r>
+        <w:rPr>
+          <w:b/>
+        </w:rPr>
+        <w:t>evidence</w:t>
+      </w:r>
+      <w:r>
+        <w:rPr>
+          <w:b w:val="0"/>
+        </w:rPr>
+        <w:t>. Open the HTML copy to read or print it.</w:t>
+      </w:r>
+    </w:p>
+    <w:p>
+      <w:pPr>
+        <w:spacing w:line="336" w:lineRule="auto" w:after="180"/>
+      </w:pPr>
+      <w:r>
+        <w:rPr>
+          <w:b w:val="0"/>
+        </w:rPr>
+        <w:t>Drafts stay in this browser when storage is available; clear drafts on a shared device.</w:t>
+      </w:r>
+    </w:p>
+    <w:p>
+      <w:pPr>
+        <w:pStyle w:val="Heading3"/>
+      </w:pPr>
+      <w:r>
+        <w:t>What I repaired, the evidence I kept and the next test</w:t>
+      </w:r>
+    </w:p>
+    <w:p>
+      <w:r>
+        <w:t>________________________________________________________________</w:t>
+      </w:r>
+    </w:p>
+    <w:p>
+      <w:r>
+        <w:t>________________________________________________________________</w:t>
+      </w:r>
+    </w:p>
+    <w:p>
+      <w:r>
+        <w:t>________________________________________________________________</w:t>
+      </w:r>
+    </w:p>
+    <w:p>
+      <w:r>
+        <w:t>________________________________________________________________</w:t>
+      </w:r>
+    </w:p>
+    <w:p>
+      <w:r>
+        <w:t>________________________________________________________________</w:t>
+      </w:r>
+    </w:p>
+    <w:p>
+      <w:pPr>
+        <w:pStyle w:val="Heading2"/>
+      </w:pPr>
+      <w:r>
+        <w:t>Earlier wording, alternatives and picture transcripts · reference / check after trying</w:t>
       </w:r>
     </w:p>
     <w:p>
@@ -1982,98 +2604,10 @@
     </w:p>
     <w:p>
       <w:pPr>
-        <w:spacing w:line="336" w:lineRule="auto" w:after="180"/>
-      </w:pPr>
-      <w:r>
-        <w:rPr>
-          <w:b w:val="0"/>
-        </w:rPr>
-        <w:t>A fictional book-box counter has three boxes with five books each and two loose books.</w:t>
-      </w:r>
-    </w:p>
-    <w:p>
-      <w:pPr>
         <w:pStyle w:val="Heading3"/>
       </w:pPr>
       <w:r>
-        <w:t>Practice 1: explain the deciding evidence</w:t>
-      </w:r>
-    </w:p>
-    <w:p>
-      <w:pPr>
-        <w:spacing w:line="336" w:lineRule="auto" w:after="180"/>
-      </w:pPr>
-      <w:r>
-        <w:rPr>
-          <w:b w:val="0"/>
-        </w:rPr>
-        <w:t xml:space="preserve">Which labelled step matches this detail? The </w:t>
-      </w:r>
-      <w:r>
-        <w:rPr>
-          <w:b/>
-        </w:rPr>
-        <w:t>program</w:t>
-      </w:r>
-      <w:r>
-        <w:rPr>
-          <w:b w:val="0"/>
-        </w:rPr>
-        <w:t xml:space="preserve"> prints 17 once.</w:t>
-      </w:r>
-    </w:p>
-    <w:p>
-      <w:pPr>
-        <w:spacing w:line="336" w:lineRule="auto" w:after="180"/>
-        <w:shd w:fill="F4F9FC"/>
-      </w:pPr>
-      <w:r>
-        <w:rPr>
-          <w:b w:val="0"/>
-        </w:rPr>
-        <w:t xml:space="preserve">1. Read </w:t>
-      </w:r>
-      <w:r>
-        <w:rPr>
-          <w:b/>
-        </w:rPr>
-        <w:t>input</w:t>
-      </w:r>
-    </w:p>
-    <w:p>
-      <w:pPr>
-        <w:spacing w:line="336" w:lineRule="auto" w:after="180"/>
-        <w:shd w:fill="F4F9FC"/>
-      </w:pPr>
-      <w:r>
-        <w:rPr>
-          <w:b w:val="0"/>
-        </w:rPr>
-        <w:t>2. Print</w:t>
-      </w:r>
-    </w:p>
-    <w:p>
-      <w:pPr>
-        <w:spacing w:line="336" w:lineRule="auto" w:after="180"/>
-        <w:shd w:fill="F4F9FC"/>
-      </w:pPr>
-      <w:r>
-        <w:rPr>
-          <w:b w:val="0"/>
-        </w:rPr>
-        <w:t>3. Multiply</w:t>
-      </w:r>
-    </w:p>
-    <w:p>
-      <w:pPr>
-        <w:spacing w:line="336" w:lineRule="auto" w:after="180"/>
-        <w:shd w:fill="F4F9FC"/>
-      </w:pPr>
-      <w:r>
-        <w:rPr>
-          <w:b w:val="0"/>
-        </w:rPr>
-        <w:t>4. Update total</w:t>
+        <w:t>Repair a missing building block</w:t>
       </w:r>
     </w:p>
     <w:p>
@@ -2081,32 +2615,7 @@
         <w:pStyle w:val="Heading3"/>
       </w:pPr>
       <w:r>
-        <w:t>My selected conclusion, deciding fact and explanation</w:t>
-      </w:r>
-    </w:p>
-    <w:p>
-      <w:r>
-        <w:t>________________________________________________________________</w:t>
-      </w:r>
-    </w:p>
-    <w:p>
-      <w:r>
-        <w:t>________________________________________________________________</w:t>
-      </w:r>
-    </w:p>
-    <w:p>
-      <w:r>
-        <w:t>________________________________________________________________</w:t>
-      </w:r>
-    </w:p>
-    <w:p>
-      <w:r>
-        <w:t>________________________________________________________________</w:t>
-      </w:r>
-    </w:p>
-    <w:p>
-      <w:r>
-        <w:t>________________________________________________________________</w:t>
+        <w:t>Predict, run and debug</w:t>
       </w:r>
     </w:p>
     <w:p>
@@ -2114,461 +2623,25 @@
         <w:pStyle w:val="Heading3"/>
       </w:pPr>
       <w:r>
-        <w:t>Hint · try first</w:t>
-      </w:r>
-    </w:p>
-    <w:p>
-      <w:pPr>
-        <w:spacing w:line="336" w:lineRule="auto" w:after="180"/>
-        <w:shd w:fill="F1F6F8"/>
-      </w:pPr>
-      <w:r>
-        <w:rPr>
-          <w:b w:val="0"/>
-        </w:rPr>
-        <w:t>Hint if needed: Read the steps in the pictorial case. Match the supplied detail to the stage that performs or records it.</w:t>
-      </w:r>
-    </w:p>
-    <w:p>
-      <w:pPr>
-        <w:pStyle w:val="Heading3"/>
-      </w:pPr>
-      <w:r>
-        <w:t>Feedback · compare after trying</w:t>
-      </w:r>
-    </w:p>
-    <w:p>
-      <w:pPr>
-        <w:spacing w:line="336" w:lineRule="auto" w:after="180"/>
-        <w:shd w:fill="F1F6FC"/>
-      </w:pPr>
-      <w:r>
-        <w:rPr>
-          <w:b w:val="0"/>
-        </w:rPr>
-        <w:t xml:space="preserve">After your attempt, compare with the supported explanation: Print The </w:t>
-      </w:r>
-      <w:r>
-        <w:rPr>
-          <w:b/>
-        </w:rPr>
-        <w:t>program</w:t>
-      </w:r>
-      <w:r>
-        <w:rPr>
-          <w:b w:val="0"/>
-        </w:rPr>
-        <w:t xml:space="preserve"> prints 17 once. </w:t>
-      </w:r>
-      <w:r>
-        <w:rPr>
-          <w:b/>
-        </w:rPr>
-        <w:t>Assignment</w:t>
-      </w:r>
-      <w:r>
-        <w:rPr>
-          <w:b w:val="0"/>
-        </w:rPr>
-        <w:t xml:space="preserve"> replaces a variable’s stored value.</w:t>
-      </w:r>
-    </w:p>
-    <w:p>
-      <w:pPr>
-        <w:spacing w:line="336" w:lineRule="auto" w:after="180"/>
-        <w:shd w:fill="F1F6FC"/>
-      </w:pPr>
-      <w:r>
-        <w:rPr>
-          <w:b w:val="0"/>
-        </w:rPr>
-        <w:t>In total=total+2, Python first reads the current total on the right, calculates 17, then assigns that result to total on the left. The equal sign is an instruction here, not a claim that 15 and 17 are mathematically equal.</w:t>
-      </w:r>
-    </w:p>
-    <w:p>
-      <w:pPr>
-        <w:spacing w:line="336" w:lineRule="auto" w:after="180"/>
-        <w:shd w:fill="F1F6FC"/>
-      </w:pPr>
-      <w:r>
-        <w:rPr>
-          <w:b w:val="0"/>
-        </w:rPr>
-        <w:t xml:space="preserve">Predict </w:t>
-      </w:r>
-      <w:r>
-        <w:rPr>
-          <w:b/>
-        </w:rPr>
-        <w:t>output</w:t>
-      </w:r>
-      <w:r>
-        <w:rPr>
-          <w:b w:val="0"/>
-        </w:rPr>
-        <w:t xml:space="preserve"> before running.</w:t>
-      </w:r>
-    </w:p>
-    <w:p>
-      <w:pPr>
-        <w:pStyle w:val="Heading3"/>
-      </w:pPr>
-      <w:r>
-        <w:t>Practice 2: explain the deciding evidence</w:t>
-      </w:r>
-    </w:p>
-    <w:p>
-      <w:pPr>
-        <w:pStyle w:val="Heading3"/>
-      </w:pPr>
-      <w:r>
-        <w:t>Changed case · predict first</w:t>
-      </w:r>
-    </w:p>
-    <w:p>
-      <w:pPr>
-        <w:spacing w:line="336" w:lineRule="auto" w:after="180"/>
-        <w:shd w:fill="F5F1FB"/>
-      </w:pPr>
-      <w:r>
-        <w:rPr>
-          <w:b w:val="0"/>
-        </w:rPr>
-        <w:t>Changed-case practice: Set boxes=0, keeping the two loose books. Which conclusion is supported by the supplied facts?</w:t>
-      </w:r>
-    </w:p>
-    <w:p>
-      <w:pPr>
-        <w:spacing w:line="336" w:lineRule="auto" w:after="180"/>
-        <w:shd w:fill="F4F9FC"/>
-      </w:pPr>
-      <w:r>
-        <w:rPr>
-          <w:b w:val="0"/>
-        </w:rPr>
-        <w:t xml:space="preserve">1. This one example guarantees correct results for every future </w:t>
-      </w:r>
-      <w:r>
-        <w:rPr>
-          <w:b/>
-        </w:rPr>
-        <w:t>input</w:t>
-      </w:r>
-      <w:r>
-        <w:rPr>
-          <w:b w:val="0"/>
-        </w:rPr>
-        <w:t>.</w:t>
-      </w:r>
-    </w:p>
-    <w:p>
-      <w:pPr>
-        <w:spacing w:line="336" w:lineRule="auto" w:after="180"/>
-        <w:shd w:fill="F4F9FC"/>
-      </w:pPr>
-      <w:r>
-        <w:rPr>
-          <w:b w:val="0"/>
-        </w:rPr>
-        <w:t>2. The printed result is 2.</w:t>
-      </w:r>
-    </w:p>
-    <w:p>
-      <w:pPr>
-        <w:spacing w:line="336" w:lineRule="auto" w:after="180"/>
-        <w:shd w:fill="F4F9FC"/>
-      </w:pPr>
-      <w:r>
-        <w:rPr>
-          <w:b w:val="0"/>
-        </w:rPr>
-        <w:t xml:space="preserve">3. We can decide the result without examining the changed </w:t>
-      </w:r>
-      <w:r>
-        <w:rPr>
-          <w:b/>
-        </w:rPr>
-        <w:t>input</w:t>
-      </w:r>
-      <w:r>
-        <w:rPr>
-          <w:b w:val="0"/>
-        </w:rPr>
-        <w:t xml:space="preserve"> or the procedure.</w:t>
-      </w:r>
-    </w:p>
-    <w:p>
-      <w:pPr>
-        <w:pStyle w:val="Heading3"/>
-      </w:pPr>
-      <w:r>
-        <w:t>My selected conclusion, deciding fact and explanation</w:t>
-      </w:r>
-    </w:p>
-    <w:p>
-      <w:r>
-        <w:t>________________________________________________________________</w:t>
-      </w:r>
-    </w:p>
-    <w:p>
-      <w:r>
-        <w:t>________________________________________________________________</w:t>
-      </w:r>
-    </w:p>
-    <w:p>
-      <w:r>
-        <w:t>________________________________________________________________</w:t>
-      </w:r>
-    </w:p>
-    <w:p>
-      <w:r>
-        <w:t>________________________________________________________________</w:t>
-      </w:r>
-    </w:p>
-    <w:p>
-      <w:r>
-        <w:t>________________________________________________________________</w:t>
-      </w:r>
-    </w:p>
-    <w:p>
-      <w:pPr>
-        <w:pStyle w:val="Heading3"/>
-      </w:pPr>
-      <w:r>
-        <w:t>Hint · try first</w:t>
-      </w:r>
-    </w:p>
-    <w:p>
-      <w:pPr>
-        <w:spacing w:line="336" w:lineRule="auto" w:after="180"/>
-        <w:shd w:fill="F1F6F8"/>
-      </w:pPr>
-      <w:r>
-        <w:rPr>
-          <w:b w:val="0"/>
-        </w:rPr>
-        <w:t>Hint if needed: Use the changed condition and the deciding step in the pictorial trace. The answer must say what follows from those facts.</w:t>
-      </w:r>
-    </w:p>
-    <w:p>
-      <w:pPr>
-        <w:pStyle w:val="Heading3"/>
-      </w:pPr>
-      <w:r>
-        <w:t>Feedback · compare after trying</w:t>
-      </w:r>
-    </w:p>
-    <w:p>
-      <w:pPr>
-        <w:spacing w:line="336" w:lineRule="auto" w:after="180"/>
-        <w:shd w:fill="F1F6FC"/>
-      </w:pPr>
-      <w:r>
-        <w:rPr>
-          <w:b w:val="0"/>
-        </w:rPr>
-        <w:t>After your attempt, compare with the supported explanation: The printed result is 2. 0×5+2=2; there is no rule saying zero boxes means zero loose books.</w:t>
-      </w:r>
-    </w:p>
-    <w:p>
-      <w:pPr>
-        <w:pStyle w:val="Heading3"/>
-      </w:pPr>
-      <w:r>
-        <w:t>Repair a missing building block</w:t>
-      </w:r>
-    </w:p>
-    <w:p>
-      <w:pPr>
-        <w:spacing w:line="336" w:lineRule="auto" w:after="180"/>
-      </w:pPr>
-      <w:r>
-        <w:rPr>
-          <w:b w:val="0"/>
-        </w:rPr>
-        <w:t xml:space="preserve">Review Expo and Defense (ai-1/36). Goal: Evaluate a saved candidate and a manual baseline fairly. Short practice: Write one defensible success statement and one claim the </w:t>
-      </w:r>
-      <w:r>
-        <w:rPr>
-          <w:b/>
-        </w:rPr>
-        <w:t>evidence</w:t>
-      </w:r>
-      <w:r>
-        <w:rPr>
-          <w:b w:val="0"/>
-        </w:rPr>
-        <w:t xml:space="preserve"> cannot support..</w:t>
-      </w:r>
-    </w:p>
-    <w:p>
-      <w:pPr>
-        <w:spacing w:line="336" w:lineRule="auto" w:after="180"/>
-      </w:pPr>
-      <w:r>
-        <w:rPr>
-          <w:b w:val="0"/>
-        </w:rPr>
-        <w:t>Return to this week and explain what you changed.</w:t>
-      </w:r>
-    </w:p>
-    <w:p>
-      <w:pPr>
-        <w:pStyle w:val="Heading3"/>
-      </w:pPr>
-      <w:r>
-        <w:t>Predict, run and debug</w:t>
-      </w:r>
-    </w:p>
-    <w:p>
-      <w:pPr>
-        <w:spacing w:line="336" w:lineRule="auto" w:after="180"/>
-      </w:pPr>
-      <w:r>
-        <w:rPr>
-          <w:b w:val="0"/>
-        </w:rPr>
-        <w:t xml:space="preserve">The browser lab lets you edit the supported Python examples already included in this lesson. Predict first, run, inspect the actual </w:t>
-      </w:r>
-      <w:r>
-        <w:rPr>
-          <w:b/>
-        </w:rPr>
-        <w:t>output</w:t>
-      </w:r>
-      <w:r>
-        <w:rPr>
-          <w:b w:val="0"/>
-        </w:rPr>
-        <w:t xml:space="preserve"> or error, change one </w:t>
-      </w:r>
-      <w:r>
-        <w:rPr>
-          <w:b/>
-        </w:rPr>
-        <w:t>input</w:t>
-      </w:r>
-      <w:r>
-        <w:rPr>
-          <w:b w:val="0"/>
-        </w:rPr>
-        <w:t>, then run again.</w:t>
-      </w:r>
-    </w:p>
-    <w:p>
-      <w:pPr>
-        <w:spacing w:line="336" w:lineRule="auto" w:after="180"/>
-      </w:pPr>
-      <w:r>
-        <w:rPr>
-          <w:b w:val="0"/>
-        </w:rPr>
-        <w:t xml:space="preserve">Keep code, </w:t>
-      </w:r>
-      <w:r>
-        <w:rPr>
-          <w:b/>
-        </w:rPr>
-        <w:t>prediction</w:t>
-      </w:r>
-      <w:r>
-        <w:rPr>
-          <w:b w:val="0"/>
-        </w:rPr>
-        <w:t>s, actual results and a reasoned revision together. On paper, label your result as a trace rather than an execution.</w:t>
-      </w:r>
-    </w:p>
-    <w:p>
-      <w:pPr>
-        <w:pStyle w:val="Heading3"/>
-      </w:pPr>
-      <w:r>
         <w:t>Keep your completed work</w:t>
       </w:r>
     </w:p>
     <w:p>
       <w:pPr>
-        <w:spacing w:line="336" w:lineRule="auto" w:after="180"/>
-      </w:pPr>
-      <w:r>
-        <w:rPr>
-          <w:b w:val="0"/>
-        </w:rPr>
-        <w:t xml:space="preserve">Use Download completed work in the hosted lesson to export your answers, reflections, practice feedback and code-run </w:t>
-      </w:r>
-      <w:r>
-        <w:rPr>
-          <w:b/>
-        </w:rPr>
-        <w:t>evidence</w:t>
-      </w:r>
-      <w:r>
-        <w:rPr>
-          <w:b w:val="0"/>
-        </w:rPr>
-        <w:t>. Open the HTML copy to read or print it.</w:t>
-      </w:r>
-    </w:p>
-    <w:p>
-      <w:pPr>
-        <w:spacing w:line="336" w:lineRule="auto" w:after="180"/>
-      </w:pPr>
-      <w:r>
-        <w:rPr>
-          <w:b w:val="0"/>
-        </w:rPr>
-        <w:t>Drafts stay in this browser when storage is available; clear drafts on a shared device.</w:t>
-      </w:r>
-    </w:p>
-    <w:p>
-      <w:pPr>
-        <w:pStyle w:val="Heading3"/>
-      </w:pPr>
-      <w:r>
-        <w:t>What I repaired, the evidence I kept and the next test</w:t>
-      </w:r>
-    </w:p>
-    <w:p>
-      <w:r>
-        <w:t>________________________________________________________________</w:t>
-      </w:r>
-    </w:p>
-    <w:p>
-      <w:r>
-        <w:t>________________________________________________________________</w:t>
-      </w:r>
-    </w:p>
-    <w:p>
-      <w:r>
-        <w:t>________________________________________________________________</w:t>
-      </w:r>
-    </w:p>
-    <w:p>
-      <w:r>
-        <w:t>________________________________________________________________</w:t>
-      </w:r>
-    </w:p>
-    <w:p>
-      <w:r>
-        <w:t>________________________________________________________________</w:t>
-      </w:r>
-    </w:p>
-    <w:p>
-      <w:pPr>
         <w:pStyle w:val="Heading1"/>
       </w:pPr>
       <w:r>
-        <w:t>21. Visual concept journey</w:t>
-      </w:r>
-    </w:p>
-    <w:p>
-      <w:r>
-        <w:t>Explain each Precision in Algorithms picture from its labels, then record a relevant limit.</w:t>
-      </w:r>
-    </w:p>
-    <w:p>
-      <w:pPr>
-        <w:pStyle w:val="Heading3"/>
+        <w:t>21. Reference · Six-picture response sheets</w:t>
+      </w:r>
+    </w:p>
+    <w:p>
+      <w:r>
+        <w:t>Choose the image that helps rather than repeating all six.</w:t>
+      </w:r>
+    </w:p>
+    <w:p>
+      <w:pPr>
+        <w:pStyle w:val="Heading2"/>
       </w:pPr>
       <w:r>
         <w:t>01. Precision in Algorithms: the case</w:t>
@@ -2635,7 +2708,6 @@
     <w:p>
       <w:pPr>
         <w:spacing w:line="336" w:lineRule="auto" w:after="180"/>
-        <w:shd w:fill="F5F1FB"/>
       </w:pPr>
       <w:r>
         <w:rPr>
@@ -2674,7 +2746,7 @@
     </w:p>
     <w:p>
       <w:pPr>
-        <w:pStyle w:val="Heading3"/>
+        <w:pStyle w:val="Heading2"/>
       </w:pPr>
       <w:r>
         <w:t>02. Follow the deciding steps</w:t>
@@ -2754,7 +2826,6 @@
     <w:p>
       <w:pPr>
         <w:spacing w:line="336" w:lineRule="auto" w:after="180"/>
-        <w:shd w:fill="F5F1FB"/>
       </w:pPr>
       <w:r>
         <w:rPr>
@@ -2805,7 +2876,7 @@
     </w:p>
     <w:p>
       <w:pPr>
-        <w:pStyle w:val="Heading3"/>
+        <w:pStyle w:val="Heading2"/>
       </w:pPr>
       <w:r>
         <w:t>03. A calculation from paper to output</w:t>
@@ -2873,7 +2944,6 @@
     <w:p>
       <w:pPr>
         <w:spacing w:line="336" w:lineRule="auto" w:after="180"/>
-        <w:shd w:fill="F5F1FB"/>
       </w:pPr>
       <w:r>
         <w:rPr>
@@ -2912,7 +2982,7 @@
     </w:p>
     <w:p>
       <w:pPr>
-        <w:pStyle w:val="Heading3"/>
+        <w:pStyle w:val="Heading2"/>
       </w:pPr>
       <w:r>
         <w:t>04. Change one thing. Trace what follows.</w:t>
@@ -2980,7 +3050,6 @@
     <w:p>
       <w:pPr>
         <w:spacing w:line="336" w:lineRule="auto" w:after="180"/>
-        <w:shd w:fill="F5F1FB"/>
       </w:pPr>
       <w:r>
         <w:rPr>
@@ -3019,7 +3088,7 @@
     </w:p>
     <w:p>
       <w:pPr>
-        <w:pStyle w:val="Heading3"/>
+        <w:pStyle w:val="Heading2"/>
       </w:pPr>
       <w:r>
         <w:t>05. Connect the explanation to its limit</w:t>
@@ -3127,7 +3196,6 @@
     <w:p>
       <w:pPr>
         <w:spacing w:line="336" w:lineRule="auto" w:after="180"/>
-        <w:shd w:fill="F5F1FB"/>
       </w:pPr>
       <w:r>
         <w:rPr>
@@ -3166,7 +3234,7 @@
     </w:p>
     <w:p>
       <w:pPr>
-        <w:pStyle w:val="Heading3"/>
+        <w:pStyle w:val="Heading2"/>
       </w:pPr>
       <w:r>
         <w:t>06. Make the idea visible in your project</w:t>
@@ -3211,7 +3279,6 @@
     <w:p>
       <w:pPr>
         <w:spacing w:line="336" w:lineRule="auto" w:after="180"/>
-        <w:shd w:fill="F5F1FB"/>
       </w:pPr>
       <w:r>
         <w:rPr>
@@ -3235,7 +3302,6 @@
     <w:p>
       <w:pPr>
         <w:spacing w:line="336" w:lineRule="auto" w:after="180"/>
-        <w:shd w:fill="F5F1FB"/>
       </w:pPr>
       <w:r>
         <w:rPr>
@@ -3259,7 +3325,6 @@
     <w:p>
       <w:pPr>
         <w:spacing w:line="336" w:lineRule="auto" w:after="180"/>
-        <w:shd w:fill="F5F1FB"/>
       </w:pPr>
       <w:r>
         <w:rPr>
@@ -3306,6 +3371,62 @@
     <w:p>
       <w:r>
         <w:t>________________________________________________________________</w:t>
+      </w:r>
+    </w:p>
+    <w:p>
+      <w:pPr>
+        <w:pStyle w:val="Heading2"/>
+      </w:pPr>
+      <w:r>
+        <w:t>Earlier wording, alternatives and picture transcripts · reference / check after trying</w:t>
+      </w:r>
+    </w:p>
+    <w:p>
+      <w:pPr>
+        <w:pStyle w:val="Heading3"/>
+      </w:pPr>
+      <w:r>
+        <w:t>01. Precision in Algorithms: the case</w:t>
+      </w:r>
+    </w:p>
+    <w:p>
+      <w:pPr>
+        <w:pStyle w:val="Heading3"/>
+      </w:pPr>
+      <w:r>
+        <w:t>02. Follow the deciding steps</w:t>
+      </w:r>
+    </w:p>
+    <w:p>
+      <w:pPr>
+        <w:pStyle w:val="Heading3"/>
+      </w:pPr>
+      <w:r>
+        <w:t>03. A calculation from paper to output</w:t>
+      </w:r>
+    </w:p>
+    <w:p>
+      <w:pPr>
+        <w:pStyle w:val="Heading3"/>
+      </w:pPr>
+      <w:r>
+        <w:t>04. Change one thing. Trace what follows.</w:t>
+      </w:r>
+    </w:p>
+    <w:p>
+      <w:pPr>
+        <w:pStyle w:val="Heading3"/>
+      </w:pPr>
+      <w:r>
+        <w:t>05. Connect the explanation to its limit</w:t>
+      </w:r>
+    </w:p>
+    <w:p>
+      <w:pPr>
+        <w:pStyle w:val="Heading3"/>
+      </w:pPr>
+      <w:r>
+        <w:t>06. Make the idea visible in your project</w:t>
       </w:r>
     </w:p>
     <w:sectPr>
